--- a/files/CV-Hongyue_Yu-Beihang.docx
+++ b/files/CV-Hongyue_Yu-Beihang.docx
@@ -1016,19 +1016,93 @@
         <w:jc w:val="both"/>
         <w:rPr>
           <w:rStyle w:val="11"/>
-          <w:rFonts w:hint="eastAsia" w:ascii="Times New Roman" w:hAnsi="Times New Roman"/>
-          <w:iCs/>
-          <w:color w:val="auto"/>
-          <w:u w:val="none"/>
-          <w:lang w:eastAsia="zh-CN"/>
-        </w:rPr>
-      </w:pPr>
-      <w:r>
-        <w:rPr>
-          <w:rStyle w:val="11"/>
-          <w:rFonts w:hint="eastAsia" w:ascii="Times New Roman" w:hAnsi="Times New Roman"/>
-          <w:b w:val="0"/>
-          <w:bCs w:val="0"/>
+          <w:rFonts w:ascii="Times New Roman" w:hAnsi="Times New Roman"/>
+          <w:iCs/>
+          <w:color w:val="auto"/>
+          <w:u w:val="none"/>
+          <w:lang w:eastAsia="zh-CN"/>
+        </w:rPr>
+      </w:pPr>
+      <w:r>
+        <w:rPr>
+          <w:rStyle w:val="11"/>
+          <w:rFonts w:hint="eastAsia" w:ascii="Times New Roman" w:hAnsi="Times New Roman"/>
+          <w:b/>
+          <w:bCs/>
+          <w:iCs/>
+          <w:color w:val="auto"/>
+          <w:u w:val="none"/>
+          <w:lang w:val="en-US" w:eastAsia="zh-CN"/>
+        </w:rPr>
+        <w:t>H</w:t>
+      </w:r>
+      <w:r>
+        <w:rPr>
+          <w:rStyle w:val="11"/>
+          <w:rFonts w:hint="default" w:ascii="Times New Roman" w:hAnsi="Times New Roman"/>
+          <w:b/>
+          <w:bCs/>
+          <w:iCs/>
+          <w:color w:val="auto"/>
+          <w:u w:val="none"/>
+          <w:lang w:val="en-US" w:eastAsia="zh-CN"/>
+        </w:rPr>
+        <w:t>ongyue</w:t>
+      </w:r>
+      <w:r>
+        <w:rPr>
+          <w:rStyle w:val="11"/>
+          <w:rFonts w:hint="eastAsia" w:ascii="Times New Roman" w:hAnsi="Times New Roman"/>
+          <w:b/>
+          <w:bCs/>
+          <w:iCs/>
+          <w:color w:val="auto"/>
+          <w:u w:val="none"/>
+          <w:lang w:eastAsia="zh-CN"/>
+        </w:rPr>
+        <w:t xml:space="preserve"> </w:t>
+      </w:r>
+      <w:r>
+        <w:rPr>
+          <w:rStyle w:val="11"/>
+          <w:rFonts w:hint="eastAsia" w:ascii="Times New Roman" w:hAnsi="Times New Roman"/>
+          <w:b/>
+          <w:bCs/>
+          <w:iCs/>
+          <w:color w:val="auto"/>
+          <w:u w:val="none"/>
+          <w:lang w:val="en-US" w:eastAsia="zh-CN"/>
+        </w:rPr>
+        <w:t>Yu</w:t>
+      </w:r>
+      <w:r>
+        <w:rPr>
+          <w:rStyle w:val="11"/>
+          <w:rFonts w:hint="eastAsia" w:ascii="Times New Roman" w:hAnsi="Times New Roman"/>
+          <w:b/>
+          <w:bCs/>
+          <w:iCs/>
+          <w:color w:val="auto"/>
+          <w:u w:val="none"/>
+          <w:lang w:eastAsia="zh-CN"/>
+        </w:rPr>
+        <w:t>,</w:t>
+      </w:r>
+      <w:r>
+        <w:rPr>
+          <w:rStyle w:val="11"/>
+          <w:rFonts w:hint="eastAsia" w:ascii="Times New Roman" w:hAnsi="Times New Roman"/>
+          <w:iCs/>
+          <w:color w:val="auto"/>
+          <w:u w:val="none"/>
+          <w:lang w:eastAsia="zh-CN"/>
+        </w:rPr>
+        <w:t xml:space="preserve"> </w:t>
+      </w:r>
+      <w:r>
+        <w:rPr>
+          <w:rStyle w:val="11"/>
+          <w:rFonts w:hint="eastAsia" w:ascii="Times New Roman" w:hAnsi="Times New Roman"/>
           <w:iCs/>
           <w:color w:val="auto"/>
           <w:u w:val="none"/>
@@ -1040,8 +1114,6 @@
         <w:rPr>
           <w:rStyle w:val="11"/>
           <w:rFonts w:hint="default" w:ascii="Times New Roman" w:hAnsi="Times New Roman"/>
-          <w:b w:val="0"/>
-          <w:bCs w:val="0"/>
           <w:iCs/>
           <w:color w:val="auto"/>
           <w:u w:val="none"/>
@@ -1053,8 +1125,72 @@
         <w:rPr>
           <w:rStyle w:val="11"/>
           <w:rFonts w:hint="eastAsia" w:ascii="Times New Roman" w:hAnsi="Times New Roman"/>
-          <w:b w:val="0"/>
-          <w:bCs w:val="0"/>
+          <w:iCs/>
+          <w:color w:val="auto"/>
+          <w:u w:val="none"/>
+          <w:lang w:eastAsia="zh-CN"/>
+        </w:rPr>
+        <w:t xml:space="preserve">. Li, </w:t>
+      </w:r>
+      <w:r>
+        <w:rPr>
+          <w:rStyle w:val="11"/>
+          <w:rFonts w:hint="default" w:ascii="Times New Roman" w:hAnsi="Times New Roman"/>
+          <w:iCs/>
+          <w:color w:val="auto"/>
+          <w:u w:val="none"/>
+          <w:lang w:val="en-US" w:eastAsia="zh-CN"/>
+        </w:rPr>
+        <w:t>et al.</w:t>
+      </w:r>
+      <w:r>
+        <w:rPr>
+          <w:rStyle w:val="11"/>
+          <w:rFonts w:hint="eastAsia" w:ascii="Times New Roman" w:hAnsi="Times New Roman"/>
+          <w:iCs/>
+          <w:color w:val="auto"/>
+          <w:u w:val="none"/>
+          <w:lang w:eastAsia="zh-CN"/>
+        </w:rPr>
+        <w:t>“</w:t>
+      </w:r>
+      <w:r>
+        <w:rPr>
+          <w:rStyle w:val="11"/>
+          <w:rFonts w:hint="eastAsia" w:ascii="Times New Roman" w:hAnsi="Times New Roman"/>
+          <w:iCs/>
+          <w:color w:val="auto"/>
+          <w:u w:val="none"/>
+          <w:lang w:val="en-US" w:eastAsia="zh-CN"/>
+        </w:rPr>
+        <w:t>TDD-Agent: Test-Driven Reasoning for Code Generation</w:t>
+      </w:r>
+      <w:r>
+        <w:rPr>
+          <w:rStyle w:val="11"/>
+          <w:rFonts w:hint="eastAsia" w:ascii="Times New Roman" w:hAnsi="Times New Roman"/>
+          <w:iCs/>
+          <w:color w:val="auto"/>
+          <w:u w:val="none"/>
+          <w:lang w:eastAsia="zh-CN"/>
+        </w:rPr>
+        <w:t>,</w:t>
+      </w:r>
+      <w:r>
+        <w:rPr>
+          <w:rStyle w:val="11"/>
+          <w:rFonts w:ascii="Times New Roman" w:hAnsi="Times New Roman"/>
+          <w:iCs/>
+          <w:color w:val="auto"/>
+          <w:u w:val="none"/>
+          <w:lang w:eastAsia="zh-CN"/>
+        </w:rPr>
+        <w:t>”</w:t>
+      </w:r>
+      <w:r>
+        <w:rPr>
+          <w:rStyle w:val="11"/>
+          <w:rFonts w:hint="eastAsia" w:ascii="Times New Roman" w:hAnsi="Times New Roman"/>
           <w:iCs/>
           <w:color w:val="auto"/>
           <w:u w:val="none"/>
@@ -1066,329 +1202,87 @@
         <w:rPr>
           <w:rStyle w:val="11"/>
           <w:rFonts w:hint="eastAsia" w:ascii="Times New Roman" w:hAnsi="Times New Roman"/>
-          <w:b w:val="0"/>
-          <w:bCs w:val="0"/>
-          <w:iCs/>
-          <w:color w:val="auto"/>
-          <w:u w:val="none"/>
-          <w:lang w:val="en-US" w:eastAsia="zh-CN"/>
-        </w:rPr>
-        <w:t>Li</w:t>
-      </w:r>
-      <w:r>
-        <w:rPr>
-          <w:rStyle w:val="11"/>
-          <w:rFonts w:hint="eastAsia" w:ascii="Times New Roman" w:hAnsi="Times New Roman"/>
-          <w:b w:val="0"/>
-          <w:bCs w:val="0"/>
-          <w:iCs/>
-          <w:color w:val="auto"/>
-          <w:u w:val="none"/>
-          <w:lang w:eastAsia="zh-CN"/>
-        </w:rPr>
-        <w:t>,</w:t>
-      </w:r>
-      <w:r>
-        <w:rPr>
-          <w:rStyle w:val="11"/>
-          <w:rFonts w:hint="eastAsia" w:ascii="Times New Roman" w:hAnsi="Times New Roman"/>
-          <w:iCs/>
-          <w:color w:val="auto"/>
-          <w:u w:val="none"/>
-          <w:lang w:eastAsia="zh-CN"/>
-        </w:rPr>
-        <w:t xml:space="preserve"> Y</w:t>
+          <w:i/>
+          <w:color w:val="auto"/>
+          <w:u w:val="none"/>
+          <w:lang w:val="en-US" w:eastAsia="zh-CN"/>
+        </w:rPr>
+        <w:t>Conference</w:t>
+      </w:r>
+      <w:r>
+        <w:rPr>
+          <w:rStyle w:val="11"/>
+          <w:rFonts w:hint="eastAsia" w:ascii="Times New Roman" w:hAnsi="Times New Roman"/>
+          <w:i/>
+          <w:color w:val="auto"/>
+          <w:u w:val="none"/>
+          <w:lang w:eastAsia="zh-CN"/>
+        </w:rPr>
+        <w:t xml:space="preserve"> </w:t>
+      </w:r>
+      <w:r>
+        <w:rPr>
+          <w:rStyle w:val="11"/>
+          <w:rFonts w:hint="eastAsia" w:ascii="Times New Roman" w:hAnsi="Times New Roman"/>
+          <w:i/>
+          <w:color w:val="auto"/>
+          <w:u w:val="none"/>
+          <w:lang w:val="en-US" w:eastAsia="zh-CN"/>
+        </w:rPr>
+        <w:t>on Empirical Methods in Natural Language Processing</w:t>
+      </w:r>
+      <w:r>
+        <w:rPr>
+          <w:rStyle w:val="11"/>
+          <w:rFonts w:hint="eastAsia" w:ascii="Times New Roman" w:hAnsi="Times New Roman"/>
+          <w:i w:val="0"/>
+          <w:iCs/>
+          <w:color w:val="auto"/>
+          <w:u w:val="none"/>
+          <w:lang w:val="en-US" w:eastAsia="zh-CN"/>
+        </w:rPr>
+        <w:t xml:space="preserve"> (</w:t>
+      </w:r>
+      <w:r>
+        <w:rPr>
+          <w:rStyle w:val="11"/>
+          <w:rFonts w:hint="eastAsia" w:ascii="Times New Roman" w:hAnsi="Times New Roman"/>
+          <w:b/>
+          <w:bCs/>
+          <w:i w:val="0"/>
+          <w:iCs/>
+          <w:color w:val="auto"/>
+          <w:u w:val="none"/>
+          <w:lang w:val="en-US" w:eastAsia="zh-CN"/>
+        </w:rPr>
+        <w:t>EMNLP 2026</w:t>
+      </w:r>
+      <w:r>
+        <w:rPr>
+          <w:rStyle w:val="11"/>
+          <w:rFonts w:hint="eastAsia" w:ascii="Times New Roman" w:hAnsi="Times New Roman"/>
+          <w:i w:val="0"/>
+          <w:iCs/>
+          <w:color w:val="auto"/>
+          <w:u w:val="none"/>
+          <w:lang w:val="en-US" w:eastAsia="zh-CN"/>
+        </w:rPr>
+        <w:t>), May 2026.</w:t>
       </w:r>
       <w:r>
         <w:rPr>
           <w:rStyle w:val="11"/>
           <w:rFonts w:hint="default" w:ascii="Times New Roman" w:hAnsi="Times New Roman"/>
-          <w:iCs/>
-          <w:color w:val="auto"/>
-          <w:u w:val="none"/>
-          <w:lang w:val="en-US" w:eastAsia="zh-CN"/>
-        </w:rPr>
-        <w:t>uan</w:t>
-      </w:r>
-      <w:r>
-        <w:rPr>
-          <w:rStyle w:val="11"/>
-          <w:rFonts w:hint="eastAsia" w:ascii="Times New Roman" w:hAnsi="Times New Roman"/>
-          <w:iCs/>
-          <w:color w:val="auto"/>
-          <w:u w:val="none"/>
-          <w:lang w:eastAsia="zh-CN"/>
+          <w:i w:val="0"/>
+          <w:iCs/>
+          <w:color w:val="auto"/>
+          <w:u w:val="none"/>
+          <w:lang w:val="en-US" w:eastAsia="zh-CN"/>
         </w:rPr>
         <w:t xml:space="preserve"> </w:t>
       </w:r>
       <w:r>
         <w:rPr>
-          <w:rStyle w:val="11"/>
-          <w:rFonts w:hint="eastAsia" w:ascii="Times New Roman" w:hAnsi="Times New Roman"/>
-          <w:iCs/>
-          <w:color w:val="auto"/>
-          <w:u w:val="none"/>
-          <w:lang w:val="en-US" w:eastAsia="zh-CN"/>
-        </w:rPr>
-        <w:t>Yuan</w:t>
-      </w:r>
-      <w:r>
-        <w:rPr>
-          <w:rStyle w:val="11"/>
-          <w:rFonts w:hint="eastAsia" w:ascii="Times New Roman" w:hAnsi="Times New Roman"/>
-          <w:iCs/>
-          <w:color w:val="auto"/>
-          <w:u w:val="none"/>
-          <w:lang w:eastAsia="zh-CN"/>
-        </w:rPr>
-        <w:t xml:space="preserve">, </w:t>
-      </w:r>
-      <w:r>
-        <w:rPr>
-          <w:rStyle w:val="11"/>
-          <w:rFonts w:hint="eastAsia" w:ascii="Times New Roman" w:hAnsi="Times New Roman"/>
-          <w:b/>
-          <w:bCs/>
-          <w:iCs/>
-          <w:color w:val="auto"/>
-          <w:u w:val="none"/>
-          <w:lang w:val="en-US" w:eastAsia="zh-CN"/>
-        </w:rPr>
-        <w:t>H</w:t>
-      </w:r>
-      <w:r>
-        <w:rPr>
-          <w:rStyle w:val="11"/>
-          <w:rFonts w:hint="default" w:ascii="Times New Roman" w:hAnsi="Times New Roman"/>
-          <w:b/>
-          <w:bCs/>
-          <w:iCs/>
-          <w:color w:val="auto"/>
-          <w:u w:val="none"/>
-          <w:lang w:val="en-US" w:eastAsia="zh-CN"/>
-        </w:rPr>
-        <w:t>ongyue</w:t>
-      </w:r>
-      <w:r>
-        <w:rPr>
-          <w:rStyle w:val="11"/>
-          <w:rFonts w:hint="eastAsia" w:ascii="Times New Roman" w:hAnsi="Times New Roman"/>
-          <w:b/>
-          <w:bCs/>
-          <w:iCs/>
-          <w:color w:val="auto"/>
-          <w:u w:val="none"/>
-          <w:lang w:eastAsia="zh-CN"/>
-        </w:rPr>
-        <w:t xml:space="preserve"> </w:t>
-      </w:r>
-      <w:r>
-        <w:rPr>
-          <w:rStyle w:val="11"/>
-          <w:rFonts w:hint="eastAsia" w:ascii="Times New Roman" w:hAnsi="Times New Roman"/>
-          <w:b/>
-          <w:bCs/>
-          <w:iCs/>
-          <w:color w:val="auto"/>
-          <w:u w:val="none"/>
-          <w:lang w:val="en-US" w:eastAsia="zh-CN"/>
-        </w:rPr>
-        <w:t>Yu</w:t>
-      </w:r>
-      <w:r>
-        <w:rPr>
-          <w:rStyle w:val="11"/>
-          <w:rFonts w:hint="eastAsia" w:ascii="Times New Roman" w:hAnsi="Times New Roman"/>
-          <w:iCs/>
-          <w:color w:val="auto"/>
-          <w:u w:val="none"/>
-          <w:lang w:eastAsia="zh-CN"/>
-        </w:rPr>
-        <w:t xml:space="preserve">, </w:t>
-      </w:r>
-      <w:r>
-        <w:rPr>
-          <w:rStyle w:val="11"/>
-          <w:rFonts w:hint="eastAsia" w:ascii="Times New Roman" w:hAnsi="Times New Roman"/>
-          <w:iCs/>
-          <w:color w:val="auto"/>
-          <w:u w:val="none"/>
-          <w:lang w:val="en-US" w:eastAsia="zh-CN"/>
-        </w:rPr>
-        <w:t>et</w:t>
-      </w:r>
-      <w:r>
-        <w:rPr>
-          <w:rStyle w:val="11"/>
-          <w:rFonts w:hint="default" w:ascii="Times New Roman" w:hAnsi="Times New Roman"/>
-          <w:iCs/>
-          <w:color w:val="auto"/>
-          <w:u w:val="none"/>
-          <w:lang w:val="en-US" w:eastAsia="zh-CN"/>
-        </w:rPr>
-        <w:t xml:space="preserve"> al.</w:t>
-      </w:r>
-      <w:r>
-        <w:rPr>
-          <w:rStyle w:val="11"/>
-          <w:rFonts w:hint="eastAsia" w:ascii="Times New Roman" w:hAnsi="Times New Roman"/>
-          <w:iCs/>
-          <w:color w:val="auto"/>
-          <w:u w:val="none"/>
-          <w:lang w:eastAsia="zh-CN"/>
-        </w:rPr>
-        <w:t>“</w:t>
-      </w:r>
-      <w:r>
-        <w:rPr>
-          <w:rStyle w:val="11"/>
-          <w:rFonts w:hint="eastAsia" w:ascii="Times New Roman" w:hAnsi="Times New Roman"/>
-          <w:iCs/>
-          <w:color w:val="auto"/>
-          <w:u w:val="none"/>
-          <w:lang w:val="en-US" w:eastAsia="zh-CN"/>
-        </w:rPr>
-        <w:t>CoCoEvo: Co-Evolution of Programs and Test Cases to Enhance Code Generation</w:t>
-      </w:r>
-      <w:r>
-        <w:rPr>
-          <w:rStyle w:val="11"/>
-          <w:rFonts w:hint="eastAsia" w:ascii="Times New Roman" w:hAnsi="Times New Roman"/>
-          <w:iCs/>
-          <w:color w:val="auto"/>
-          <w:u w:val="none"/>
-          <w:lang w:eastAsia="zh-CN"/>
-        </w:rPr>
-        <w:t>,</w:t>
-      </w:r>
-      <w:r>
-        <w:rPr>
-          <w:rStyle w:val="11"/>
-          <w:rFonts w:ascii="Times New Roman" w:hAnsi="Times New Roman"/>
-          <w:iCs/>
-          <w:color w:val="auto"/>
-          <w:u w:val="none"/>
-          <w:lang w:eastAsia="zh-CN"/>
-        </w:rPr>
-        <w:t xml:space="preserve">” </w:t>
-      </w:r>
-      <w:r>
-        <w:rPr>
-          <w:rStyle w:val="11"/>
-          <w:rFonts w:hint="eastAsia" w:ascii="Times New Roman" w:hAnsi="Times New Roman"/>
-          <w:i/>
-          <w:color w:val="auto"/>
-          <w:u w:val="none"/>
-          <w:lang w:eastAsia="zh-CN"/>
-        </w:rPr>
-        <w:t xml:space="preserve">IEEE Transactions on </w:t>
-      </w:r>
-      <w:r>
-        <w:rPr>
-          <w:rStyle w:val="11"/>
-          <w:rFonts w:hint="eastAsia" w:ascii="Times New Roman" w:hAnsi="Times New Roman"/>
-          <w:i/>
-          <w:color w:val="auto"/>
-          <w:u w:val="none"/>
-          <w:lang w:val="en-US" w:eastAsia="zh-CN"/>
-        </w:rPr>
-        <w:t>Evolutionary</w:t>
-      </w:r>
-      <w:r>
-        <w:rPr>
-          <w:rStyle w:val="11"/>
-          <w:rFonts w:hint="eastAsia" w:ascii="Times New Roman" w:hAnsi="Times New Roman"/>
-          <w:i/>
-          <w:color w:val="auto"/>
-          <w:u w:val="none"/>
-          <w:lang w:eastAsia="zh-CN"/>
-        </w:rPr>
-        <w:t xml:space="preserve"> </w:t>
-      </w:r>
-      <w:r>
-        <w:rPr>
-          <w:rStyle w:val="11"/>
-          <w:rFonts w:hint="eastAsia" w:ascii="Times New Roman" w:hAnsi="Times New Roman"/>
-          <w:i/>
-          <w:color w:val="auto"/>
-          <w:u w:val="none"/>
-          <w:lang w:val="en-US" w:eastAsia="zh-CN"/>
-        </w:rPr>
-        <w:t>Computation</w:t>
-      </w:r>
-      <w:r>
-        <w:rPr>
-          <w:rStyle w:val="11"/>
-          <w:rFonts w:hint="eastAsia" w:ascii="Times New Roman" w:hAnsi="Times New Roman"/>
-          <w:iCs/>
-          <w:color w:val="auto"/>
-          <w:u w:val="none"/>
-          <w:lang w:eastAsia="zh-CN"/>
-        </w:rPr>
-        <w:t>(</w:t>
-      </w:r>
-      <w:r>
-        <w:rPr>
-          <w:rStyle w:val="11"/>
-          <w:rFonts w:hint="eastAsia" w:ascii="Times New Roman" w:hAnsi="Times New Roman"/>
-          <w:b/>
-          <w:bCs/>
-          <w:iCs/>
-          <w:color w:val="auto"/>
-          <w:u w:val="none"/>
-          <w:lang w:eastAsia="zh-CN"/>
-        </w:rPr>
-        <w:t>T</w:t>
-      </w:r>
-      <w:r>
-        <w:rPr>
-          <w:rStyle w:val="11"/>
-          <w:rFonts w:hint="eastAsia" w:ascii="Times New Roman" w:hAnsi="Times New Roman"/>
-          <w:b/>
-          <w:bCs/>
-          <w:iCs/>
-          <w:color w:val="auto"/>
-          <w:u w:val="none"/>
-          <w:lang w:val="en-US" w:eastAsia="zh-CN"/>
-        </w:rPr>
-        <w:t>EVC</w:t>
-      </w:r>
-      <w:r>
-        <w:rPr>
-          <w:rStyle w:val="11"/>
-          <w:rFonts w:hint="eastAsia" w:ascii="Times New Roman" w:hAnsi="Times New Roman"/>
-          <w:iCs/>
-          <w:color w:val="auto"/>
-          <w:u w:val="none"/>
-          <w:lang w:eastAsia="zh-CN"/>
-        </w:rPr>
-        <w:t>), May 202</w:t>
-      </w:r>
-      <w:r>
-        <w:rPr>
-          <w:rStyle w:val="11"/>
-          <w:rFonts w:hint="eastAsia" w:ascii="Times New Roman" w:hAnsi="Times New Roman"/>
-          <w:iCs/>
-          <w:color w:val="auto"/>
-          <w:u w:val="none"/>
-          <w:lang w:val="en-US" w:eastAsia="zh-CN"/>
-        </w:rPr>
-        <w:t>5</w:t>
-      </w:r>
-      <w:r>
-        <w:rPr>
-          <w:rStyle w:val="11"/>
-          <w:rFonts w:hint="eastAsia" w:ascii="Times New Roman" w:hAnsi="Times New Roman"/>
-          <w:iCs/>
-          <w:color w:val="auto"/>
-          <w:u w:val="none"/>
-          <w:lang w:eastAsia="zh-CN"/>
-        </w:rPr>
-        <w:t xml:space="preserve">. </w:t>
-      </w:r>
-      <w:r>
-        <w:rPr>
-          <w:rStyle w:val="11"/>
           <w:rFonts w:hint="eastAsia" w:ascii="Times New Roman" w:hAnsi="Times New Roman"/>
           <w:iCs/>
           <w:color w:val="auto"/>
@@ -1399,18 +1293,16 @@
       </w:r>
       <w:r>
         <w:rPr>
-          <w:rStyle w:val="11"/>
-          <w:rFonts w:hint="eastAsia" w:ascii="Times New Roman" w:hAnsi="Times New Roman"/>
-          <w:iCs/>
-          <w:color w:val="auto"/>
-          <w:u w:val="none"/>
-          <w:lang w:eastAsia="zh-CN"/>
-        </w:rPr>
-        <w:instrText xml:space="preserve"> HYPERLINK "https://arxiv.org/abs/2502.10802" </w:instrText>
-      </w:r>
-      <w:r>
-        <w:rPr>
-          <w:rStyle w:val="11"/>
+          <w:rFonts w:hint="eastAsia" w:ascii="Times New Roman" w:hAnsi="Times New Roman"/>
+          <w:iCs/>
+          <w:color w:val="auto"/>
+          <w:u w:val="none"/>
+          <w:lang w:eastAsia="zh-CN"/>
+        </w:rPr>
+        <w:instrText xml:space="preserve"> HYPERLINK "https://arxiv.org/abs/2608.16742" </w:instrText>
+      </w:r>
+      <w:r>
+        <w:rPr>
           <w:rFonts w:hint="eastAsia" w:ascii="Times New Roman" w:hAnsi="Times New Roman"/>
           <w:iCs/>
           <w:color w:val="auto"/>
@@ -1426,11 +1318,28 @@
           <w:iCs/>
           <w:lang w:eastAsia="zh-CN"/>
         </w:rPr>
-        <w:t>[arxiv]</w:t>
-      </w:r>
-      <w:r>
-        <w:rPr>
-          <w:rStyle w:val="11"/>
+        <w:t>[</w:t>
+      </w:r>
+      <w:r>
+        <w:rPr>
+          <w:rStyle w:val="11"/>
+          <w:rFonts w:hint="eastAsia" w:ascii="Times New Roman" w:hAnsi="Times New Roman"/>
+          <w:iCs/>
+          <w:lang w:val="en-US" w:eastAsia="zh-CN"/>
+        </w:rPr>
+        <w:t>arxiv</w:t>
+      </w:r>
+      <w:r>
+        <w:rPr>
+          <w:rStyle w:val="11"/>
+          <w:rFonts w:hint="eastAsia" w:ascii="Times New Roman" w:hAnsi="Times New Roman"/>
+          <w:iCs/>
+          <w:lang w:eastAsia="zh-CN"/>
+        </w:rPr>
+        <w:t>]</w:t>
+      </w:r>
+      <w:r>
+        <w:rPr>
           <w:rFonts w:hint="eastAsia" w:ascii="Times New Roman" w:hAnsi="Times New Roman"/>
           <w:iCs/>
           <w:color w:val="auto"/>
@@ -1468,42 +1377,84 @@
           <w:u w:val="none"/>
           <w:lang w:eastAsia="zh-CN"/>
         </w:rPr>
-        <w:t xml:space="preserve">Proposed </w:t>
-      </w:r>
-      <w:r>
-        <w:rPr>
-          <w:rStyle w:val="11"/>
-          <w:rFonts w:hint="eastAsia" w:ascii="Times New Roman" w:hAnsi="Times New Roman"/>
-          <w:iCs/>
-          <w:color w:val="auto"/>
-          <w:u w:val="none"/>
-          <w:lang w:eastAsia="zh-CN"/>
-        </w:rPr>
-        <w:t xml:space="preserve">an </w:t>
-      </w:r>
-      <w:r>
-        <w:rPr>
-          <w:rStyle w:val="11"/>
-          <w:rFonts w:hint="default" w:ascii="Times New Roman" w:hAnsi="Times New Roman" w:cs="Times New Roman"/>
-          <w:b w:val="0"/>
-          <w:bCs w:val="0"/>
-          <w:iCs/>
-          <w:color w:val="auto"/>
-          <w:u w:val="none"/>
-          <w:lang w:eastAsia="zh-CN"/>
-        </w:rPr>
-        <w:t xml:space="preserve">LLM-based co-evolutionary framework </w:t>
-      </w:r>
-      <w:r>
-        <w:rPr>
-          <w:rStyle w:val="11"/>
-          <w:rFonts w:hint="eastAsia" w:ascii="Times New Roman" w:hAnsi="Times New Roman"/>
-          <w:iCs/>
-          <w:color w:val="auto"/>
-          <w:u w:val="none"/>
-          <w:lang w:eastAsia="zh-CN"/>
-        </w:rPr>
-        <w:t>that jointly generates and iteratively refines programs and test cases without relying on predefined test suites. CoCoEvo combines LLM-driven crossover and mutation, dynamic crossover-rate scheduling, coverage-guided test generation, and Pareto-based multi-objective test selection to improve both code correctness and test quality.</w:t>
+        <w:t>Proposed</w:t>
+      </w:r>
+      <w:r>
+        <w:rPr>
+          <w:rStyle w:val="11"/>
+          <w:rFonts w:hint="eastAsia" w:ascii="Times New Roman" w:hAnsi="Times New Roman"/>
+          <w:iCs/>
+          <w:color w:val="auto"/>
+          <w:u w:val="none"/>
+          <w:lang w:eastAsia="zh-CN"/>
+        </w:rPr>
+        <w:t xml:space="preserve"> a single-agent framework that operationalizes test-driven development for LLM-based code generation by generating tests before implementation and iteratively co-refining both tests and code using execution feedback. TDD-Agent treats tests as reasoning artifacts rather than fixed post-hoc validators, enabling models to identify implementation defects and correct flawed test assumptions throughout the process.</w:t>
+      </w:r>
+      <w:r>
+        <w:rPr>
+          <w:rStyle w:val="11"/>
+          <w:rFonts w:hint="eastAsia" w:ascii="Times New Roman" w:hAnsi="Times New Roman"/>
+          <w:iCs/>
+          <w:color w:val="auto"/>
+          <w:u w:val="none"/>
+          <w:lang w:val="en-US" w:eastAsia="zh-CN"/>
+        </w:rPr>
+        <w:t xml:space="preserve"> Evaluations on </w:t>
+      </w:r>
+      <w:r>
+        <w:rPr>
+          <w:rStyle w:val="11"/>
+          <w:rFonts w:hint="default" w:ascii="Times New Roman" w:hAnsi="Times New Roman"/>
+          <w:iCs/>
+          <w:color w:val="auto"/>
+          <w:u w:val="none"/>
+          <w:lang w:val="en-US" w:eastAsia="zh-CN"/>
+        </w:rPr>
+        <w:t>both function-level</w:t>
+      </w:r>
+      <w:r>
+        <w:rPr>
+          <w:rStyle w:val="11"/>
+          <w:rFonts w:hint="eastAsia" w:ascii="Times New Roman" w:hAnsi="Times New Roman"/>
+          <w:iCs/>
+          <w:color w:val="auto"/>
+          <w:u w:val="none"/>
+          <w:lang w:val="en-US" w:eastAsia="zh-CN"/>
+        </w:rPr>
+        <w:t xml:space="preserve"> and the repository-level benchmark</w:t>
+      </w:r>
+      <w:r>
+        <w:rPr>
+          <w:rStyle w:val="11"/>
+          <w:rFonts w:hint="default" w:ascii="Times New Roman" w:hAnsi="Times New Roman"/>
+          <w:iCs/>
+          <w:color w:val="auto"/>
+          <w:u w:val="none"/>
+          <w:lang w:val="en-US" w:eastAsia="zh-CN"/>
+        </w:rPr>
+        <w:t>s</w:t>
+      </w:r>
+      <w:r>
+        <w:rPr>
+          <w:rStyle w:val="11"/>
+          <w:rFonts w:hint="eastAsia" w:ascii="Times New Roman" w:hAnsi="Times New Roman"/>
+          <w:iCs/>
+          <w:color w:val="auto"/>
+          <w:u w:val="none"/>
+          <w:lang w:val="en-US" w:eastAsia="zh-CN"/>
+        </w:rPr>
+        <w:t xml:space="preserve"> showed consistent improvements over reasoning, retrieval, and agent-based baselines</w:t>
+      </w:r>
+      <w:r>
+        <w:rPr>
+          <w:rStyle w:val="11"/>
+          <w:rFonts w:hint="default" w:ascii="Times New Roman" w:hAnsi="Times New Roman"/>
+          <w:iCs/>
+          <w:color w:val="auto"/>
+          <w:u w:val="none"/>
+          <w:lang w:val="en-US" w:eastAsia="zh-CN"/>
+        </w:rPr>
+        <w:t>.</w:t>
       </w:r>
     </w:p>
     <w:p>
@@ -1893,7 +1844,7 @@
         <w:jc w:val="both"/>
         <w:rPr>
           <w:rStyle w:val="11"/>
-          <w:rFonts w:ascii="Times New Roman" w:hAnsi="Times New Roman"/>
+          <w:rFonts w:hint="eastAsia" w:ascii="Times New Roman" w:hAnsi="Times New Roman"/>
           <w:iCs/>
           <w:color w:val="auto"/>
           <w:u w:val="none"/>
@@ -1911,6 +1862,8 @@
         </w:rPr>
         <w:t xml:space="preserve">Identified the Self-Repair Trap, a failure mode in LLM-based test oracle generation where iterative execution-driven repair increasingly favors assertions that are easy to satisfy but less effective at revealing faults. Proposed DCAware, a computationally efficient, non-iterative framework that combines structured static program context with selectively retrieved dynamic execution states to improve oracle grounding. </w:t>
       </w:r>
+      <w:bookmarkStart w:id="2" w:name="_GoBack"/>
+      <w:bookmarkEnd w:id="2"/>
     </w:p>
     <w:p>
       <w:pPr>
@@ -1926,13 +1879,133 @@
         <w:jc w:val="both"/>
         <w:rPr>
           <w:rStyle w:val="11"/>
-          <w:rFonts w:ascii="Times New Roman" w:hAnsi="Times New Roman"/>
-          <w:iCs/>
-          <w:color w:val="auto"/>
-          <w:u w:val="none"/>
-          <w:lang w:eastAsia="zh-CN"/>
-        </w:rPr>
-      </w:pPr>
+          <w:rFonts w:hint="eastAsia" w:ascii="Times New Roman" w:hAnsi="Times New Roman"/>
+          <w:iCs/>
+          <w:color w:val="auto"/>
+          <w:u w:val="none"/>
+          <w:lang w:eastAsia="zh-CN"/>
+        </w:rPr>
+      </w:pPr>
+      <w:r>
+        <w:rPr>
+          <w:rStyle w:val="11"/>
+          <w:rFonts w:hint="eastAsia" w:ascii="Times New Roman" w:hAnsi="Times New Roman"/>
+          <w:b w:val="0"/>
+          <w:bCs w:val="0"/>
+          <w:iCs/>
+          <w:color w:val="auto"/>
+          <w:u w:val="none"/>
+          <w:lang w:val="en-US" w:eastAsia="zh-CN"/>
+        </w:rPr>
+        <w:t>K</w:t>
+      </w:r>
+      <w:r>
+        <w:rPr>
+          <w:rStyle w:val="11"/>
+          <w:rFonts w:hint="default" w:ascii="Times New Roman" w:hAnsi="Times New Roman"/>
+          <w:b w:val="0"/>
+          <w:bCs w:val="0"/>
+          <w:iCs/>
+          <w:color w:val="auto"/>
+          <w:u w:val="none"/>
+          <w:lang w:val="en-US" w:eastAsia="zh-CN"/>
+        </w:rPr>
+        <w:t>efan</w:t>
+      </w:r>
+      <w:r>
+        <w:rPr>
+          <w:rStyle w:val="11"/>
+          <w:rFonts w:hint="eastAsia" w:ascii="Times New Roman" w:hAnsi="Times New Roman"/>
+          <w:b w:val="0"/>
+          <w:bCs w:val="0"/>
+          <w:iCs/>
+          <w:color w:val="auto"/>
+          <w:u w:val="none"/>
+          <w:lang w:eastAsia="zh-CN"/>
+        </w:rPr>
+        <w:t xml:space="preserve"> </w:t>
+      </w:r>
+      <w:r>
+        <w:rPr>
+          <w:rStyle w:val="11"/>
+          <w:rFonts w:hint="eastAsia" w:ascii="Times New Roman" w:hAnsi="Times New Roman"/>
+          <w:b w:val="0"/>
+          <w:bCs w:val="0"/>
+          <w:iCs/>
+          <w:color w:val="auto"/>
+          <w:u w:val="none"/>
+          <w:lang w:val="en-US" w:eastAsia="zh-CN"/>
+        </w:rPr>
+        <w:t>Li</w:t>
+      </w:r>
+      <w:r>
+        <w:rPr>
+          <w:rStyle w:val="11"/>
+          <w:rFonts w:hint="eastAsia" w:ascii="Times New Roman" w:hAnsi="Times New Roman"/>
+          <w:b w:val="0"/>
+          <w:bCs w:val="0"/>
+          <w:iCs/>
+          <w:color w:val="auto"/>
+          <w:u w:val="none"/>
+          <w:lang w:eastAsia="zh-CN"/>
+        </w:rPr>
+        <w:t>,</w:t>
+      </w:r>
+      <w:r>
+        <w:rPr>
+          <w:rStyle w:val="11"/>
+          <w:rFonts w:hint="eastAsia" w:ascii="Times New Roman" w:hAnsi="Times New Roman"/>
+          <w:iCs/>
+          <w:color w:val="auto"/>
+          <w:u w:val="none"/>
+          <w:lang w:eastAsia="zh-CN"/>
+        </w:rPr>
+        <w:t xml:space="preserve"> Y</w:t>
+      </w:r>
+      <w:r>
+        <w:rPr>
+          <w:rStyle w:val="11"/>
+          <w:rFonts w:hint="default" w:ascii="Times New Roman" w:hAnsi="Times New Roman"/>
+          <w:iCs/>
+          <w:color w:val="auto"/>
+          <w:u w:val="none"/>
+          <w:lang w:val="en-US" w:eastAsia="zh-CN"/>
+        </w:rPr>
+        <w:t>uan</w:t>
+      </w:r>
+      <w:r>
+        <w:rPr>
+          <w:rStyle w:val="11"/>
+          <w:rFonts w:hint="eastAsia" w:ascii="Times New Roman" w:hAnsi="Times New Roman"/>
+          <w:iCs/>
+          <w:color w:val="auto"/>
+          <w:u w:val="none"/>
+          <w:lang w:eastAsia="zh-CN"/>
+        </w:rPr>
+        <w:t xml:space="preserve"> </w:t>
+      </w:r>
+      <w:r>
+        <w:rPr>
+          <w:rStyle w:val="11"/>
+          <w:rFonts w:hint="eastAsia" w:ascii="Times New Roman" w:hAnsi="Times New Roman"/>
+          <w:iCs/>
+          <w:color w:val="auto"/>
+          <w:u w:val="none"/>
+          <w:lang w:val="en-US" w:eastAsia="zh-CN"/>
+        </w:rPr>
+        <w:t>Yuan</w:t>
+      </w:r>
+      <w:r>
+        <w:rPr>
+          <w:rStyle w:val="11"/>
+          <w:rFonts w:hint="eastAsia" w:ascii="Times New Roman" w:hAnsi="Times New Roman"/>
+          <w:iCs/>
+          <w:color w:val="auto"/>
+          <w:u w:val="none"/>
+          <w:lang w:eastAsia="zh-CN"/>
+        </w:rPr>
+        <w:t xml:space="preserve">, </w:t>
+      </w:r>
       <w:r>
         <w:rPr>
           <w:rStyle w:val="11"/>
@@ -1989,8 +2062,61 @@
         <w:rPr>
           <w:rStyle w:val="11"/>
           <w:rFonts w:hint="eastAsia" w:ascii="Times New Roman" w:hAnsi="Times New Roman"/>
-          <w:b/>
-          <w:bCs/>
+          <w:iCs/>
+          <w:color w:val="auto"/>
+          <w:u w:val="none"/>
+          <w:lang w:eastAsia="zh-CN"/>
+        </w:rPr>
+        <w:t xml:space="preserve">, </w:t>
+      </w:r>
+      <w:r>
+        <w:rPr>
+          <w:rStyle w:val="11"/>
+          <w:rFonts w:hint="eastAsia" w:ascii="Times New Roman" w:hAnsi="Times New Roman"/>
+          <w:iCs/>
+          <w:color w:val="auto"/>
+          <w:u w:val="none"/>
+          <w:lang w:val="en-US" w:eastAsia="zh-CN"/>
+        </w:rPr>
+        <w:t>et</w:t>
+      </w:r>
+      <w:r>
+        <w:rPr>
+          <w:rStyle w:val="11"/>
+          <w:rFonts w:hint="default" w:ascii="Times New Roman" w:hAnsi="Times New Roman"/>
+          <w:iCs/>
+          <w:color w:val="auto"/>
+          <w:u w:val="none"/>
+          <w:lang w:val="en-US" w:eastAsia="zh-CN"/>
+        </w:rPr>
+        <w:t xml:space="preserve"> al.</w:t>
+      </w:r>
+      <w:r>
+        <w:rPr>
+          <w:rStyle w:val="11"/>
+          <w:rFonts w:hint="eastAsia" w:ascii="Times New Roman" w:hAnsi="Times New Roman"/>
+          <w:iCs/>
+          <w:color w:val="auto"/>
+          <w:u w:val="none"/>
+          <w:lang w:eastAsia="zh-CN"/>
+        </w:rPr>
+        <w:t>“</w:t>
+      </w:r>
+      <w:r>
+        <w:rPr>
+          <w:rStyle w:val="11"/>
+          <w:rFonts w:hint="eastAsia" w:ascii="Times New Roman" w:hAnsi="Times New Roman"/>
+          <w:iCs/>
+          <w:color w:val="auto"/>
+          <w:u w:val="none"/>
+          <w:lang w:val="en-US" w:eastAsia="zh-CN"/>
+        </w:rPr>
+        <w:t>CoCoEvo: Co-Evolution of Programs and Test Cases to Enhance Code Generation</w:t>
+      </w:r>
+      <w:r>
+        <w:rPr>
+          <w:rStyle w:val="11"/>
+          <w:rFonts w:hint="eastAsia" w:ascii="Times New Roman" w:hAnsi="Times New Roman"/>
           <w:iCs/>
           <w:color w:val="auto"/>
           <w:u w:val="none"/>
@@ -2001,8 +2127,41 @@
       <w:r>
         <w:rPr>
           <w:rStyle w:val="11"/>
-          <w:rFonts w:hint="eastAsia" w:ascii="Times New Roman" w:hAnsi="Times New Roman"/>
-          <w:iCs/>
+          <w:rFonts w:ascii="Times New Roman" w:hAnsi="Times New Roman"/>
+          <w:iCs/>
+          <w:color w:val="auto"/>
+          <w:u w:val="none"/>
+          <w:lang w:eastAsia="zh-CN"/>
+        </w:rPr>
+        <w:t xml:space="preserve">” </w:t>
+      </w:r>
+      <w:r>
+        <w:rPr>
+          <w:rStyle w:val="11"/>
+          <w:rFonts w:hint="eastAsia" w:ascii="Times New Roman" w:hAnsi="Times New Roman"/>
+          <w:i/>
+          <w:color w:val="auto"/>
+          <w:u w:val="none"/>
+          <w:lang w:eastAsia="zh-CN"/>
+        </w:rPr>
+        <w:t xml:space="preserve">IEEE Transactions on </w:t>
+      </w:r>
+      <w:r>
+        <w:rPr>
+          <w:rStyle w:val="11"/>
+          <w:rFonts w:hint="eastAsia" w:ascii="Times New Roman" w:hAnsi="Times New Roman"/>
+          <w:i/>
+          <w:color w:val="auto"/>
+          <w:u w:val="none"/>
+          <w:lang w:val="en-US" w:eastAsia="zh-CN"/>
+        </w:rPr>
+        <w:t>Evolutionary</w:t>
+      </w:r>
+      <w:r>
+        <w:rPr>
+          <w:rStyle w:val="11"/>
+          <w:rFonts w:hint="eastAsia" w:ascii="Times New Roman" w:hAnsi="Times New Roman"/>
+          <w:i/>
           <w:color w:val="auto"/>
           <w:u w:val="none"/>
           <w:lang w:eastAsia="zh-CN"/>
@@ -2013,186 +2172,86 @@
         <w:rPr>
           <w:rStyle w:val="11"/>
           <w:rFonts w:hint="eastAsia" w:ascii="Times New Roman" w:hAnsi="Times New Roman"/>
-          <w:iCs/>
-          <w:color w:val="auto"/>
-          <w:u w:val="none"/>
-          <w:lang w:val="en-US" w:eastAsia="zh-CN"/>
-        </w:rPr>
-        <w:t>K</w:t>
-      </w:r>
-      <w:r>
-        <w:rPr>
-          <w:rStyle w:val="11"/>
-          <w:rFonts w:hint="default" w:ascii="Times New Roman" w:hAnsi="Times New Roman"/>
-          <w:iCs/>
-          <w:color w:val="auto"/>
-          <w:u w:val="none"/>
-          <w:lang w:val="en-US" w:eastAsia="zh-CN"/>
-        </w:rPr>
-        <w:t>efan</w:t>
-      </w:r>
-      <w:r>
-        <w:rPr>
-          <w:rStyle w:val="11"/>
-          <w:rFonts w:hint="eastAsia" w:ascii="Times New Roman" w:hAnsi="Times New Roman"/>
-          <w:iCs/>
-          <w:color w:val="auto"/>
-          <w:u w:val="none"/>
-          <w:lang w:eastAsia="zh-CN"/>
-        </w:rPr>
-        <w:t xml:space="preserve">. Li, </w:t>
-      </w:r>
-      <w:r>
-        <w:rPr>
-          <w:rStyle w:val="11"/>
-          <w:rFonts w:hint="default" w:ascii="Times New Roman" w:hAnsi="Times New Roman"/>
-          <w:iCs/>
-          <w:color w:val="auto"/>
-          <w:u w:val="none"/>
-          <w:lang w:val="en-US" w:eastAsia="zh-CN"/>
-        </w:rPr>
-        <w:t>et al.</w:t>
-      </w:r>
-      <w:r>
-        <w:rPr>
-          <w:rStyle w:val="11"/>
-          <w:rFonts w:hint="eastAsia" w:ascii="Times New Roman" w:hAnsi="Times New Roman"/>
-          <w:iCs/>
-          <w:color w:val="auto"/>
-          <w:u w:val="none"/>
-          <w:lang w:eastAsia="zh-CN"/>
-        </w:rPr>
-        <w:t>“</w:t>
-      </w:r>
-      <w:r>
-        <w:rPr>
-          <w:rStyle w:val="11"/>
-          <w:rFonts w:hint="eastAsia" w:ascii="Times New Roman" w:hAnsi="Times New Roman"/>
-          <w:iCs/>
-          <w:color w:val="auto"/>
-          <w:u w:val="none"/>
-          <w:lang w:val="en-US" w:eastAsia="zh-CN"/>
-        </w:rPr>
-        <w:t>TDD-Agent: Test-Driven Reasoning for Code Generation</w:t>
-      </w:r>
-      <w:r>
-        <w:rPr>
-          <w:rStyle w:val="11"/>
-          <w:rFonts w:hint="eastAsia" w:ascii="Times New Roman" w:hAnsi="Times New Roman"/>
-          <w:iCs/>
-          <w:color w:val="auto"/>
-          <w:u w:val="none"/>
-          <w:lang w:eastAsia="zh-CN"/>
-        </w:rPr>
-        <w:t>,</w:t>
-      </w:r>
-      <w:r>
-        <w:rPr>
-          <w:rStyle w:val="11"/>
-          <w:rFonts w:ascii="Times New Roman" w:hAnsi="Times New Roman"/>
-          <w:iCs/>
-          <w:color w:val="auto"/>
-          <w:u w:val="none"/>
-          <w:lang w:eastAsia="zh-CN"/>
-        </w:rPr>
-        <w:t>”</w:t>
-      </w:r>
-      <w:r>
-        <w:rPr>
-          <w:rStyle w:val="11"/>
-          <w:rFonts w:hint="eastAsia" w:ascii="Times New Roman" w:hAnsi="Times New Roman"/>
-          <w:iCs/>
-          <w:color w:val="auto"/>
-          <w:u w:val="none"/>
-          <w:lang w:eastAsia="zh-CN"/>
-        </w:rPr>
-        <w:t xml:space="preserve"> </w:t>
-      </w:r>
-      <w:r>
-        <w:rPr>
-          <w:rStyle w:val="11"/>
-          <w:rFonts w:hint="eastAsia" w:ascii="Times New Roman" w:hAnsi="Times New Roman"/>
-          <w:i/>
-          <w:color w:val="auto"/>
-          <w:u w:val="none"/>
-          <w:lang w:val="en-US" w:eastAsia="zh-CN"/>
-        </w:rPr>
-        <w:t>Conference</w:t>
-      </w:r>
-      <w:r>
-        <w:rPr>
-          <w:rStyle w:val="11"/>
-          <w:rFonts w:hint="eastAsia" w:ascii="Times New Roman" w:hAnsi="Times New Roman"/>
-          <w:i/>
-          <w:color w:val="auto"/>
-          <w:u w:val="none"/>
-          <w:lang w:eastAsia="zh-CN"/>
-        </w:rPr>
-        <w:t xml:space="preserve"> </w:t>
-      </w:r>
-      <w:r>
-        <w:rPr>
-          <w:rStyle w:val="11"/>
-          <w:rFonts w:hint="eastAsia" w:ascii="Times New Roman" w:hAnsi="Times New Roman"/>
-          <w:i/>
-          <w:color w:val="auto"/>
-          <w:u w:val="none"/>
-          <w:lang w:val="en-US" w:eastAsia="zh-CN"/>
-        </w:rPr>
-        <w:t>on Empirical Methods in Natural Language Processing</w:t>
-      </w:r>
-      <w:r>
-        <w:rPr>
-          <w:rStyle w:val="11"/>
-          <w:rFonts w:hint="eastAsia" w:ascii="Times New Roman" w:hAnsi="Times New Roman"/>
-          <w:i w:val="0"/>
-          <w:iCs/>
-          <w:color w:val="auto"/>
-          <w:u w:val="none"/>
-          <w:lang w:val="en-US" w:eastAsia="zh-CN"/>
-        </w:rPr>
-        <w:t xml:space="preserve"> (</w:t>
-      </w:r>
-      <w:r>
-        <w:rPr>
-          <w:rStyle w:val="11"/>
-          <w:rFonts w:hint="eastAsia" w:ascii="Times New Roman" w:hAnsi="Times New Roman"/>
-          <w:b/>
-          <w:bCs/>
-          <w:i w:val="0"/>
-          <w:iCs/>
-          <w:color w:val="auto"/>
-          <w:u w:val="none"/>
-          <w:lang w:val="en-US" w:eastAsia="zh-CN"/>
-        </w:rPr>
-        <w:t>EMNLP 2026</w:t>
-      </w:r>
-      <w:r>
-        <w:rPr>
-          <w:rStyle w:val="11"/>
-          <w:rFonts w:hint="eastAsia" w:ascii="Times New Roman" w:hAnsi="Times New Roman"/>
-          <w:i w:val="0"/>
-          <w:iCs/>
-          <w:color w:val="auto"/>
-          <w:u w:val="none"/>
-          <w:lang w:val="en-US" w:eastAsia="zh-CN"/>
-        </w:rPr>
-        <w:t>), May 2026.</w:t>
-      </w:r>
-      <w:r>
-        <w:rPr>
-          <w:rStyle w:val="11"/>
-          <w:rFonts w:hint="default" w:ascii="Times New Roman" w:hAnsi="Times New Roman"/>
-          <w:i w:val="0"/>
-          <w:iCs/>
-          <w:color w:val="auto"/>
-          <w:u w:val="none"/>
-          <w:lang w:val="en-US" w:eastAsia="zh-CN"/>
-        </w:rPr>
-        <w:t xml:space="preserve"> </w:t>
-      </w:r>
-      <w:r>
-        <w:rPr>
+          <w:i/>
+          <w:color w:val="auto"/>
+          <w:u w:val="none"/>
+          <w:lang w:val="en-US" w:eastAsia="zh-CN"/>
+        </w:rPr>
+        <w:t>Computation</w:t>
+      </w:r>
+      <w:r>
+        <w:rPr>
+          <w:rStyle w:val="11"/>
+          <w:rFonts w:hint="eastAsia" w:ascii="Times New Roman" w:hAnsi="Times New Roman"/>
+          <w:iCs/>
+          <w:color w:val="auto"/>
+          <w:u w:val="none"/>
+          <w:lang w:eastAsia="zh-CN"/>
+        </w:rPr>
+        <w:t>(</w:t>
+      </w:r>
+      <w:r>
+        <w:rPr>
+          <w:rStyle w:val="11"/>
+          <w:rFonts w:hint="eastAsia" w:ascii="Times New Roman" w:hAnsi="Times New Roman"/>
+          <w:b/>
+          <w:bCs/>
+          <w:iCs/>
+          <w:color w:val="auto"/>
+          <w:u w:val="none"/>
+          <w:lang w:eastAsia="zh-CN"/>
+        </w:rPr>
+        <w:t>T</w:t>
+      </w:r>
+      <w:r>
+        <w:rPr>
+          <w:rStyle w:val="11"/>
+          <w:rFonts w:hint="eastAsia" w:ascii="Times New Roman" w:hAnsi="Times New Roman"/>
+          <w:b/>
+          <w:bCs/>
+          <w:iCs/>
+          <w:color w:val="auto"/>
+          <w:u w:val="none"/>
+          <w:lang w:val="en-US" w:eastAsia="zh-CN"/>
+        </w:rPr>
+        <w:t>EVC</w:t>
+      </w:r>
+      <w:r>
+        <w:rPr>
+          <w:rStyle w:val="11"/>
+          <w:rFonts w:hint="eastAsia" w:ascii="Times New Roman" w:hAnsi="Times New Roman"/>
+          <w:iCs/>
+          <w:color w:val="auto"/>
+          <w:u w:val="none"/>
+          <w:lang w:eastAsia="zh-CN"/>
+        </w:rPr>
+        <w:t>), May 202</w:t>
+      </w:r>
+      <w:r>
+        <w:rPr>
+          <w:rStyle w:val="11"/>
+          <w:rFonts w:hint="eastAsia" w:ascii="Times New Roman" w:hAnsi="Times New Roman"/>
+          <w:iCs/>
+          <w:color w:val="auto"/>
+          <w:u w:val="none"/>
+          <w:lang w:val="en-US" w:eastAsia="zh-CN"/>
+        </w:rPr>
+        <w:t>5</w:t>
+      </w:r>
+      <w:r>
+        <w:rPr>
+          <w:rStyle w:val="11"/>
+          <w:rFonts w:hint="eastAsia" w:ascii="Times New Roman" w:hAnsi="Times New Roman"/>
+          <w:iCs/>
+          <w:color w:val="auto"/>
+          <w:u w:val="none"/>
+          <w:lang w:eastAsia="zh-CN"/>
+        </w:rPr>
+        <w:t xml:space="preserve">. </w:t>
+      </w:r>
+      <w:r>
+        <w:rPr>
+          <w:rStyle w:val="11"/>
           <w:rFonts w:hint="eastAsia" w:ascii="Times New Roman" w:hAnsi="Times New Roman"/>
           <w:iCs/>
           <w:color w:val="auto"/>
@@ -2203,16 +2262,18 @@
       </w:r>
       <w:r>
         <w:rPr>
-          <w:rFonts w:hint="eastAsia" w:ascii="Times New Roman" w:hAnsi="Times New Roman"/>
-          <w:iCs/>
-          <w:color w:val="auto"/>
-          <w:u w:val="none"/>
-          <w:lang w:eastAsia="zh-CN"/>
-        </w:rPr>
-        <w:instrText xml:space="preserve"> HYPERLINK "https://arxiv.org/abs/2608.16742" </w:instrText>
-      </w:r>
-      <w:r>
-        <w:rPr>
+          <w:rStyle w:val="11"/>
+          <w:rFonts w:hint="eastAsia" w:ascii="Times New Roman" w:hAnsi="Times New Roman"/>
+          <w:iCs/>
+          <w:color w:val="auto"/>
+          <w:u w:val="none"/>
+          <w:lang w:eastAsia="zh-CN"/>
+        </w:rPr>
+        <w:instrText xml:space="preserve"> HYPERLINK "https://arxiv.org/abs/2502.10802" </w:instrText>
+      </w:r>
+      <w:r>
+        <w:rPr>
+          <w:rStyle w:val="11"/>
           <w:rFonts w:hint="eastAsia" w:ascii="Times New Roman" w:hAnsi="Times New Roman"/>
           <w:iCs/>
           <w:color w:val="auto"/>
@@ -2228,28 +2289,11 @@
           <w:iCs/>
           <w:lang w:eastAsia="zh-CN"/>
         </w:rPr>
-        <w:t>[</w:t>
-      </w:r>
-      <w:r>
-        <w:rPr>
-          <w:rStyle w:val="11"/>
-          <w:rFonts w:hint="eastAsia" w:ascii="Times New Roman" w:hAnsi="Times New Roman"/>
-          <w:iCs/>
-          <w:lang w:val="en-US" w:eastAsia="zh-CN"/>
-        </w:rPr>
-        <w:t>arxiv</w:t>
-      </w:r>
-      <w:r>
-        <w:rPr>
-          <w:rStyle w:val="11"/>
-          <w:rFonts w:hint="eastAsia" w:ascii="Times New Roman" w:hAnsi="Times New Roman"/>
-          <w:iCs/>
-          <w:lang w:eastAsia="zh-CN"/>
-        </w:rPr>
-        <w:t>]</w:t>
-      </w:r>
-      <w:r>
-        <w:rPr>
+        <w:t>[arxiv]</w:t>
+      </w:r>
+      <w:r>
+        <w:rPr>
+          <w:rStyle w:val="11"/>
           <w:rFonts w:hint="eastAsia" w:ascii="Times New Roman" w:hAnsi="Times New Roman"/>
           <w:iCs/>
           <w:color w:val="auto"/>
@@ -2271,100 +2315,58 @@
         <w:jc w:val="both"/>
         <w:rPr>
           <w:rStyle w:val="11"/>
-          <w:rFonts w:ascii="Times New Roman" w:hAnsi="Times New Roman"/>
-          <w:iCs/>
-          <w:color w:val="auto"/>
-          <w:u w:val="none"/>
-          <w:lang w:eastAsia="zh-CN"/>
-        </w:rPr>
-      </w:pPr>
-      <w:r>
-        <w:rPr>
-          <w:rStyle w:val="11"/>
-          <w:rFonts w:ascii="Times New Roman" w:hAnsi="Times New Roman"/>
-          <w:iCs/>
-          <w:color w:val="auto"/>
-          <w:u w:val="none"/>
-          <w:lang w:eastAsia="zh-CN"/>
-        </w:rPr>
-        <w:t>Proposed</w:t>
-      </w:r>
-      <w:r>
-        <w:rPr>
-          <w:rStyle w:val="11"/>
-          <w:rFonts w:hint="eastAsia" w:ascii="Times New Roman" w:hAnsi="Times New Roman"/>
-          <w:iCs/>
-          <w:color w:val="auto"/>
-          <w:u w:val="none"/>
-          <w:lang w:eastAsia="zh-CN"/>
-        </w:rPr>
-        <w:t xml:space="preserve"> a single-agent framework that operationalizes test-driven development for LLM-based code generation by generating tests before implementation and iteratively co-refining both tests and code using execution feedback. TDD-Agent treats tests as reasoning artifacts rather than fixed post-hoc validators, enabling models to identify implementation defects and correct flawed test assumptions throughout the process.</w:t>
-      </w:r>
-      <w:r>
-        <w:rPr>
-          <w:rStyle w:val="11"/>
-          <w:rFonts w:hint="eastAsia" w:ascii="Times New Roman" w:hAnsi="Times New Roman"/>
-          <w:iCs/>
-          <w:color w:val="auto"/>
-          <w:u w:val="none"/>
-          <w:lang w:val="en-US" w:eastAsia="zh-CN"/>
-        </w:rPr>
-        <w:t xml:space="preserve"> Evaluations on </w:t>
-      </w:r>
-      <w:r>
-        <w:rPr>
-          <w:rStyle w:val="11"/>
-          <w:rFonts w:hint="default" w:ascii="Times New Roman" w:hAnsi="Times New Roman"/>
-          <w:iCs/>
-          <w:color w:val="auto"/>
-          <w:u w:val="none"/>
-          <w:lang w:val="en-US" w:eastAsia="zh-CN"/>
-        </w:rPr>
-        <w:t>both function-level</w:t>
-      </w:r>
-      <w:r>
-        <w:rPr>
-          <w:rStyle w:val="11"/>
-          <w:rFonts w:hint="eastAsia" w:ascii="Times New Roman" w:hAnsi="Times New Roman"/>
-          <w:iCs/>
-          <w:color w:val="auto"/>
-          <w:u w:val="none"/>
-          <w:lang w:val="en-US" w:eastAsia="zh-CN"/>
-        </w:rPr>
-        <w:t xml:space="preserve"> and the repository-level benchmark</w:t>
-      </w:r>
-      <w:r>
-        <w:rPr>
-          <w:rStyle w:val="11"/>
-          <w:rFonts w:hint="default" w:ascii="Times New Roman" w:hAnsi="Times New Roman"/>
-          <w:iCs/>
-          <w:color w:val="auto"/>
-          <w:u w:val="none"/>
-          <w:lang w:val="en-US" w:eastAsia="zh-CN"/>
-        </w:rPr>
-        <w:t>s</w:t>
-      </w:r>
-      <w:r>
-        <w:rPr>
-          <w:rStyle w:val="11"/>
-          <w:rFonts w:hint="eastAsia" w:ascii="Times New Roman" w:hAnsi="Times New Roman"/>
-          <w:iCs/>
-          <w:color w:val="auto"/>
-          <w:u w:val="none"/>
-          <w:lang w:val="en-US" w:eastAsia="zh-CN"/>
-        </w:rPr>
-        <w:t xml:space="preserve"> showed consistent improvements over reasoning, retrieval, and agent-based baselines</w:t>
-      </w:r>
-      <w:r>
-        <w:rPr>
-          <w:rStyle w:val="11"/>
-          <w:rFonts w:hint="default" w:ascii="Times New Roman" w:hAnsi="Times New Roman"/>
-          <w:iCs/>
-          <w:color w:val="auto"/>
-          <w:u w:val="none"/>
-          <w:lang w:val="en-US" w:eastAsia="zh-CN"/>
-        </w:rPr>
-        <w:t>.</w:t>
+          <w:rFonts w:hint="eastAsia" w:ascii="Times New Roman" w:hAnsi="Times New Roman"/>
+          <w:iCs/>
+          <w:color w:val="auto"/>
+          <w:u w:val="none"/>
+          <w:lang w:eastAsia="zh-CN"/>
+        </w:rPr>
+      </w:pPr>
+      <w:r>
+        <w:rPr>
+          <w:rStyle w:val="11"/>
+          <w:rFonts w:ascii="Times New Roman" w:hAnsi="Times New Roman"/>
+          <w:iCs/>
+          <w:color w:val="auto"/>
+          <w:u w:val="none"/>
+          <w:lang w:eastAsia="zh-CN"/>
+        </w:rPr>
+        <w:t xml:space="preserve">Proposed </w:t>
+      </w:r>
+      <w:r>
+        <w:rPr>
+          <w:rStyle w:val="11"/>
+          <w:rFonts w:hint="eastAsia" w:ascii="Times New Roman" w:hAnsi="Times New Roman"/>
+          <w:iCs/>
+          <w:color w:val="auto"/>
+          <w:u w:val="none"/>
+          <w:lang w:eastAsia="zh-CN"/>
+        </w:rPr>
+        <w:t xml:space="preserve">an </w:t>
+      </w:r>
+      <w:r>
+        <w:rPr>
+          <w:rStyle w:val="11"/>
+          <w:rFonts w:hint="default" w:ascii="Times New Roman" w:hAnsi="Times New Roman" w:cs="Times New Roman"/>
+          <w:b w:val="0"/>
+          <w:bCs w:val="0"/>
+          <w:iCs/>
+          <w:color w:val="auto"/>
+          <w:u w:val="none"/>
+          <w:lang w:eastAsia="zh-CN"/>
+        </w:rPr>
+        <w:t xml:space="preserve">LLM-based co-evolutionary framework </w:t>
+      </w:r>
+      <w:r>
+        <w:rPr>
+          <w:rStyle w:val="11"/>
+          <w:rFonts w:hint="eastAsia" w:ascii="Times New Roman" w:hAnsi="Times New Roman"/>
+          <w:iCs/>
+          <w:color w:val="auto"/>
+          <w:u w:val="none"/>
+          <w:lang w:eastAsia="zh-CN"/>
+        </w:rPr>
+        <w:t>that jointly generates and iteratively refines programs and test cases without relying on predefined test suites. CoCoEvo combines LLM-driven crossover and mutation, dynamic crossover-rate scheduling, coverage-guided test generation, and Pareto-based multi-objective test selection to improve both code correctness and test quality.</w:t>
       </w:r>
     </w:p>
     <w:p>
@@ -4039,8 +4041,6 @@
         </w:rPr>
         <w:t>, macOS, Windows</w:t>
       </w:r>
-      <w:bookmarkStart w:id="2" w:name="_GoBack"/>
-      <w:bookmarkEnd w:id="2"/>
     </w:p>
     <w:sectPr>
       <w:headerReference r:id="rId5" w:type="default"/>

--- a/files/CV-Hongyue_Yu-Beihang.docx
+++ b/files/CV-Hongyue_Yu-Beihang.docx
@@ -33,7 +33,7 @@
     </w:p>
     <w:p>
       <w:pPr>
-        <w:pStyle w:val="16"/>
+        <w:pStyle w:val="17"/>
         <w:spacing w:line="300" w:lineRule="exact"/>
         <w:jc w:val="both"/>
         <w:rPr>
@@ -196,7 +196,7 @@
     </w:p>
     <w:p>
       <w:pPr>
-        <w:pStyle w:val="16"/>
+        <w:pStyle w:val="17"/>
         <w:spacing w:line="300" w:lineRule="exact"/>
         <w:jc w:val="both"/>
         <w:rPr>
@@ -331,7 +331,7 @@
     </w:p>
     <w:p>
       <w:pPr>
-        <w:pStyle w:val="16"/>
+        <w:pStyle w:val="17"/>
         <w:numPr>
           <w:ilvl w:val="0"/>
           <w:numId w:val="1"/>
@@ -379,7 +379,7 @@
       </w:r>
       <w:r>
         <w:rPr>
-          <w:rStyle w:val="9"/>
+          <w:rStyle w:val="10"/>
           <w:rFonts w:ascii="Times New Roman" w:hAnsi="Times New Roman"/>
           <w:i/>
           <w:iCs/>
@@ -415,7 +415,7 @@
     </w:p>
     <w:p>
       <w:pPr>
-        <w:pStyle w:val="16"/>
+        <w:pStyle w:val="17"/>
         <w:spacing w:line="300" w:lineRule="exact"/>
         <w:jc w:val="both"/>
         <w:rPr>
@@ -566,7 +566,7 @@
     </w:p>
     <w:p>
       <w:pPr>
-        <w:pStyle w:val="16"/>
+        <w:pStyle w:val="17"/>
         <w:spacing w:line="300" w:lineRule="exact"/>
         <w:jc w:val="both"/>
         <w:rPr>
@@ -663,7 +663,7 @@
     </w:p>
     <w:p>
       <w:pPr>
-        <w:pStyle w:val="16"/>
+        <w:pStyle w:val="17"/>
         <w:numPr>
           <w:ilvl w:val="0"/>
           <w:numId w:val="1"/>
@@ -713,7 +713,7 @@
     </w:p>
     <w:p>
       <w:pPr>
-        <w:pStyle w:val="16"/>
+        <w:pStyle w:val="17"/>
         <w:numPr>
           <w:ilvl w:val="0"/>
           <w:numId w:val="1"/>
@@ -775,7 +775,7 @@
     </w:p>
     <w:p>
       <w:pPr>
-        <w:pStyle w:val="16"/>
+        <w:pStyle w:val="17"/>
         <w:numPr>
           <w:ilvl w:val="0"/>
           <w:numId w:val="1"/>
@@ -972,7 +972,7 @@
       </w:r>
       <w:r>
         <w:rPr>
-          <w:rStyle w:val="11"/>
+          <w:rStyle w:val="12"/>
           <w:rFonts w:hint="default" w:ascii="Times New Roman" w:hAnsi="Times New Roman"/>
           <w:b/>
           <w:sz w:val="24"/>
@@ -1015,17 +1015,17 @@
         <w:ind w:left="360" w:hanging="360"/>
         <w:jc w:val="both"/>
         <w:rPr>
-          <w:rStyle w:val="11"/>
-          <w:rFonts w:ascii="Times New Roman" w:hAnsi="Times New Roman"/>
-          <w:iCs/>
-          <w:color w:val="auto"/>
-          <w:u w:val="none"/>
-          <w:lang w:eastAsia="zh-CN"/>
-        </w:rPr>
-      </w:pPr>
-      <w:r>
-        <w:rPr>
-          <w:rStyle w:val="11"/>
+          <w:rStyle w:val="12"/>
+          <w:rFonts w:ascii="Times New Roman" w:hAnsi="Times New Roman"/>
+          <w:iCs/>
+          <w:color w:val="auto"/>
+          <w:u w:val="none"/>
+          <w:lang w:eastAsia="zh-CN"/>
+        </w:rPr>
+      </w:pPr>
+      <w:r>
+        <w:rPr>
+          <w:rStyle w:val="12"/>
           <w:rFonts w:hint="eastAsia" w:ascii="Times New Roman" w:hAnsi="Times New Roman"/>
           <w:b/>
           <w:bCs/>
@@ -1038,7 +1038,7 @@
       </w:r>
       <w:r>
         <w:rPr>
-          <w:rStyle w:val="11"/>
+          <w:rStyle w:val="12"/>
           <w:rFonts w:hint="default" w:ascii="Times New Roman" w:hAnsi="Times New Roman"/>
           <w:b/>
           <w:bCs/>
@@ -1051,7 +1051,7 @@
       </w:r>
       <w:r>
         <w:rPr>
-          <w:rStyle w:val="11"/>
+          <w:rStyle w:val="12"/>
           <w:rFonts w:hint="eastAsia" w:ascii="Times New Roman" w:hAnsi="Times New Roman"/>
           <w:b/>
           <w:bCs/>
@@ -1064,7 +1064,7 @@
       </w:r>
       <w:r>
         <w:rPr>
-          <w:rStyle w:val="11"/>
+          <w:rStyle w:val="12"/>
           <w:rFonts w:hint="eastAsia" w:ascii="Times New Roman" w:hAnsi="Times New Roman"/>
           <w:b/>
           <w:bCs/>
@@ -1077,7 +1077,7 @@
       </w:r>
       <w:r>
         <w:rPr>
-          <w:rStyle w:val="11"/>
+          <w:rStyle w:val="12"/>
           <w:rFonts w:hint="eastAsia" w:ascii="Times New Roman" w:hAnsi="Times New Roman"/>
           <w:b/>
           <w:bCs/>
@@ -1090,7 +1090,7 @@
       </w:r>
       <w:r>
         <w:rPr>
-          <w:rStyle w:val="11"/>
+          <w:rStyle w:val="12"/>
           <w:rFonts w:hint="eastAsia" w:ascii="Times New Roman" w:hAnsi="Times New Roman"/>
           <w:iCs/>
           <w:color w:val="auto"/>
@@ -1101,7 +1101,7 @@
       </w:r>
       <w:r>
         <w:rPr>
-          <w:rStyle w:val="11"/>
+          <w:rStyle w:val="12"/>
           <w:rFonts w:hint="eastAsia" w:ascii="Times New Roman" w:hAnsi="Times New Roman"/>
           <w:iCs/>
           <w:color w:val="auto"/>
@@ -1112,7 +1112,7 @@
       </w:r>
       <w:r>
         <w:rPr>
-          <w:rStyle w:val="11"/>
+          <w:rStyle w:val="12"/>
           <w:rFonts w:hint="default" w:ascii="Times New Roman" w:hAnsi="Times New Roman"/>
           <w:iCs/>
           <w:color w:val="auto"/>
@@ -1123,7 +1123,7 @@
       </w:r>
       <w:r>
         <w:rPr>
-          <w:rStyle w:val="11"/>
+          <w:rStyle w:val="12"/>
           <w:rFonts w:hint="eastAsia" w:ascii="Times New Roman" w:hAnsi="Times New Roman"/>
           <w:iCs/>
           <w:color w:val="auto"/>
@@ -1134,7 +1134,7 @@
       </w:r>
       <w:r>
         <w:rPr>
-          <w:rStyle w:val="11"/>
+          <w:rStyle w:val="12"/>
           <w:rFonts w:hint="default" w:ascii="Times New Roman" w:hAnsi="Times New Roman"/>
           <w:iCs/>
           <w:color w:val="auto"/>
@@ -1145,7 +1145,7 @@
       </w:r>
       <w:r>
         <w:rPr>
-          <w:rStyle w:val="11"/>
+          <w:rStyle w:val="12"/>
           <w:rFonts w:hint="eastAsia" w:ascii="Times New Roman" w:hAnsi="Times New Roman"/>
           <w:iCs/>
           <w:color w:val="auto"/>
@@ -1156,7 +1156,7 @@
       </w:r>
       <w:r>
         <w:rPr>
-          <w:rStyle w:val="11"/>
+          <w:rStyle w:val="12"/>
           <w:rFonts w:hint="eastAsia" w:ascii="Times New Roman" w:hAnsi="Times New Roman"/>
           <w:iCs/>
           <w:color w:val="auto"/>
@@ -1167,7 +1167,7 @@
       </w:r>
       <w:r>
         <w:rPr>
-          <w:rStyle w:val="11"/>
+          <w:rStyle w:val="12"/>
           <w:rFonts w:hint="eastAsia" w:ascii="Times New Roman" w:hAnsi="Times New Roman"/>
           <w:iCs/>
           <w:color w:val="auto"/>
@@ -1178,7 +1178,7 @@
       </w:r>
       <w:r>
         <w:rPr>
-          <w:rStyle w:val="11"/>
+          <w:rStyle w:val="12"/>
           <w:rFonts w:ascii="Times New Roman" w:hAnsi="Times New Roman"/>
           <w:iCs/>
           <w:color w:val="auto"/>
@@ -1189,7 +1189,7 @@
       </w:r>
       <w:r>
         <w:rPr>
-          <w:rStyle w:val="11"/>
+          <w:rStyle w:val="12"/>
           <w:rFonts w:hint="eastAsia" w:ascii="Times New Roman" w:hAnsi="Times New Roman"/>
           <w:iCs/>
           <w:color w:val="auto"/>
@@ -1200,7 +1200,7 @@
       </w:r>
       <w:r>
         <w:rPr>
-          <w:rStyle w:val="11"/>
+          <w:rStyle w:val="12"/>
           <w:rFonts w:hint="eastAsia" w:ascii="Times New Roman" w:hAnsi="Times New Roman"/>
           <w:i/>
           <w:color w:val="auto"/>
@@ -1211,7 +1211,7 @@
       </w:r>
       <w:r>
         <w:rPr>
-          <w:rStyle w:val="11"/>
+          <w:rStyle w:val="12"/>
           <w:rFonts w:hint="eastAsia" w:ascii="Times New Roman" w:hAnsi="Times New Roman"/>
           <w:i/>
           <w:color w:val="auto"/>
@@ -1222,7 +1222,7 @@
       </w:r>
       <w:r>
         <w:rPr>
-          <w:rStyle w:val="11"/>
+          <w:rStyle w:val="12"/>
           <w:rFonts w:hint="eastAsia" w:ascii="Times New Roman" w:hAnsi="Times New Roman"/>
           <w:i/>
           <w:color w:val="auto"/>
@@ -1233,7 +1233,7 @@
       </w:r>
       <w:r>
         <w:rPr>
-          <w:rStyle w:val="11"/>
+          <w:rStyle w:val="12"/>
           <w:rFonts w:hint="eastAsia" w:ascii="Times New Roman" w:hAnsi="Times New Roman"/>
           <w:i w:val="0"/>
           <w:iCs/>
@@ -1245,7 +1245,7 @@
       </w:r>
       <w:r>
         <w:rPr>
-          <w:rStyle w:val="11"/>
+          <w:rStyle w:val="12"/>
           <w:rFonts w:hint="eastAsia" w:ascii="Times New Roman" w:hAnsi="Times New Roman"/>
           <w:b/>
           <w:bCs/>
@@ -1259,7 +1259,7 @@
       </w:r>
       <w:r>
         <w:rPr>
-          <w:rStyle w:val="11"/>
+          <w:rStyle w:val="12"/>
           <w:rFonts w:hint="eastAsia" w:ascii="Times New Roman" w:hAnsi="Times New Roman"/>
           <w:i w:val="0"/>
           <w:iCs/>
@@ -1271,7 +1271,7 @@
       </w:r>
       <w:r>
         <w:rPr>
-          <w:rStyle w:val="11"/>
+          <w:rStyle w:val="12"/>
           <w:rFonts w:hint="default" w:ascii="Times New Roman" w:hAnsi="Times New Roman"/>
           <w:i w:val="0"/>
           <w:iCs/>
@@ -1313,7 +1313,7 @@
       </w:r>
       <w:r>
         <w:rPr>
-          <w:rStyle w:val="11"/>
+          <w:rStyle w:val="12"/>
           <w:rFonts w:hint="eastAsia" w:ascii="Times New Roman" w:hAnsi="Times New Roman"/>
           <w:iCs/>
           <w:lang w:eastAsia="zh-CN"/>
@@ -1322,7 +1322,7 @@
       </w:r>
       <w:r>
         <w:rPr>
-          <w:rStyle w:val="11"/>
+          <w:rStyle w:val="12"/>
           <w:rFonts w:hint="eastAsia" w:ascii="Times New Roman" w:hAnsi="Times New Roman"/>
           <w:iCs/>
           <w:lang w:val="en-US" w:eastAsia="zh-CN"/>
@@ -1331,7 +1331,7 @@
       </w:r>
       <w:r>
         <w:rPr>
-          <w:rStyle w:val="11"/>
+          <w:rStyle w:val="12"/>
           <w:rFonts w:hint="eastAsia" w:ascii="Times New Roman" w:hAnsi="Times New Roman"/>
           <w:iCs/>
           <w:lang w:eastAsia="zh-CN"/>
@@ -1351,7 +1351,7 @@
     </w:p>
     <w:p>
       <w:pPr>
-        <w:pStyle w:val="17"/>
+        <w:pStyle w:val="18"/>
         <w:numPr>
           <w:ilvl w:val="0"/>
           <w:numId w:val="3"/>
@@ -1360,101 +1360,168 @@
         <w:ind w:firstLineChars="0"/>
         <w:jc w:val="both"/>
         <w:rPr>
-          <w:rStyle w:val="11"/>
-          <w:rFonts w:hint="eastAsia" w:ascii="Times New Roman" w:hAnsi="Times New Roman"/>
-          <w:iCs/>
-          <w:color w:val="auto"/>
-          <w:u w:val="none"/>
-          <w:lang w:eastAsia="zh-CN"/>
-        </w:rPr>
-      </w:pPr>
-      <w:r>
-        <w:rPr>
-          <w:rStyle w:val="11"/>
-          <w:rFonts w:ascii="Times New Roman" w:hAnsi="Times New Roman"/>
-          <w:iCs/>
-          <w:color w:val="auto"/>
-          <w:u w:val="none"/>
-          <w:lang w:eastAsia="zh-CN"/>
-        </w:rPr>
-        <w:t>Proposed</w:t>
-      </w:r>
-      <w:r>
-        <w:rPr>
-          <w:rStyle w:val="11"/>
-          <w:rFonts w:hint="eastAsia" w:ascii="Times New Roman" w:hAnsi="Times New Roman"/>
-          <w:iCs/>
-          <w:color w:val="auto"/>
-          <w:u w:val="none"/>
-          <w:lang w:eastAsia="zh-CN"/>
-        </w:rPr>
-        <w:t xml:space="preserve"> a single-agent framework that operationalizes test-driven development for LLM-based code generation by generating tests before implementation and iteratively co-refining both tests and code using execution feedback. TDD-Agent treats tests as reasoning artifacts rather than fixed post-hoc validators, enabling models to identify implementation defects and correct flawed test assumptions throughout the process.</w:t>
-      </w:r>
-      <w:r>
-        <w:rPr>
-          <w:rStyle w:val="11"/>
-          <w:rFonts w:hint="eastAsia" w:ascii="Times New Roman" w:hAnsi="Times New Roman"/>
-          <w:iCs/>
-          <w:color w:val="auto"/>
-          <w:u w:val="none"/>
-          <w:lang w:val="en-US" w:eastAsia="zh-CN"/>
-        </w:rPr>
-        <w:t xml:space="preserve"> Evaluations on </w:t>
-      </w:r>
-      <w:r>
-        <w:rPr>
-          <w:rStyle w:val="11"/>
-          <w:rFonts w:hint="default" w:ascii="Times New Roman" w:hAnsi="Times New Roman"/>
-          <w:iCs/>
-          <w:color w:val="auto"/>
-          <w:u w:val="none"/>
-          <w:lang w:val="en-US" w:eastAsia="zh-CN"/>
-        </w:rPr>
-        <w:t>both function-level</w:t>
-      </w:r>
-      <w:r>
-        <w:rPr>
-          <w:rStyle w:val="11"/>
-          <w:rFonts w:hint="eastAsia" w:ascii="Times New Roman" w:hAnsi="Times New Roman"/>
-          <w:iCs/>
-          <w:color w:val="auto"/>
-          <w:u w:val="none"/>
-          <w:lang w:val="en-US" w:eastAsia="zh-CN"/>
-        </w:rPr>
-        <w:t xml:space="preserve"> and the repository-level benchmark</w:t>
-      </w:r>
-      <w:r>
-        <w:rPr>
-          <w:rStyle w:val="11"/>
-          <w:rFonts w:hint="default" w:ascii="Times New Roman" w:hAnsi="Times New Roman"/>
-          <w:iCs/>
-          <w:color w:val="auto"/>
-          <w:u w:val="none"/>
-          <w:lang w:val="en-US" w:eastAsia="zh-CN"/>
-        </w:rPr>
-        <w:t>s</w:t>
-      </w:r>
-      <w:r>
-        <w:rPr>
-          <w:rStyle w:val="11"/>
-          <w:rFonts w:hint="eastAsia" w:ascii="Times New Roman" w:hAnsi="Times New Roman"/>
-          <w:iCs/>
-          <w:color w:val="auto"/>
-          <w:u w:val="none"/>
-          <w:lang w:val="en-US" w:eastAsia="zh-CN"/>
-        </w:rPr>
-        <w:t xml:space="preserve"> showed consistent improvements over reasoning, retrieval, and agent-based baselines</w:t>
-      </w:r>
-      <w:r>
-        <w:rPr>
-          <w:rStyle w:val="11"/>
-          <w:rFonts w:hint="default" w:ascii="Times New Roman" w:hAnsi="Times New Roman"/>
-          <w:iCs/>
-          <w:color w:val="auto"/>
-          <w:u w:val="none"/>
-          <w:lang w:val="en-US" w:eastAsia="zh-CN"/>
-        </w:rPr>
-        <w:t>.</w:t>
+          <w:rStyle w:val="12"/>
+          <w:rFonts w:hint="eastAsia" w:ascii="Times New Roman" w:hAnsi="Times New Roman"/>
+          <w:iCs/>
+          <w:color w:val="auto"/>
+          <w:u w:val="none"/>
+          <w:lang w:eastAsia="zh-CN"/>
+        </w:rPr>
+      </w:pPr>
+      <w:r>
+        <w:rPr>
+          <w:rStyle w:val="12"/>
+          <w:rFonts w:ascii="Times New Roman" w:hAnsi="Times New Roman"/>
+          <w:iCs/>
+          <w:color w:val="auto"/>
+          <w:u w:val="none"/>
+          <w:lang w:eastAsia="zh-CN"/>
+        </w:rPr>
+        <w:t xml:space="preserve">Proposed </w:t>
+      </w:r>
+      <w:r>
+        <w:rPr>
+          <w:rStyle w:val="12"/>
+          <w:rFonts w:ascii="Times New Roman" w:hAnsi="Times New Roman"/>
+          <w:b/>
+          <w:bCs/>
+          <w:iCs/>
+          <w:color w:val="auto"/>
+          <w:u w:val="none"/>
+          <w:lang w:eastAsia="zh-CN"/>
+        </w:rPr>
+        <w:t>TDD-Agent</w:t>
+      </w:r>
+      <w:r>
+        <w:rPr>
+          <w:rStyle w:val="12"/>
+          <w:rFonts w:ascii="Times New Roman" w:hAnsi="Times New Roman"/>
+          <w:iCs/>
+          <w:color w:val="auto"/>
+          <w:u w:val="none"/>
+          <w:lang w:eastAsia="zh-CN"/>
+        </w:rPr>
+        <w:t xml:space="preserve">, a test-driven code generation framework that </w:t>
+      </w:r>
+      <w:r>
+        <w:rPr>
+          <w:rStyle w:val="12"/>
+          <w:rFonts w:ascii="Times New Roman" w:hAnsi="Times New Roman"/>
+          <w:b/>
+          <w:bCs/>
+          <w:iCs/>
+          <w:color w:val="auto"/>
+          <w:u w:val="none"/>
+          <w:lang w:eastAsia="zh-CN"/>
+        </w:rPr>
+        <w:t>treats executable tests as reasoning artifacts</w:t>
+      </w:r>
+      <w:r>
+        <w:rPr>
+          <w:rStyle w:val="12"/>
+          <w:rFonts w:ascii="Times New Roman" w:hAnsi="Times New Roman"/>
+          <w:iCs/>
+          <w:color w:val="auto"/>
+          <w:u w:val="none"/>
+          <w:lang w:eastAsia="zh-CN"/>
+        </w:rPr>
+        <w:t xml:space="preserve">, requiring LLMs to </w:t>
+      </w:r>
+      <w:r>
+        <w:rPr>
+          <w:rStyle w:val="12"/>
+          <w:rFonts w:ascii="Times New Roman" w:hAnsi="Times New Roman"/>
+          <w:b/>
+          <w:bCs/>
+          <w:iCs/>
+          <w:color w:val="auto"/>
+          <w:u w:val="none"/>
+          <w:lang w:eastAsia="zh-CN"/>
+        </w:rPr>
+        <w:t>specify expected behavior before implementation</w:t>
+      </w:r>
+      <w:r>
+        <w:rPr>
+          <w:rStyle w:val="12"/>
+          <w:rFonts w:ascii="Times New Roman" w:hAnsi="Times New Roman"/>
+          <w:iCs/>
+          <w:color w:val="auto"/>
+          <w:u w:val="none"/>
+          <w:lang w:eastAsia="zh-CN"/>
+        </w:rPr>
+        <w:t xml:space="preserve"> and then </w:t>
+      </w:r>
+      <w:r>
+        <w:rPr>
+          <w:rStyle w:val="12"/>
+          <w:rFonts w:ascii="Times New Roman" w:hAnsi="Times New Roman"/>
+          <w:b/>
+          <w:bCs/>
+          <w:iCs/>
+          <w:color w:val="auto"/>
+          <w:u w:val="none"/>
+          <w:lang w:eastAsia="zh-CN"/>
+        </w:rPr>
+        <w:t>co-refine tests and code</w:t>
+      </w:r>
+      <w:r>
+        <w:rPr>
+          <w:rStyle w:val="12"/>
+          <w:rFonts w:ascii="Times New Roman" w:hAnsi="Times New Roman"/>
+          <w:iCs/>
+          <w:color w:val="auto"/>
+          <w:u w:val="none"/>
+          <w:lang w:eastAsia="zh-CN"/>
+        </w:rPr>
+        <w:t xml:space="preserve"> through execution feedback. Unlike prior self-testing approaches that treat generated tests as fixed validators, TDD-Agent allows the agent to correct both implementation defects and flawed test assumptions, continuously aligning specification with implementation. Evaluations on </w:t>
+      </w:r>
+      <w:r>
+        <w:rPr>
+          <w:rStyle w:val="12"/>
+          <w:rFonts w:ascii="Times New Roman" w:hAnsi="Times New Roman"/>
+          <w:b/>
+          <w:bCs/>
+          <w:iCs/>
+          <w:color w:val="auto"/>
+          <w:u w:val="none"/>
+          <w:lang w:eastAsia="zh-CN"/>
+        </w:rPr>
+        <w:t>LiveCodeBench</w:t>
+      </w:r>
+      <w:r>
+        <w:rPr>
+          <w:rStyle w:val="12"/>
+          <w:rFonts w:ascii="Times New Roman" w:hAnsi="Times New Roman"/>
+          <w:iCs/>
+          <w:color w:val="auto"/>
+          <w:u w:val="none"/>
+          <w:lang w:eastAsia="zh-CN"/>
+        </w:rPr>
+        <w:t xml:space="preserve"> and </w:t>
+      </w:r>
+      <w:r>
+        <w:rPr>
+          <w:rStyle w:val="12"/>
+          <w:rFonts w:ascii="Times New Roman" w:hAnsi="Times New Roman"/>
+          <w:b/>
+          <w:bCs/>
+          <w:iCs/>
+          <w:color w:val="auto"/>
+          <w:u w:val="none"/>
+          <w:lang w:eastAsia="zh-CN"/>
+        </w:rPr>
+        <w:t>RepoEval</w:t>
+      </w:r>
+      <w:r>
+        <w:rPr>
+          <w:rStyle w:val="12"/>
+          <w:rFonts w:ascii="Times New Roman" w:hAnsi="Times New Roman"/>
+          <w:iCs/>
+          <w:color w:val="auto"/>
+          <w:u w:val="none"/>
+          <w:lang w:eastAsia="zh-CN"/>
+        </w:rPr>
+        <w:t xml:space="preserve"> show consistent improvements over reasoning-, retrieval-, and agent-based baselines across multiple LLMs.</w:t>
       </w:r>
     </w:p>
     <w:p>
@@ -1470,17 +1537,17 @@
         <w:ind w:left="360" w:hanging="360"/>
         <w:jc w:val="both"/>
         <w:rPr>
-          <w:rStyle w:val="11"/>
-          <w:rFonts w:ascii="Times New Roman" w:hAnsi="Times New Roman"/>
-          <w:iCs/>
-          <w:color w:val="auto"/>
-          <w:u w:val="none"/>
-          <w:lang w:eastAsia="zh-CN"/>
-        </w:rPr>
-      </w:pPr>
-      <w:r>
-        <w:rPr>
-          <w:rStyle w:val="11"/>
+          <w:rStyle w:val="12"/>
+          <w:rFonts w:ascii="Times New Roman" w:hAnsi="Times New Roman"/>
+          <w:iCs/>
+          <w:color w:val="auto"/>
+          <w:u w:val="none"/>
+          <w:lang w:eastAsia="zh-CN"/>
+        </w:rPr>
+      </w:pPr>
+      <w:r>
+        <w:rPr>
+          <w:rStyle w:val="12"/>
           <w:rFonts w:hint="eastAsia" w:ascii="Times New Roman" w:hAnsi="Times New Roman"/>
           <w:iCs/>
           <w:color w:val="auto"/>
@@ -1491,7 +1558,7 @@
       </w:r>
       <w:r>
         <w:rPr>
-          <w:rStyle w:val="11"/>
+          <w:rStyle w:val="12"/>
           <w:rFonts w:hint="default" w:ascii="Times New Roman" w:hAnsi="Times New Roman"/>
           <w:iCs/>
           <w:color w:val="auto"/>
@@ -1502,7 +1569,7 @@
       </w:r>
       <w:r>
         <w:rPr>
-          <w:rStyle w:val="11"/>
+          <w:rStyle w:val="12"/>
           <w:rFonts w:hint="eastAsia" w:ascii="Times New Roman" w:hAnsi="Times New Roman"/>
           <w:iCs/>
           <w:color w:val="auto"/>
@@ -1513,7 +1580,7 @@
       </w:r>
       <w:r>
         <w:rPr>
-          <w:rStyle w:val="11"/>
+          <w:rStyle w:val="12"/>
           <w:rFonts w:hint="eastAsia" w:ascii="Times New Roman" w:hAnsi="Times New Roman"/>
           <w:b/>
           <w:bCs/>
@@ -1526,7 +1593,7 @@
       </w:r>
       <w:r>
         <w:rPr>
-          <w:rStyle w:val="11"/>
+          <w:rStyle w:val="12"/>
           <w:rFonts w:hint="eastAsia" w:ascii="Times New Roman" w:hAnsi="Times New Roman"/>
           <w:b/>
           <w:bCs/>
@@ -1539,7 +1606,7 @@
       </w:r>
       <w:r>
         <w:rPr>
-          <w:rStyle w:val="11"/>
+          <w:rStyle w:val="12"/>
           <w:rFonts w:hint="default" w:ascii="Times New Roman" w:hAnsi="Times New Roman"/>
           <w:b/>
           <w:bCs/>
@@ -1552,7 +1619,7 @@
       </w:r>
       <w:r>
         <w:rPr>
-          <w:rStyle w:val="11"/>
+          <w:rStyle w:val="12"/>
           <w:rFonts w:hint="eastAsia" w:ascii="Times New Roman" w:hAnsi="Times New Roman"/>
           <w:b/>
           <w:bCs/>
@@ -1565,7 +1632,7 @@
       </w:r>
       <w:r>
         <w:rPr>
-          <w:rStyle w:val="11"/>
+          <w:rStyle w:val="12"/>
           <w:rFonts w:hint="eastAsia" w:ascii="Times New Roman" w:hAnsi="Times New Roman"/>
           <w:iCs/>
           <w:color w:val="auto"/>
@@ -1576,7 +1643,7 @@
       </w:r>
       <w:r>
         <w:rPr>
-          <w:rStyle w:val="11"/>
+          <w:rStyle w:val="12"/>
           <w:rFonts w:hint="eastAsia" w:ascii="Times New Roman" w:hAnsi="Times New Roman"/>
           <w:iCs/>
           <w:color w:val="auto"/>
@@ -1587,7 +1654,7 @@
       </w:r>
       <w:r>
         <w:rPr>
-          <w:rStyle w:val="11"/>
+          <w:rStyle w:val="12"/>
           <w:rFonts w:hint="default" w:ascii="Times New Roman" w:hAnsi="Times New Roman"/>
           <w:iCs/>
           <w:color w:val="auto"/>
@@ -1598,7 +1665,7 @@
       </w:r>
       <w:r>
         <w:rPr>
-          <w:rStyle w:val="11"/>
+          <w:rStyle w:val="12"/>
           <w:rFonts w:hint="eastAsia" w:ascii="Times New Roman" w:hAnsi="Times New Roman"/>
           <w:iCs/>
           <w:color w:val="auto"/>
@@ -1609,7 +1676,7 @@
       </w:r>
       <w:r>
         <w:rPr>
-          <w:rStyle w:val="11"/>
+          <w:rStyle w:val="12"/>
           <w:rFonts w:hint="default" w:ascii="Times New Roman" w:hAnsi="Times New Roman"/>
           <w:iCs/>
           <w:color w:val="auto"/>
@@ -1620,7 +1687,7 @@
       </w:r>
       <w:r>
         <w:rPr>
-          <w:rStyle w:val="11"/>
+          <w:rStyle w:val="12"/>
           <w:rFonts w:hint="eastAsia" w:ascii="Times New Roman" w:hAnsi="Times New Roman"/>
           <w:iCs/>
           <w:color w:val="auto"/>
@@ -1631,7 +1698,7 @@
       </w:r>
       <w:r>
         <w:rPr>
-          <w:rStyle w:val="11"/>
+          <w:rStyle w:val="12"/>
           <w:rFonts w:hint="eastAsia" w:ascii="Times New Roman" w:hAnsi="Times New Roman"/>
           <w:iCs/>
           <w:color w:val="auto"/>
@@ -1642,7 +1709,7 @@
       </w:r>
       <w:r>
         <w:rPr>
-          <w:rStyle w:val="11"/>
+          <w:rStyle w:val="12"/>
           <w:rFonts w:hint="eastAsia" w:ascii="Times New Roman" w:hAnsi="Times New Roman"/>
           <w:iCs/>
           <w:color w:val="auto"/>
@@ -1653,7 +1720,7 @@
       </w:r>
       <w:r>
         <w:rPr>
-          <w:rStyle w:val="11"/>
+          <w:rStyle w:val="12"/>
           <w:rFonts w:ascii="Times New Roman" w:hAnsi="Times New Roman"/>
           <w:iCs/>
           <w:color w:val="auto"/>
@@ -1664,7 +1731,7 @@
       </w:r>
       <w:r>
         <w:rPr>
-          <w:rStyle w:val="11"/>
+          <w:rStyle w:val="12"/>
           <w:rFonts w:hint="eastAsia" w:ascii="Times New Roman" w:hAnsi="Times New Roman"/>
           <w:iCs/>
           <w:color w:val="auto"/>
@@ -1675,7 +1742,7 @@
       </w:r>
       <w:r>
         <w:rPr>
-          <w:rStyle w:val="11"/>
+          <w:rStyle w:val="12"/>
           <w:rFonts w:ascii="Times New Roman" w:hAnsi="Times New Roman"/>
           <w:i/>
           <w:color w:val="auto"/>
@@ -1686,7 +1753,7 @@
       </w:r>
       <w:r>
         <w:rPr>
-          <w:rStyle w:val="11"/>
+          <w:rStyle w:val="12"/>
           <w:rFonts w:hint="eastAsia" w:ascii="Times New Roman" w:hAnsi="Times New Roman"/>
           <w:i/>
           <w:color w:val="auto"/>
@@ -1697,7 +1764,7 @@
       </w:r>
       <w:r>
         <w:rPr>
-          <w:rStyle w:val="11"/>
+          <w:rStyle w:val="12"/>
           <w:rFonts w:hint="eastAsia" w:ascii="Times New Roman" w:hAnsi="Times New Roman"/>
           <w:i w:val="0"/>
           <w:iCs/>
@@ -1709,7 +1776,7 @@
       </w:r>
       <w:r>
         <w:rPr>
-          <w:rStyle w:val="11"/>
+          <w:rStyle w:val="12"/>
           <w:rFonts w:hint="eastAsia" w:ascii="Times New Roman" w:hAnsi="Times New Roman"/>
           <w:b/>
           <w:bCs/>
@@ -1723,7 +1790,7 @@
       </w:r>
       <w:r>
         <w:rPr>
-          <w:rStyle w:val="11"/>
+          <w:rStyle w:val="12"/>
           <w:rFonts w:hint="eastAsia" w:ascii="Times New Roman" w:hAnsi="Times New Roman"/>
           <w:i w:val="0"/>
           <w:iCs/>
@@ -1735,7 +1802,7 @@
       </w:r>
       <w:r>
         <w:rPr>
-          <w:rStyle w:val="11"/>
+          <w:rStyle w:val="12"/>
           <w:rFonts w:hint="eastAsia" w:ascii="Times New Roman" w:hAnsi="Times New Roman"/>
           <w:b/>
           <w:bCs/>
@@ -1749,7 +1816,7 @@
       </w:r>
       <w:r>
         <w:rPr>
-          <w:rStyle w:val="11"/>
+          <w:rStyle w:val="12"/>
           <w:rFonts w:hint="eastAsia" w:ascii="Times New Roman" w:hAnsi="Times New Roman"/>
           <w:i w:val="0"/>
           <w:iCs/>
@@ -1761,7 +1828,7 @@
       </w:r>
       <w:r>
         <w:rPr>
-          <w:rStyle w:val="11"/>
+          <w:rStyle w:val="12"/>
           <w:rFonts w:hint="default" w:ascii="Times New Roman" w:hAnsi="Times New Roman"/>
           <w:i w:val="0"/>
           <w:iCs/>
@@ -1773,7 +1840,7 @@
       </w:r>
       <w:r>
         <w:rPr>
-          <w:rStyle w:val="11"/>
+          <w:rStyle w:val="12"/>
           <w:rFonts w:hint="eastAsia" w:ascii="Times New Roman" w:hAnsi="Times New Roman"/>
           <w:iCs/>
           <w:color w:val="auto"/>
@@ -1814,7 +1881,7 @@
       </w:r>
       <w:r>
         <w:rPr>
-          <w:rStyle w:val="9"/>
+          <w:rStyle w:val="10"/>
           <w:rFonts w:hint="eastAsia" w:ascii="Times New Roman" w:hAnsi="Times New Roman"/>
           <w:iCs/>
           <w:lang w:eastAsia="zh-CN"/>
@@ -1834,7 +1901,7 @@
     </w:p>
     <w:p>
       <w:pPr>
-        <w:pStyle w:val="17"/>
+        <w:pStyle w:val="18"/>
         <w:numPr>
           <w:ilvl w:val="0"/>
           <w:numId w:val="3"/>
@@ -1843,27 +1910,234 @@
         <w:ind w:firstLineChars="0"/>
         <w:jc w:val="both"/>
         <w:rPr>
-          <w:rStyle w:val="11"/>
-          <w:rFonts w:hint="eastAsia" w:ascii="Times New Roman" w:hAnsi="Times New Roman"/>
-          <w:iCs/>
-          <w:color w:val="auto"/>
-          <w:u w:val="none"/>
-          <w:lang w:eastAsia="zh-CN"/>
-        </w:rPr>
-      </w:pPr>
-      <w:r>
-        <w:rPr>
-          <w:rStyle w:val="11"/>
-          <w:rFonts w:hint="eastAsia" w:ascii="Times New Roman" w:hAnsi="Times New Roman"/>
-          <w:iCs/>
-          <w:color w:val="auto"/>
-          <w:u w:val="none"/>
-          <w:lang w:eastAsia="zh-CN"/>
-        </w:rPr>
-        <w:t xml:space="preserve">Identified the Self-Repair Trap, a failure mode in LLM-based test oracle generation where iterative execution-driven repair increasingly favors assertions that are easy to satisfy but less effective at revealing faults. Proposed DCAware, a computationally efficient, non-iterative framework that combines structured static program context with selectively retrieved dynamic execution states to improve oracle grounding. </w:t>
-      </w:r>
-      <w:bookmarkStart w:id="2" w:name="_GoBack"/>
-      <w:bookmarkEnd w:id="2"/>
+          <w:rStyle w:val="12"/>
+          <w:rFonts w:hint="eastAsia" w:ascii="Times New Roman" w:hAnsi="Times New Roman"/>
+          <w:iCs/>
+          <w:color w:val="auto"/>
+          <w:u w:val="none"/>
+          <w:lang w:eastAsia="zh-CN"/>
+        </w:rPr>
+      </w:pPr>
+      <w:r>
+        <w:rPr>
+          <w:rStyle w:val="12"/>
+          <w:rFonts w:hint="eastAsia" w:ascii="Times New Roman" w:hAnsi="Times New Roman"/>
+          <w:iCs/>
+          <w:color w:val="auto"/>
+          <w:u w:val="none"/>
+          <w:lang w:eastAsia="zh-CN"/>
+        </w:rPr>
+        <w:t xml:space="preserve">Identified the </w:t>
+      </w:r>
+      <w:r>
+        <w:rPr>
+          <w:rStyle w:val="12"/>
+          <w:rFonts w:hint="eastAsia" w:ascii="Times New Roman" w:hAnsi="Times New Roman"/>
+          <w:b/>
+          <w:bCs/>
+          <w:iCs/>
+          <w:color w:val="auto"/>
+          <w:u w:val="none"/>
+          <w:lang w:eastAsia="zh-CN"/>
+        </w:rPr>
+        <w:t>Self-Repair Trap</w:t>
+      </w:r>
+      <w:r>
+        <w:rPr>
+          <w:rStyle w:val="12"/>
+          <w:rFonts w:hint="eastAsia" w:ascii="Times New Roman" w:hAnsi="Times New Roman"/>
+          <w:iCs/>
+          <w:color w:val="auto"/>
+          <w:u w:val="none"/>
+          <w:lang w:eastAsia="zh-CN"/>
+        </w:rPr>
+        <w:t xml:space="preserve">, a failure mode in LLM-based test oracle generation where iterative execution-guided repair increasingly favors </w:t>
+      </w:r>
+      <w:r>
+        <w:rPr>
+          <w:rStyle w:val="12"/>
+          <w:rFonts w:hint="eastAsia" w:ascii="Times New Roman" w:hAnsi="Times New Roman"/>
+          <w:b/>
+          <w:bCs/>
+          <w:iCs/>
+          <w:color w:val="auto"/>
+          <w:u w:val="none"/>
+          <w:lang w:eastAsia="zh-CN"/>
+        </w:rPr>
+        <w:t>easier-to-satisfy but less fault-revealing</w:t>
+      </w:r>
+      <w:r>
+        <w:rPr>
+          <w:rStyle w:val="12"/>
+          <w:rFonts w:hint="eastAsia" w:ascii="Times New Roman" w:hAnsi="Times New Roman"/>
+          <w:iCs/>
+          <w:color w:val="auto"/>
+          <w:u w:val="none"/>
+          <w:lang w:eastAsia="zh-CN"/>
+        </w:rPr>
+        <w:t xml:space="preserve"> assertions. Proposed </w:t>
+      </w:r>
+      <w:r>
+        <w:rPr>
+          <w:rStyle w:val="12"/>
+          <w:rFonts w:hint="eastAsia" w:ascii="Times New Roman" w:hAnsi="Times New Roman"/>
+          <w:b/>
+          <w:bCs/>
+          <w:iCs/>
+          <w:color w:val="auto"/>
+          <w:u w:val="none"/>
+          <w:lang w:eastAsia="zh-CN"/>
+        </w:rPr>
+        <w:t>DCAware</w:t>
+      </w:r>
+      <w:r>
+        <w:rPr>
+          <w:rStyle w:val="12"/>
+          <w:rFonts w:hint="eastAsia" w:ascii="Times New Roman" w:hAnsi="Times New Roman"/>
+          <w:iCs/>
+          <w:color w:val="auto"/>
+          <w:u w:val="none"/>
+          <w:lang w:eastAsia="zh-CN"/>
+        </w:rPr>
+        <w:t xml:space="preserve">, a computationally efficient </w:t>
+      </w:r>
+      <w:r>
+        <w:rPr>
+          <w:rStyle w:val="12"/>
+          <w:rFonts w:hint="eastAsia" w:ascii="Times New Roman" w:hAnsi="Times New Roman"/>
+          <w:b/>
+          <w:bCs/>
+          <w:iCs/>
+          <w:color w:val="auto"/>
+          <w:u w:val="none"/>
+          <w:lang w:eastAsia="zh-CN"/>
+        </w:rPr>
+        <w:t>non-iterative dual-context</w:t>
+      </w:r>
+      <w:r>
+        <w:rPr>
+          <w:rStyle w:val="12"/>
+          <w:rFonts w:hint="eastAsia" w:ascii="Times New Roman" w:hAnsi="Times New Roman"/>
+          <w:iCs/>
+          <w:color w:val="auto"/>
+          <w:u w:val="none"/>
+          <w:lang w:eastAsia="zh-CN"/>
+        </w:rPr>
+        <w:t xml:space="preserve"> framework combining  </w:t>
+      </w:r>
+      <w:r>
+        <w:rPr>
+          <w:rStyle w:val="12"/>
+          <w:rFonts w:hint="eastAsia" w:ascii="Times New Roman" w:hAnsi="Times New Roman"/>
+          <w:b/>
+          <w:bCs/>
+          <w:iCs/>
+          <w:color w:val="auto"/>
+          <w:u w:val="none"/>
+          <w:lang w:val="en-US" w:eastAsia="zh-CN"/>
+        </w:rPr>
+        <w:t>Denoised S</w:t>
+      </w:r>
+      <w:r>
+        <w:rPr>
+          <w:rStyle w:val="12"/>
+          <w:rFonts w:hint="eastAsia" w:ascii="Times New Roman" w:hAnsi="Times New Roman"/>
+          <w:b/>
+          <w:bCs/>
+          <w:iCs/>
+          <w:color w:val="auto"/>
+          <w:u w:val="none"/>
+          <w:lang w:eastAsia="zh-CN"/>
+        </w:rPr>
+        <w:t xml:space="preserve">tatic </w:t>
+      </w:r>
+      <w:r>
+        <w:rPr>
+          <w:rStyle w:val="12"/>
+          <w:rFonts w:hint="eastAsia" w:ascii="Times New Roman" w:hAnsi="Times New Roman"/>
+          <w:b/>
+          <w:bCs/>
+          <w:iCs/>
+          <w:color w:val="auto"/>
+          <w:u w:val="none"/>
+          <w:lang w:val="en-US" w:eastAsia="zh-CN"/>
+        </w:rPr>
+        <w:t>P</w:t>
+      </w:r>
+      <w:r>
+        <w:rPr>
+          <w:rStyle w:val="12"/>
+          <w:rFonts w:hint="eastAsia" w:ascii="Times New Roman" w:hAnsi="Times New Roman"/>
+          <w:b/>
+          <w:bCs/>
+          <w:iCs/>
+          <w:color w:val="auto"/>
+          <w:u w:val="none"/>
+          <w:lang w:eastAsia="zh-CN"/>
+        </w:rPr>
+        <w:t xml:space="preserve">rogram </w:t>
+      </w:r>
+      <w:r>
+        <w:rPr>
+          <w:rStyle w:val="12"/>
+          <w:rFonts w:hint="eastAsia" w:ascii="Times New Roman" w:hAnsi="Times New Roman"/>
+          <w:b/>
+          <w:bCs/>
+          <w:iCs/>
+          <w:color w:val="auto"/>
+          <w:u w:val="none"/>
+          <w:lang w:val="en-US" w:eastAsia="zh-CN"/>
+        </w:rPr>
+        <w:t>C</w:t>
+      </w:r>
+      <w:r>
+        <w:rPr>
+          <w:rStyle w:val="12"/>
+          <w:rFonts w:hint="eastAsia" w:ascii="Times New Roman" w:hAnsi="Times New Roman"/>
+          <w:b/>
+          <w:bCs/>
+          <w:iCs/>
+          <w:color w:val="auto"/>
+          <w:u w:val="none"/>
+          <w:lang w:eastAsia="zh-CN"/>
+        </w:rPr>
+        <w:t>ontext</w:t>
+      </w:r>
+      <w:r>
+        <w:rPr>
+          <w:rStyle w:val="12"/>
+          <w:rFonts w:hint="eastAsia" w:ascii="Times New Roman" w:hAnsi="Times New Roman"/>
+          <w:iCs/>
+          <w:color w:val="auto"/>
+          <w:u w:val="none"/>
+          <w:lang w:eastAsia="zh-CN"/>
+        </w:rPr>
+        <w:t xml:space="preserve"> with </w:t>
+      </w:r>
+      <w:r>
+        <w:rPr>
+          <w:rStyle w:val="12"/>
+          <w:rFonts w:hint="eastAsia" w:ascii="Times New Roman" w:hAnsi="Times New Roman"/>
+          <w:b/>
+          <w:bCs/>
+          <w:iCs/>
+          <w:color w:val="auto"/>
+          <w:u w:val="none"/>
+          <w:lang w:eastAsia="zh-CN"/>
+        </w:rPr>
+        <w:t>Intent-Driven Dynamic State Extraction</w:t>
+      </w:r>
+      <w:r>
+        <w:rPr>
+          <w:rStyle w:val="12"/>
+          <w:rFonts w:hint="eastAsia" w:ascii="Times New Roman" w:hAnsi="Times New Roman"/>
+          <w:iCs/>
+          <w:color w:val="auto"/>
+          <w:u w:val="none"/>
+          <w:lang w:eastAsia="zh-CN"/>
+        </w:rPr>
+        <w:t xml:space="preserve"> for targeted runtime evidence. DCAware improves both execution success and fault-revealing capability while requiring one-quarter of the API cost and up to 77% less execution time than iterative agentic approaches.</w:t>
+      </w:r>
     </w:p>
     <w:p>
       <w:pPr>
@@ -1878,17 +2152,17 @@
         <w:ind w:left="360" w:hanging="360"/>
         <w:jc w:val="both"/>
         <w:rPr>
-          <w:rStyle w:val="11"/>
-          <w:rFonts w:hint="eastAsia" w:ascii="Times New Roman" w:hAnsi="Times New Roman"/>
-          <w:iCs/>
-          <w:color w:val="auto"/>
-          <w:u w:val="none"/>
-          <w:lang w:eastAsia="zh-CN"/>
-        </w:rPr>
-      </w:pPr>
-      <w:r>
-        <w:rPr>
-          <w:rStyle w:val="11"/>
+          <w:rStyle w:val="12"/>
+          <w:rFonts w:hint="eastAsia" w:ascii="Times New Roman" w:hAnsi="Times New Roman"/>
+          <w:iCs/>
+          <w:color w:val="auto"/>
+          <w:u w:val="none"/>
+          <w:lang w:eastAsia="zh-CN"/>
+        </w:rPr>
+      </w:pPr>
+      <w:r>
+        <w:rPr>
+          <w:rStyle w:val="12"/>
           <w:rFonts w:hint="eastAsia" w:ascii="Times New Roman" w:hAnsi="Times New Roman"/>
           <w:b w:val="0"/>
           <w:bCs w:val="0"/>
@@ -1901,7 +2175,7 @@
       </w:r>
       <w:r>
         <w:rPr>
-          <w:rStyle w:val="11"/>
+          <w:rStyle w:val="12"/>
           <w:rFonts w:hint="default" w:ascii="Times New Roman" w:hAnsi="Times New Roman"/>
           <w:b w:val="0"/>
           <w:bCs w:val="0"/>
@@ -1914,7 +2188,7 @@
       </w:r>
       <w:r>
         <w:rPr>
-          <w:rStyle w:val="11"/>
+          <w:rStyle w:val="12"/>
           <w:rFonts w:hint="eastAsia" w:ascii="Times New Roman" w:hAnsi="Times New Roman"/>
           <w:b w:val="0"/>
           <w:bCs w:val="0"/>
@@ -1927,7 +2201,7 @@
       </w:r>
       <w:r>
         <w:rPr>
-          <w:rStyle w:val="11"/>
+          <w:rStyle w:val="12"/>
           <w:rFonts w:hint="eastAsia" w:ascii="Times New Roman" w:hAnsi="Times New Roman"/>
           <w:b w:val="0"/>
           <w:bCs w:val="0"/>
@@ -1940,7 +2214,7 @@
       </w:r>
       <w:r>
         <w:rPr>
-          <w:rStyle w:val="11"/>
+          <w:rStyle w:val="12"/>
           <w:rFonts w:hint="eastAsia" w:ascii="Times New Roman" w:hAnsi="Times New Roman"/>
           <w:b w:val="0"/>
           <w:bCs w:val="0"/>
@@ -1953,7 +2227,7 @@
       </w:r>
       <w:r>
         <w:rPr>
-          <w:rStyle w:val="11"/>
+          <w:rStyle w:val="12"/>
           <w:rFonts w:hint="eastAsia" w:ascii="Times New Roman" w:hAnsi="Times New Roman"/>
           <w:iCs/>
           <w:color w:val="auto"/>
@@ -1964,7 +2238,7 @@
       </w:r>
       <w:r>
         <w:rPr>
-          <w:rStyle w:val="11"/>
+          <w:rStyle w:val="12"/>
           <w:rFonts w:hint="default" w:ascii="Times New Roman" w:hAnsi="Times New Roman"/>
           <w:iCs/>
           <w:color w:val="auto"/>
@@ -1975,7 +2249,7 @@
       </w:r>
       <w:r>
         <w:rPr>
-          <w:rStyle w:val="11"/>
+          <w:rStyle w:val="12"/>
           <w:rFonts w:hint="eastAsia" w:ascii="Times New Roman" w:hAnsi="Times New Roman"/>
           <w:iCs/>
           <w:color w:val="auto"/>
@@ -1986,7 +2260,7 @@
       </w:r>
       <w:r>
         <w:rPr>
-          <w:rStyle w:val="11"/>
+          <w:rStyle w:val="12"/>
           <w:rFonts w:hint="eastAsia" w:ascii="Times New Roman" w:hAnsi="Times New Roman"/>
           <w:iCs/>
           <w:color w:val="auto"/>
@@ -1997,7 +2271,7 @@
       </w:r>
       <w:r>
         <w:rPr>
-          <w:rStyle w:val="11"/>
+          <w:rStyle w:val="12"/>
           <w:rFonts w:hint="eastAsia" w:ascii="Times New Roman" w:hAnsi="Times New Roman"/>
           <w:iCs/>
           <w:color w:val="auto"/>
@@ -2008,7 +2282,7 @@
       </w:r>
       <w:r>
         <w:rPr>
-          <w:rStyle w:val="11"/>
+          <w:rStyle w:val="12"/>
           <w:rFonts w:hint="eastAsia" w:ascii="Times New Roman" w:hAnsi="Times New Roman"/>
           <w:b/>
           <w:bCs/>
@@ -2021,7 +2295,7 @@
       </w:r>
       <w:r>
         <w:rPr>
-          <w:rStyle w:val="11"/>
+          <w:rStyle w:val="12"/>
           <w:rFonts w:hint="default" w:ascii="Times New Roman" w:hAnsi="Times New Roman"/>
           <w:b/>
           <w:bCs/>
@@ -2034,7 +2308,7 @@
       </w:r>
       <w:r>
         <w:rPr>
-          <w:rStyle w:val="11"/>
+          <w:rStyle w:val="12"/>
           <w:rFonts w:hint="eastAsia" w:ascii="Times New Roman" w:hAnsi="Times New Roman"/>
           <w:b/>
           <w:bCs/>
@@ -2047,7 +2321,7 @@
       </w:r>
       <w:r>
         <w:rPr>
-          <w:rStyle w:val="11"/>
+          <w:rStyle w:val="12"/>
           <w:rFonts w:hint="eastAsia" w:ascii="Times New Roman" w:hAnsi="Times New Roman"/>
           <w:b/>
           <w:bCs/>
@@ -2060,7 +2334,7 @@
       </w:r>
       <w:r>
         <w:rPr>
-          <w:rStyle w:val="11"/>
+          <w:rStyle w:val="12"/>
           <w:rFonts w:hint="eastAsia" w:ascii="Times New Roman" w:hAnsi="Times New Roman"/>
           <w:iCs/>
           <w:color w:val="auto"/>
@@ -2071,7 +2345,7 @@
       </w:r>
       <w:r>
         <w:rPr>
-          <w:rStyle w:val="11"/>
+          <w:rStyle w:val="12"/>
           <w:rFonts w:hint="eastAsia" w:ascii="Times New Roman" w:hAnsi="Times New Roman"/>
           <w:iCs/>
           <w:color w:val="auto"/>
@@ -2082,7 +2356,7 @@
       </w:r>
       <w:r>
         <w:rPr>
-          <w:rStyle w:val="11"/>
+          <w:rStyle w:val="12"/>
           <w:rFonts w:hint="default" w:ascii="Times New Roman" w:hAnsi="Times New Roman"/>
           <w:iCs/>
           <w:color w:val="auto"/>
@@ -2093,7 +2367,7 @@
       </w:r>
       <w:r>
         <w:rPr>
-          <w:rStyle w:val="11"/>
+          <w:rStyle w:val="12"/>
           <w:rFonts w:hint="eastAsia" w:ascii="Times New Roman" w:hAnsi="Times New Roman"/>
           <w:iCs/>
           <w:color w:val="auto"/>
@@ -2104,7 +2378,7 @@
       </w:r>
       <w:r>
         <w:rPr>
-          <w:rStyle w:val="11"/>
+          <w:rStyle w:val="12"/>
           <w:rFonts w:hint="eastAsia" w:ascii="Times New Roman" w:hAnsi="Times New Roman"/>
           <w:iCs/>
           <w:color w:val="auto"/>
@@ -2115,7 +2389,7 @@
       </w:r>
       <w:r>
         <w:rPr>
-          <w:rStyle w:val="11"/>
+          <w:rStyle w:val="12"/>
           <w:rFonts w:hint="eastAsia" w:ascii="Times New Roman" w:hAnsi="Times New Roman"/>
           <w:iCs/>
           <w:color w:val="auto"/>
@@ -2126,7 +2400,7 @@
       </w:r>
       <w:r>
         <w:rPr>
-          <w:rStyle w:val="11"/>
+          <w:rStyle w:val="12"/>
           <w:rFonts w:ascii="Times New Roman" w:hAnsi="Times New Roman"/>
           <w:iCs/>
           <w:color w:val="auto"/>
@@ -2137,7 +2411,7 @@
       </w:r>
       <w:r>
         <w:rPr>
-          <w:rStyle w:val="11"/>
+          <w:rStyle w:val="12"/>
           <w:rFonts w:hint="eastAsia" w:ascii="Times New Roman" w:hAnsi="Times New Roman"/>
           <w:i/>
           <w:color w:val="auto"/>
@@ -2148,7 +2422,7 @@
       </w:r>
       <w:r>
         <w:rPr>
-          <w:rStyle w:val="11"/>
+          <w:rStyle w:val="12"/>
           <w:rFonts w:hint="eastAsia" w:ascii="Times New Roman" w:hAnsi="Times New Roman"/>
           <w:i/>
           <w:color w:val="auto"/>
@@ -2159,7 +2433,7 @@
       </w:r>
       <w:r>
         <w:rPr>
-          <w:rStyle w:val="11"/>
+          <w:rStyle w:val="12"/>
           <w:rFonts w:hint="eastAsia" w:ascii="Times New Roman" w:hAnsi="Times New Roman"/>
           <w:i/>
           <w:color w:val="auto"/>
@@ -2170,7 +2444,7 @@
       </w:r>
       <w:r>
         <w:rPr>
-          <w:rStyle w:val="11"/>
+          <w:rStyle w:val="12"/>
           <w:rFonts w:hint="eastAsia" w:ascii="Times New Roman" w:hAnsi="Times New Roman"/>
           <w:i/>
           <w:color w:val="auto"/>
@@ -2181,7 +2455,7 @@
       </w:r>
       <w:r>
         <w:rPr>
-          <w:rStyle w:val="11"/>
+          <w:rStyle w:val="12"/>
           <w:rFonts w:hint="eastAsia" w:ascii="Times New Roman" w:hAnsi="Times New Roman"/>
           <w:iCs/>
           <w:color w:val="auto"/>
@@ -2192,7 +2466,7 @@
       </w:r>
       <w:r>
         <w:rPr>
-          <w:rStyle w:val="11"/>
+          <w:rStyle w:val="12"/>
           <w:rFonts w:hint="eastAsia" w:ascii="Times New Roman" w:hAnsi="Times New Roman"/>
           <w:b/>
           <w:bCs/>
@@ -2205,7 +2479,7 @@
       </w:r>
       <w:r>
         <w:rPr>
-          <w:rStyle w:val="11"/>
+          <w:rStyle w:val="12"/>
           <w:rFonts w:hint="eastAsia" w:ascii="Times New Roman" w:hAnsi="Times New Roman"/>
           <w:b/>
           <w:bCs/>
@@ -2218,7 +2492,7 @@
       </w:r>
       <w:r>
         <w:rPr>
-          <w:rStyle w:val="11"/>
+          <w:rStyle w:val="12"/>
           <w:rFonts w:hint="eastAsia" w:ascii="Times New Roman" w:hAnsi="Times New Roman"/>
           <w:iCs/>
           <w:color w:val="auto"/>
@@ -2229,7 +2503,7 @@
       </w:r>
       <w:r>
         <w:rPr>
-          <w:rStyle w:val="11"/>
+          <w:rStyle w:val="12"/>
           <w:rFonts w:hint="eastAsia" w:ascii="Times New Roman" w:hAnsi="Times New Roman"/>
           <w:iCs/>
           <w:color w:val="auto"/>
@@ -2240,7 +2514,7 @@
       </w:r>
       <w:r>
         <w:rPr>
-          <w:rStyle w:val="11"/>
+          <w:rStyle w:val="12"/>
           <w:rFonts w:hint="eastAsia" w:ascii="Times New Roman" w:hAnsi="Times New Roman"/>
           <w:iCs/>
           <w:color w:val="auto"/>
@@ -2251,7 +2525,7 @@
       </w:r>
       <w:r>
         <w:rPr>
-          <w:rStyle w:val="11"/>
+          <w:rStyle w:val="12"/>
           <w:rFonts w:hint="eastAsia" w:ascii="Times New Roman" w:hAnsi="Times New Roman"/>
           <w:iCs/>
           <w:color w:val="auto"/>
@@ -2262,7 +2536,7 @@
       </w:r>
       <w:r>
         <w:rPr>
-          <w:rStyle w:val="11"/>
+          <w:rStyle w:val="12"/>
           <w:rFonts w:hint="eastAsia" w:ascii="Times New Roman" w:hAnsi="Times New Roman"/>
           <w:iCs/>
           <w:color w:val="auto"/>
@@ -2273,7 +2547,7 @@
       </w:r>
       <w:r>
         <w:rPr>
-          <w:rStyle w:val="11"/>
+          <w:rStyle w:val="12"/>
           <w:rFonts w:hint="eastAsia" w:ascii="Times New Roman" w:hAnsi="Times New Roman"/>
           <w:iCs/>
           <w:color w:val="auto"/>
@@ -2284,7 +2558,7 @@
       </w:r>
       <w:r>
         <w:rPr>
-          <w:rStyle w:val="11"/>
+          <w:rStyle w:val="12"/>
           <w:rFonts w:hint="eastAsia" w:ascii="Times New Roman" w:hAnsi="Times New Roman"/>
           <w:iCs/>
           <w:lang w:eastAsia="zh-CN"/>
@@ -2293,7 +2567,7 @@
       </w:r>
       <w:r>
         <w:rPr>
-          <w:rStyle w:val="11"/>
+          <w:rStyle w:val="12"/>
           <w:rFonts w:hint="eastAsia" w:ascii="Times New Roman" w:hAnsi="Times New Roman"/>
           <w:iCs/>
           <w:color w:val="auto"/>
@@ -2305,7 +2579,7 @@
     </w:p>
     <w:p>
       <w:pPr>
-        <w:pStyle w:val="17"/>
+        <w:pStyle w:val="18"/>
         <w:numPr>
           <w:ilvl w:val="0"/>
           <w:numId w:val="3"/>
@@ -2314,17 +2588,17 @@
         <w:ind w:firstLineChars="0"/>
         <w:jc w:val="both"/>
         <w:rPr>
-          <w:rStyle w:val="11"/>
-          <w:rFonts w:hint="eastAsia" w:ascii="Times New Roman" w:hAnsi="Times New Roman"/>
-          <w:iCs/>
-          <w:color w:val="auto"/>
-          <w:u w:val="none"/>
-          <w:lang w:eastAsia="zh-CN"/>
-        </w:rPr>
-      </w:pPr>
-      <w:r>
-        <w:rPr>
-          <w:rStyle w:val="11"/>
+          <w:rStyle w:val="12"/>
+          <w:rFonts w:hint="eastAsia" w:ascii="Times New Roman" w:hAnsi="Times New Roman"/>
+          <w:iCs/>
+          <w:color w:val="auto"/>
+          <w:u w:val="none"/>
+          <w:lang w:eastAsia="zh-CN"/>
+        </w:rPr>
+      </w:pPr>
+      <w:r>
+        <w:rPr>
+          <w:rStyle w:val="12"/>
           <w:rFonts w:ascii="Times New Roman" w:hAnsi="Times New Roman"/>
           <w:iCs/>
           <w:color w:val="auto"/>
@@ -2335,38 +2609,123 @@
       </w:r>
       <w:r>
         <w:rPr>
-          <w:rStyle w:val="11"/>
-          <w:rFonts w:hint="eastAsia" w:ascii="Times New Roman" w:hAnsi="Times New Roman"/>
-          <w:iCs/>
-          <w:color w:val="auto"/>
-          <w:u w:val="none"/>
-          <w:lang w:eastAsia="zh-CN"/>
-        </w:rPr>
-        <w:t xml:space="preserve">an </w:t>
-      </w:r>
-      <w:r>
-        <w:rPr>
-          <w:rStyle w:val="11"/>
-          <w:rFonts w:hint="default" w:ascii="Times New Roman" w:hAnsi="Times New Roman" w:cs="Times New Roman"/>
-          <w:b w:val="0"/>
-          <w:bCs w:val="0"/>
-          <w:iCs/>
-          <w:color w:val="auto"/>
-          <w:u w:val="none"/>
-          <w:lang w:eastAsia="zh-CN"/>
-        </w:rPr>
-        <w:t xml:space="preserve">LLM-based co-evolutionary framework </w:t>
-      </w:r>
-      <w:r>
-        <w:rPr>
-          <w:rStyle w:val="11"/>
-          <w:rFonts w:hint="eastAsia" w:ascii="Times New Roman" w:hAnsi="Times New Roman"/>
-          <w:iCs/>
-          <w:color w:val="auto"/>
-          <w:u w:val="none"/>
-          <w:lang w:eastAsia="zh-CN"/>
-        </w:rPr>
-        <w:t>that jointly generates and iteratively refines programs and test cases without relying on predefined test suites. CoCoEvo combines LLM-driven crossover and mutation, dynamic crossover-rate scheduling, coverage-guided test generation, and Pareto-based multi-objective test selection to improve both code correctness and test quality.</w:t>
+          <w:rStyle w:val="12"/>
+          <w:rFonts w:ascii="Times New Roman" w:hAnsi="Times New Roman"/>
+          <w:b/>
+          <w:bCs/>
+          <w:iCs/>
+          <w:color w:val="auto"/>
+          <w:u w:val="none"/>
+          <w:lang w:eastAsia="zh-CN"/>
+        </w:rPr>
+        <w:t>CoCoEvo</w:t>
+      </w:r>
+      <w:r>
+        <w:rPr>
+          <w:rStyle w:val="12"/>
+          <w:rFonts w:ascii="Times New Roman" w:hAnsi="Times New Roman"/>
+          <w:iCs/>
+          <w:color w:val="auto"/>
+          <w:u w:val="none"/>
+          <w:lang w:eastAsia="zh-CN"/>
+        </w:rPr>
+        <w:t xml:space="preserve">, an </w:t>
+      </w:r>
+      <w:r>
+        <w:rPr>
+          <w:rStyle w:val="12"/>
+          <w:rFonts w:ascii="Times New Roman" w:hAnsi="Times New Roman"/>
+          <w:b/>
+          <w:bCs/>
+          <w:iCs/>
+          <w:color w:val="auto"/>
+          <w:u w:val="none"/>
+          <w:lang w:eastAsia="zh-CN"/>
+        </w:rPr>
+        <w:t>LLM-based co-evolutionary framework</w:t>
+      </w:r>
+      <w:r>
+        <w:rPr>
+          <w:rStyle w:val="12"/>
+          <w:rFonts w:ascii="Times New Roman" w:hAnsi="Times New Roman"/>
+          <w:iCs/>
+          <w:color w:val="auto"/>
+          <w:u w:val="none"/>
+          <w:lang w:eastAsia="zh-CN"/>
+        </w:rPr>
+        <w:t xml:space="preserve"> that jointly evolves programs and self-generated test cases without predefined test suites. CoCoEvo combines </w:t>
+      </w:r>
+      <w:r>
+        <w:rPr>
+          <w:rStyle w:val="12"/>
+          <w:rFonts w:ascii="Times New Roman" w:hAnsi="Times New Roman"/>
+          <w:b/>
+          <w:bCs/>
+          <w:iCs/>
+          <w:color w:val="auto"/>
+          <w:u w:val="none"/>
+          <w:lang w:eastAsia="zh-CN"/>
+        </w:rPr>
+        <w:t>LLM-based crossover and mutation</w:t>
+      </w:r>
+      <w:r>
+        <w:rPr>
+          <w:rStyle w:val="12"/>
+          <w:rFonts w:ascii="Times New Roman" w:hAnsi="Times New Roman"/>
+          <w:iCs/>
+          <w:color w:val="auto"/>
+          <w:u w:val="none"/>
+          <w:lang w:eastAsia="zh-CN"/>
+        </w:rPr>
+        <w:t xml:space="preserve">, dynamic crossover-rate scheduling, </w:t>
+      </w:r>
+      <w:r>
+        <w:rPr>
+          <w:rStyle w:val="12"/>
+          <w:rFonts w:ascii="Times New Roman" w:hAnsi="Times New Roman"/>
+          <w:b/>
+          <w:bCs/>
+          <w:iCs/>
+          <w:color w:val="auto"/>
+          <w:u w:val="none"/>
+          <w:lang w:eastAsia="zh-CN"/>
+        </w:rPr>
+        <w:t>coverage-guided test evolution</w:t>
+      </w:r>
+      <w:r>
+        <w:rPr>
+          <w:rStyle w:val="12"/>
+          <w:rFonts w:ascii="Times New Roman" w:hAnsi="Times New Roman"/>
+          <w:iCs/>
+          <w:color w:val="auto"/>
+          <w:u w:val="none"/>
+          <w:lang w:eastAsia="zh-CN"/>
+        </w:rPr>
+        <w:t xml:space="preserve">, and </w:t>
+      </w:r>
+      <w:r>
+        <w:rPr>
+          <w:rStyle w:val="12"/>
+          <w:rFonts w:ascii="Times New Roman" w:hAnsi="Times New Roman"/>
+          <w:b/>
+          <w:bCs/>
+          <w:iCs/>
+          <w:color w:val="auto"/>
+          <w:u w:val="none"/>
+          <w:lang w:eastAsia="zh-CN"/>
+        </w:rPr>
+        <w:t>Pareto-based multi-objective selection</w:t>
+      </w:r>
+      <w:r>
+        <w:rPr>
+          <w:rStyle w:val="12"/>
+          <w:rFonts w:ascii="Times New Roman" w:hAnsi="Times New Roman"/>
+          <w:iCs/>
+          <w:color w:val="auto"/>
+          <w:u w:val="none"/>
+          <w:lang w:eastAsia="zh-CN"/>
+        </w:rPr>
+        <w:t xml:space="preserve"> over test confidence and discrimination to preserve both reliable and fault-revealing tests. Co-evolving code with its testing supervision consistently achieves the best Pass@1 across fixed-test repair and agreement-based baselines on the LeetCode-Contest benchmark.</w:t>
       </w:r>
     </w:p>
     <w:p>
@@ -2382,17 +2741,19 @@
         <w:ind w:left="360" w:hanging="360"/>
         <w:jc w:val="both"/>
         <w:rPr>
-          <w:rStyle w:val="11"/>
-          <w:rFonts w:ascii="Times New Roman" w:hAnsi="Times New Roman"/>
-          <w:iCs/>
-          <w:color w:val="auto"/>
-          <w:u w:val="none"/>
-          <w:lang w:eastAsia="zh-CN"/>
-        </w:rPr>
-      </w:pPr>
-      <w:r>
-        <w:rPr>
-          <w:rStyle w:val="11"/>
+          <w:rStyle w:val="12"/>
+          <w:rFonts w:ascii="Times New Roman" w:hAnsi="Times New Roman"/>
+          <w:b w:val="0"/>
+          <w:bCs w:val="0"/>
+          <w:iCs/>
+          <w:color w:val="auto"/>
+          <w:u w:val="none"/>
+          <w:lang w:eastAsia="zh-CN"/>
+        </w:rPr>
+      </w:pPr>
+      <w:r>
+        <w:rPr>
+          <w:rStyle w:val="12"/>
           <w:rFonts w:hint="eastAsia" w:ascii="Times New Roman" w:hAnsi="Times New Roman"/>
           <w:iCs/>
           <w:color w:val="auto"/>
@@ -2403,7 +2764,7 @@
       </w:r>
       <w:r>
         <w:rPr>
-          <w:rStyle w:val="11"/>
+          <w:rStyle w:val="12"/>
           <w:rFonts w:hint="default" w:ascii="Times New Roman" w:hAnsi="Times New Roman"/>
           <w:iCs/>
           <w:color w:val="auto"/>
@@ -2414,7 +2775,7 @@
       </w:r>
       <w:r>
         <w:rPr>
-          <w:rStyle w:val="11"/>
+          <w:rStyle w:val="12"/>
           <w:rFonts w:hint="eastAsia" w:ascii="Times New Roman" w:hAnsi="Times New Roman"/>
           <w:iCs/>
           <w:color w:val="auto"/>
@@ -2425,7 +2786,7 @@
       </w:r>
       <w:r>
         <w:rPr>
-          <w:rStyle w:val="11"/>
+          <w:rStyle w:val="12"/>
           <w:rFonts w:hint="eastAsia" w:ascii="Times New Roman" w:hAnsi="Times New Roman"/>
           <w:b/>
           <w:bCs/>
@@ -2438,7 +2799,7 @@
       </w:r>
       <w:r>
         <w:rPr>
-          <w:rStyle w:val="11"/>
+          <w:rStyle w:val="12"/>
           <w:rFonts w:hint="eastAsia" w:ascii="Times New Roman" w:hAnsi="Times New Roman"/>
           <w:b/>
           <w:bCs/>
@@ -2451,7 +2812,7 @@
       </w:r>
       <w:r>
         <w:rPr>
-          <w:rStyle w:val="11"/>
+          <w:rStyle w:val="12"/>
           <w:rFonts w:hint="default" w:ascii="Times New Roman" w:hAnsi="Times New Roman"/>
           <w:b/>
           <w:bCs/>
@@ -2464,7 +2825,7 @@
       </w:r>
       <w:r>
         <w:rPr>
-          <w:rStyle w:val="11"/>
+          <w:rStyle w:val="12"/>
           <w:rFonts w:hint="eastAsia" w:ascii="Times New Roman" w:hAnsi="Times New Roman"/>
           <w:b/>
           <w:bCs/>
@@ -2477,7 +2838,7 @@
       </w:r>
       <w:r>
         <w:rPr>
-          <w:rStyle w:val="11"/>
+          <w:rStyle w:val="12"/>
           <w:rFonts w:hint="eastAsia" w:ascii="Times New Roman" w:hAnsi="Times New Roman"/>
           <w:iCs/>
           <w:color w:val="auto"/>
@@ -2488,30 +2849,76 @@
       </w:r>
       <w:r>
         <w:rPr>
-          <w:rStyle w:val="11"/>
-          <w:rFonts w:hint="eastAsia" w:ascii="Times New Roman" w:hAnsi="Times New Roman"/>
-          <w:iCs/>
-          <w:color w:val="auto"/>
-          <w:u w:val="none"/>
+          <w:rStyle w:val="12"/>
+          <w:rFonts w:hint="eastAsia" w:ascii="Times New Roman" w:hAnsi="Times New Roman"/>
+          <w:iCs/>
+          <w:color w:val="auto"/>
+          <w:u w:val="none"/>
+          <w:lang w:val="en-US" w:eastAsia="zh-CN"/>
+        </w:rPr>
+        <w:t>Y</w:t>
+      </w:r>
+      <w:r>
+        <w:rPr>
+          <w:rStyle w:val="12"/>
+          <w:rFonts w:hint="default" w:ascii="Times New Roman" w:hAnsi="Times New Roman"/>
+          <w:iCs/>
+          <w:color w:val="auto"/>
+          <w:u w:val="none"/>
+          <w:lang w:val="en-US" w:eastAsia="zh-CN"/>
+        </w:rPr>
+        <w:t>uan</w:t>
+      </w:r>
+      <w:r>
+        <w:rPr>
+          <w:rStyle w:val="12"/>
+          <w:rFonts w:hint="eastAsia" w:ascii="Times New Roman" w:hAnsi="Times New Roman"/>
+          <w:iCs/>
+          <w:color w:val="auto"/>
+          <w:u w:val="none"/>
+          <w:lang w:val="en-US" w:eastAsia="zh-CN"/>
+        </w:rPr>
+        <w:t xml:space="preserve"> Yuan</w:t>
+      </w:r>
+      <w:r>
+        <w:rPr>
+          <w:rFonts w:ascii="Times New Roman" w:hAnsi="Times New Roman"/>
+          <w:bCs/>
+          <w:lang w:eastAsia="zh-CN"/>
+        </w:rPr>
+        <w:t xml:space="preserve">, </w:t>
+      </w:r>
+      <w:r>
+        <w:rPr>
+          <w:rFonts w:hint="default" w:ascii="Times New Roman" w:hAnsi="Times New Roman"/>
+          <w:bCs/>
           <w:lang w:val="en-US" w:eastAsia="zh-CN"/>
         </w:rPr>
         <w:t>et al.</w:t>
       </w:r>
       <w:r>
         <w:rPr>
-          <w:rFonts w:ascii="Times New Roman" w:hAnsi="Times New Roman"/>
-          <w:bCs/>
-          <w:lang w:eastAsia="zh-CN"/>
-        </w:rPr>
-        <w:t>, “</w:t>
-      </w:r>
-      <w:r>
-        <w:rPr>
-          <w:rFonts w:hint="eastAsia" w:ascii="Times New Roman" w:hAnsi="Times New Roman"/>
-          <w:bCs/>
-          <w:lang w:val="en-US" w:eastAsia="zh-CN"/>
-        </w:rPr>
-        <w:t>Passing is Not Roof: How LLM Agents Decide from Self-Generated Tests</w:t>
+          <w:rFonts w:hint="eastAsia" w:ascii="Times New Roman" w:hAnsi="Times New Roman"/>
+          <w:bCs/>
+          <w:lang w:val="en-US" w:eastAsia="zh-CN"/>
+        </w:rPr>
+        <w:t xml:space="preserve"> </w:t>
+      </w:r>
+      <w:r>
+        <w:rPr>
+          <w:rFonts w:ascii="Times New Roman" w:hAnsi="Times New Roman"/>
+          <w:bCs/>
+          <w:lang w:eastAsia="zh-CN"/>
+        </w:rPr>
+        <w:t>“</w:t>
+      </w:r>
+      <w:r>
+        <w:rPr>
+          <w:rFonts w:hint="eastAsia" w:ascii="Times New Roman" w:hAnsi="Times New Roman"/>
+          <w:bCs/>
+          <w:lang w:val="en-US" w:eastAsia="zh-CN"/>
+        </w:rPr>
+        <w:t>Beyond Fixed Tests: Coevolution of Code and Behavioral Constraints</w:t>
       </w:r>
       <w:r>
         <w:rPr>
@@ -2531,11 +2938,19 @@
       </w:r>
       <w:r>
         <w:rPr>
-          <w:rFonts w:ascii="Times New Roman" w:hAnsi="Times New Roman"/>
-          <w:bCs/>
-          <w:lang w:eastAsia="zh-CN"/>
-        </w:rPr>
-        <w:t xml:space="preserve"> submitted to </w:t>
+          <w:rFonts w:hint="eastAsia" w:ascii="Times New Roman" w:hAnsi="Times New Roman"/>
+          <w:bCs/>
+          <w:lang w:val="en-US" w:eastAsia="zh-CN"/>
+        </w:rPr>
+        <w:t xml:space="preserve"> </w:t>
+      </w:r>
+      <w:r>
+        <w:rPr>
+          <w:rFonts w:ascii="Times New Roman" w:hAnsi="Times New Roman"/>
+          <w:bCs/>
+          <w:lang w:eastAsia="zh-CN"/>
+        </w:rPr>
+        <w:t xml:space="preserve">submitted to </w:t>
       </w:r>
       <w:r>
         <w:rPr>
@@ -2555,17 +2970,7 @@
           <w:iCs/>
           <w:lang w:val="en-US" w:eastAsia="zh-CN"/>
         </w:rPr>
-        <w:t>nternational Conference on Software Engineering</w:t>
-      </w:r>
-      <w:r>
-        <w:rPr>
-          <w:rFonts w:ascii="Times New Roman" w:hAnsi="Times New Roman"/>
-          <w:bCs/>
-          <w:i/>
-          <w:iCs/>
-          <w:lang w:eastAsia="zh-CN"/>
-        </w:rPr>
-        <w:t xml:space="preserve"> </w:t>
+        <w:t>EEE Transactions on Software Engineering</w:t>
       </w:r>
       <w:r>
         <w:rPr>
@@ -2586,7 +2991,7 @@
           <w:iCs w:val="0"/>
           <w:lang w:val="en-US" w:eastAsia="zh-CN"/>
         </w:rPr>
-        <w:t>ICSE 2027</w:t>
+        <w:t>TSE</w:t>
       </w:r>
       <w:r>
         <w:rPr>
@@ -2600,7 +3005,7 @@
       </w:r>
       <w:r>
         <w:rPr>
-          <w:rStyle w:val="11"/>
+          <w:rStyle w:val="12"/>
           <w:rFonts w:hint="eastAsia" w:ascii="Times New Roman" w:hAnsi="Times New Roman"/>
           <w:iCs/>
           <w:color w:val="auto"/>
@@ -2611,7 +3016,7 @@
       </w:r>
       <w:r>
         <w:rPr>
-          <w:rStyle w:val="11"/>
+          <w:rStyle w:val="12"/>
           <w:rFonts w:hint="eastAsia" w:ascii="Times New Roman" w:hAnsi="Times New Roman"/>
           <w:iCs/>
           <w:color w:val="auto"/>
@@ -2638,7 +3043,7 @@
           <w:u w:val="none"/>
           <w:lang w:eastAsia="zh-CN"/>
         </w:rPr>
-        <w:instrText xml:space="preserve"> HYPERLINK "https://huggingface.co/datasets/Natt1e/assets/blob/main/paper_3.pdf" </w:instrText>
+        <w:instrText xml:space="preserve"> HYPERLINK "https://huggingface.co/datasets/Natt1e/assets/blob/main/paper_1.pdf" </w:instrText>
       </w:r>
       <w:r>
         <w:rPr>
@@ -2652,7 +3057,7 @@
       </w:r>
       <w:r>
         <w:rPr>
-          <w:rStyle w:val="11"/>
+          <w:rStyle w:val="10"/>
           <w:rFonts w:hint="eastAsia" w:ascii="Times New Roman" w:hAnsi="Times New Roman"/>
           <w:iCs/>
           <w:lang w:eastAsia="zh-CN"/>
@@ -2661,7 +3066,7 @@
       </w:r>
       <w:r>
         <w:rPr>
-          <w:rStyle w:val="11"/>
+          <w:rStyle w:val="10"/>
           <w:rFonts w:hint="eastAsia" w:ascii="Times New Roman" w:hAnsi="Times New Roman"/>
           <w:iCs/>
           <w:lang w:val="en-US" w:eastAsia="zh-CN"/>
@@ -2670,7 +3075,7 @@
       </w:r>
       <w:r>
         <w:rPr>
-          <w:rStyle w:val="11"/>
+          <w:rStyle w:val="10"/>
           <w:rFonts w:hint="eastAsia" w:ascii="Times New Roman" w:hAnsi="Times New Roman"/>
           <w:iCs/>
           <w:lang w:eastAsia="zh-CN"/>
@@ -2686,6 +3091,231 @@
           <w:lang w:eastAsia="zh-CN"/>
         </w:rPr>
         <w:fldChar w:fldCharType="end"/>
+      </w:r>
+    </w:p>
+    <w:p>
+      <w:pPr>
+        <w:pStyle w:val="18"/>
+        <w:numPr>
+          <w:ilvl w:val="0"/>
+          <w:numId w:val="3"/>
+        </w:numPr>
+        <w:spacing w:after="120" w:afterLines="50" w:line="300" w:lineRule="exact"/>
+        <w:ind w:firstLineChars="0"/>
+        <w:jc w:val="both"/>
+        <w:rPr>
+          <w:rStyle w:val="12"/>
+          <w:rFonts w:ascii="Times New Roman" w:hAnsi="Times New Roman"/>
+          <w:iCs/>
+          <w:color w:val="auto"/>
+          <w:u w:val="none"/>
+          <w:lang w:eastAsia="zh-CN"/>
+        </w:rPr>
+      </w:pPr>
+      <w:r>
+        <w:rPr>
+          <w:rStyle w:val="12"/>
+          <w:rFonts w:ascii="Times New Roman" w:hAnsi="Times New Roman"/>
+          <w:iCs/>
+          <w:color w:val="auto"/>
+          <w:u w:val="none"/>
+          <w:lang w:eastAsia="zh-CN"/>
+        </w:rPr>
+        <w:t xml:space="preserve">Proposed </w:t>
+      </w:r>
+      <w:r>
+        <w:rPr>
+          <w:rStyle w:val="12"/>
+          <w:rFonts w:ascii="Times New Roman" w:hAnsi="Times New Roman"/>
+          <w:b/>
+          <w:bCs/>
+          <w:iCs/>
+          <w:color w:val="auto"/>
+          <w:u w:val="none"/>
+          <w:lang w:eastAsia="zh-CN"/>
+        </w:rPr>
+        <w:t>SWE-CoEvo</w:t>
+      </w:r>
+      <w:r>
+        <w:rPr>
+          <w:rStyle w:val="12"/>
+          <w:rFonts w:ascii="Times New Roman" w:hAnsi="Times New Roman"/>
+          <w:iCs/>
+          <w:color w:val="auto"/>
+          <w:u w:val="none"/>
+          <w:lang w:eastAsia="zh-CN"/>
+        </w:rPr>
+        <w:t>, a repository-level coevolutionary framework that reframes issu</w:t>
+      </w:r>
+      <w:bookmarkStart w:id="2" w:name="_GoBack"/>
+      <w:bookmarkEnd w:id="2"/>
+      <w:r>
+        <w:rPr>
+          <w:rStyle w:val="12"/>
+          <w:rFonts w:ascii="Times New Roman" w:hAnsi="Times New Roman"/>
+          <w:iCs/>
+          <w:color w:val="auto"/>
+          <w:u w:val="none"/>
+          <w:lang w:eastAsia="zh-CN"/>
+        </w:rPr>
+        <w:t xml:space="preserve">e resolution as a </w:t>
+      </w:r>
+      <w:r>
+        <w:rPr>
+          <w:rStyle w:val="12"/>
+          <w:rFonts w:ascii="Times New Roman" w:hAnsi="Times New Roman"/>
+          <w:b/>
+          <w:bCs/>
+          <w:iCs/>
+          <w:color w:val="auto"/>
+          <w:u w:val="none"/>
+          <w:lang w:eastAsia="zh-CN"/>
+        </w:rPr>
+        <w:t>coupled search over candidate repairs and executable behavioral constraints</w:t>
+      </w:r>
+      <w:r>
+        <w:rPr>
+          <w:rStyle w:val="12"/>
+          <w:rFonts w:ascii="Times New Roman" w:hAnsi="Times New Roman"/>
+          <w:iCs/>
+          <w:color w:val="auto"/>
+          <w:u w:val="none"/>
+          <w:lang w:eastAsia="zh-CN"/>
+        </w:rPr>
+        <w:t xml:space="preserve">, jointly evolving source-code patches and issue-revealing test patches. SWE-CoEvo integrates </w:t>
+      </w:r>
+      <w:r>
+        <w:rPr>
+          <w:rStyle w:val="12"/>
+          <w:rFonts w:ascii="Times New Roman" w:hAnsi="Times New Roman"/>
+          <w:b/>
+          <w:bCs/>
+          <w:iCs/>
+          <w:color w:val="auto"/>
+          <w:u w:val="none"/>
+          <w:lang w:eastAsia="zh-CN"/>
+        </w:rPr>
+        <w:t>AST-aware source/test context construction</w:t>
+      </w:r>
+      <w:r>
+        <w:rPr>
+          <w:rStyle w:val="12"/>
+          <w:rFonts w:ascii="Times New Roman" w:hAnsi="Times New Roman"/>
+          <w:iCs/>
+          <w:color w:val="auto"/>
+          <w:u w:val="none"/>
+          <w:lang w:eastAsia="zh-CN"/>
+        </w:rPr>
+        <w:t xml:space="preserve">, structured repository edits, </w:t>
+      </w:r>
+      <w:r>
+        <w:rPr>
+          <w:rStyle w:val="12"/>
+          <w:rFonts w:ascii="Times New Roman" w:hAnsi="Times New Roman"/>
+          <w:b/>
+          <w:bCs/>
+          <w:iCs/>
+          <w:color w:val="auto"/>
+          <w:u w:val="none"/>
+          <w:lang w:eastAsia="zh-CN"/>
+        </w:rPr>
+        <w:t>trace-guided semantic operators</w:t>
+      </w:r>
+      <w:r>
+        <w:rPr>
+          <w:rStyle w:val="12"/>
+          <w:rFonts w:ascii="Times New Roman" w:hAnsi="Times New Roman"/>
+          <w:iCs/>
+          <w:color w:val="auto"/>
+          <w:u w:val="none"/>
+          <w:lang w:eastAsia="zh-CN"/>
+        </w:rPr>
+        <w:t xml:space="preserve">, and execution-based cross-evaluation through a </w:t>
+      </w:r>
+      <w:r>
+        <w:rPr>
+          <w:rStyle w:val="12"/>
+          <w:rFonts w:ascii="Times New Roman" w:hAnsi="Times New Roman"/>
+          <w:b/>
+          <w:bCs/>
+          <w:iCs/>
+          <w:color w:val="auto"/>
+          <w:u w:val="none"/>
+          <w:lang w:eastAsia="zh-CN"/>
+        </w:rPr>
+        <w:t>code–test agreement matrix and dual-agreement fitness</w:t>
+      </w:r>
+      <w:r>
+        <w:rPr>
+          <w:rStyle w:val="12"/>
+          <w:rFonts w:ascii="Times New Roman" w:hAnsi="Times New Roman"/>
+          <w:iCs/>
+          <w:color w:val="auto"/>
+          <w:u w:val="none"/>
+          <w:lang w:eastAsia="zh-CN"/>
+        </w:rPr>
+        <w:t xml:space="preserve">, enabling repair and test populations to mutually guide refinement. It achieves the best overall performance on </w:t>
+      </w:r>
+      <w:r>
+        <w:rPr>
+          <w:rStyle w:val="12"/>
+          <w:rFonts w:ascii="Times New Roman" w:hAnsi="Times New Roman"/>
+          <w:b/>
+          <w:bCs/>
+          <w:iCs/>
+          <w:color w:val="auto"/>
+          <w:u w:val="none"/>
+          <w:lang w:eastAsia="zh-CN"/>
+        </w:rPr>
+        <w:t>SWE-benc</w:t>
+      </w:r>
+      <w:r>
+        <w:rPr>
+          <w:rStyle w:val="12"/>
+          <w:rFonts w:hint="eastAsia" w:ascii="Times New Roman" w:hAnsi="Times New Roman"/>
+          <w:b/>
+          <w:bCs/>
+          <w:iCs/>
+          <w:color w:val="auto"/>
+          <w:u w:val="none"/>
+          <w:lang w:val="en-US" w:eastAsia="zh-CN"/>
+        </w:rPr>
+        <w:t>h</w:t>
+      </w:r>
+      <w:r>
+        <w:rPr>
+          <w:rStyle w:val="12"/>
+          <w:rFonts w:ascii="Times New Roman" w:hAnsi="Times New Roman"/>
+          <w:iCs/>
+          <w:color w:val="auto"/>
+          <w:u w:val="none"/>
+          <w:lang w:eastAsia="zh-CN"/>
+        </w:rPr>
+        <w:t xml:space="preserve"> and </w:t>
+      </w:r>
+      <w:r>
+        <w:rPr>
+          <w:rStyle w:val="12"/>
+          <w:rFonts w:ascii="Times New Roman" w:hAnsi="Times New Roman"/>
+          <w:b/>
+          <w:bCs/>
+          <w:iCs/>
+          <w:color w:val="auto"/>
+          <w:u w:val="none"/>
+          <w:lang w:eastAsia="zh-CN"/>
+        </w:rPr>
+        <w:t>SWT-bench</w:t>
+      </w:r>
+      <w:r>
+        <w:rPr>
+          <w:rStyle w:val="12"/>
+          <w:rFonts w:ascii="Times New Roman" w:hAnsi="Times New Roman"/>
+          <w:iCs/>
+          <w:color w:val="auto"/>
+          <w:u w:val="none"/>
+          <w:lang w:eastAsia="zh-CN"/>
+        </w:rPr>
+        <w:t xml:space="preserve"> while producing both artifacts in a single run.</w:t>
       </w:r>
     </w:p>
     <w:p>
@@ -2701,7 +3331,7 @@
         <w:ind w:left="360" w:hanging="360"/>
         <w:jc w:val="both"/>
         <w:rPr>
-          <w:rStyle w:val="11"/>
+          <w:rStyle w:val="12"/>
           <w:rFonts w:ascii="Times New Roman" w:hAnsi="Times New Roman"/>
           <w:b w:val="0"/>
           <w:bCs w:val="0"/>
@@ -2713,7 +3343,7 @@
       </w:pPr>
       <w:r>
         <w:rPr>
-          <w:rStyle w:val="11"/>
+          <w:rStyle w:val="12"/>
           <w:rFonts w:hint="eastAsia" w:ascii="Times New Roman" w:hAnsi="Times New Roman"/>
           <w:iCs/>
           <w:color w:val="auto"/>
@@ -2724,7 +3354,7 @@
       </w:r>
       <w:r>
         <w:rPr>
-          <w:rStyle w:val="11"/>
+          <w:rStyle w:val="12"/>
           <w:rFonts w:hint="default" w:ascii="Times New Roman" w:hAnsi="Times New Roman"/>
           <w:iCs/>
           <w:color w:val="auto"/>
@@ -2735,7 +3365,7 @@
       </w:r>
       <w:r>
         <w:rPr>
-          <w:rStyle w:val="11"/>
+          <w:rStyle w:val="12"/>
           <w:rFonts w:hint="eastAsia" w:ascii="Times New Roman" w:hAnsi="Times New Roman"/>
           <w:iCs/>
           <w:color w:val="auto"/>
@@ -2746,7 +3376,7 @@
       </w:r>
       <w:r>
         <w:rPr>
-          <w:rStyle w:val="11"/>
+          <w:rStyle w:val="12"/>
           <w:rFonts w:hint="eastAsia" w:ascii="Times New Roman" w:hAnsi="Times New Roman"/>
           <w:b/>
           <w:bCs/>
@@ -2759,7 +3389,7 @@
       </w:r>
       <w:r>
         <w:rPr>
-          <w:rStyle w:val="11"/>
+          <w:rStyle w:val="12"/>
           <w:rFonts w:hint="eastAsia" w:ascii="Times New Roman" w:hAnsi="Times New Roman"/>
           <w:b/>
           <w:bCs/>
@@ -2772,7 +3402,7 @@
       </w:r>
       <w:r>
         <w:rPr>
-          <w:rStyle w:val="11"/>
+          <w:rStyle w:val="12"/>
           <w:rFonts w:hint="default" w:ascii="Times New Roman" w:hAnsi="Times New Roman"/>
           <w:b/>
           <w:bCs/>
@@ -2785,7 +3415,7 @@
       </w:r>
       <w:r>
         <w:rPr>
-          <w:rStyle w:val="11"/>
+          <w:rStyle w:val="12"/>
           <w:rFonts w:hint="eastAsia" w:ascii="Times New Roman" w:hAnsi="Times New Roman"/>
           <w:b/>
           <w:bCs/>
@@ -2798,7 +3428,7 @@
       </w:r>
       <w:r>
         <w:rPr>
-          <w:rStyle w:val="11"/>
+          <w:rStyle w:val="12"/>
           <w:rFonts w:hint="eastAsia" w:ascii="Times New Roman" w:hAnsi="Times New Roman"/>
           <w:iCs/>
           <w:color w:val="auto"/>
@@ -2809,128 +3439,84 @@
       </w:r>
       <w:r>
         <w:rPr>
-          <w:rStyle w:val="11"/>
-          <w:rFonts w:hint="eastAsia" w:ascii="Times New Roman" w:hAnsi="Times New Roman"/>
-          <w:iCs/>
-          <w:color w:val="auto"/>
-          <w:u w:val="none"/>
-          <w:lang w:val="en-US" w:eastAsia="zh-CN"/>
-        </w:rPr>
-        <w:t>Y</w:t>
-      </w:r>
-      <w:r>
-        <w:rPr>
-          <w:rStyle w:val="11"/>
-          <w:rFonts w:hint="default" w:ascii="Times New Roman" w:hAnsi="Times New Roman"/>
-          <w:iCs/>
-          <w:color w:val="auto"/>
-          <w:u w:val="none"/>
-          <w:lang w:val="en-US" w:eastAsia="zh-CN"/>
-        </w:rPr>
-        <w:t>uan</w:t>
-      </w:r>
-      <w:r>
-        <w:rPr>
-          <w:rStyle w:val="11"/>
-          <w:rFonts w:hint="eastAsia" w:ascii="Times New Roman" w:hAnsi="Times New Roman"/>
-          <w:iCs/>
-          <w:color w:val="auto"/>
-          <w:u w:val="none"/>
-          <w:lang w:val="en-US" w:eastAsia="zh-CN"/>
-        </w:rPr>
-        <w:t xml:space="preserve"> Yuan</w:t>
-      </w:r>
-      <w:r>
-        <w:rPr>
-          <w:rFonts w:ascii="Times New Roman" w:hAnsi="Times New Roman"/>
-          <w:bCs/>
-          <w:lang w:eastAsia="zh-CN"/>
-        </w:rPr>
-        <w:t xml:space="preserve">, </w:t>
-      </w:r>
-      <w:r>
-        <w:rPr>
-          <w:rFonts w:hint="default" w:ascii="Times New Roman" w:hAnsi="Times New Roman"/>
-          <w:bCs/>
+          <w:rStyle w:val="12"/>
+          <w:rFonts w:hint="eastAsia" w:ascii="Times New Roman" w:hAnsi="Times New Roman"/>
+          <w:iCs/>
+          <w:color w:val="auto"/>
+          <w:u w:val="none"/>
           <w:lang w:val="en-US" w:eastAsia="zh-CN"/>
         </w:rPr>
         <w:t>et al.</w:t>
       </w:r>
       <w:r>
         <w:rPr>
-          <w:rFonts w:hint="eastAsia" w:ascii="Times New Roman" w:hAnsi="Times New Roman"/>
-          <w:bCs/>
-          <w:lang w:val="en-US" w:eastAsia="zh-CN"/>
+          <w:rFonts w:ascii="Times New Roman" w:hAnsi="Times New Roman"/>
+          <w:bCs/>
+          <w:lang w:eastAsia="zh-CN"/>
+        </w:rPr>
+        <w:t>, “</w:t>
+      </w:r>
+      <w:r>
+        <w:rPr>
+          <w:rFonts w:hint="eastAsia" w:ascii="Times New Roman" w:hAnsi="Times New Roman"/>
+          <w:bCs/>
+          <w:lang w:val="en-US" w:eastAsia="zh-CN"/>
+        </w:rPr>
+        <w:t>Passing is Not Roof: How LLM Agents Decide from Self-Generated Tests</w:t>
+      </w:r>
+      <w:r>
+        <w:rPr>
+          <w:rFonts w:ascii="Times New Roman" w:hAnsi="Times New Roman"/>
+          <w:bCs/>
+          <w:lang w:eastAsia="zh-CN"/>
+        </w:rPr>
+        <w:t>”</w:t>
+      </w:r>
+      <w:r>
+        <w:rPr>
+          <w:rFonts w:hint="eastAsia" w:ascii="Times New Roman" w:hAnsi="Times New Roman"/>
+          <w:bCs/>
+          <w:lang w:eastAsia="zh-CN"/>
+        </w:rPr>
+        <w:t>,</w:t>
+      </w:r>
+      <w:r>
+        <w:rPr>
+          <w:rFonts w:ascii="Times New Roman" w:hAnsi="Times New Roman"/>
+          <w:bCs/>
+          <w:lang w:eastAsia="zh-CN"/>
+        </w:rPr>
+        <w:t xml:space="preserve"> submitted to </w:t>
+      </w:r>
+      <w:r>
+        <w:rPr>
+          <w:rFonts w:ascii="Times New Roman" w:hAnsi="Times New Roman"/>
+          <w:bCs/>
+          <w:i/>
+          <w:iCs/>
+          <w:lang w:eastAsia="zh-CN"/>
+        </w:rPr>
+        <w:t>I</w:t>
+      </w:r>
+      <w:r>
+        <w:rPr>
+          <w:rFonts w:hint="eastAsia" w:ascii="Times New Roman" w:hAnsi="Times New Roman"/>
+          <w:bCs/>
+          <w:i/>
+          <w:iCs/>
+          <w:lang w:val="en-US" w:eastAsia="zh-CN"/>
+        </w:rPr>
+        <w:t>nternational Conference on Software Engineering</w:t>
+      </w:r>
+      <w:r>
+        <w:rPr>
+          <w:rFonts w:ascii="Times New Roman" w:hAnsi="Times New Roman"/>
+          <w:bCs/>
+          <w:i/>
+          <w:iCs/>
+          <w:lang w:eastAsia="zh-CN"/>
         </w:rPr>
         <w:t xml:space="preserve"> </w:t>
-      </w:r>
-      <w:r>
-        <w:rPr>
-          <w:rFonts w:ascii="Times New Roman" w:hAnsi="Times New Roman"/>
-          <w:bCs/>
-          <w:lang w:eastAsia="zh-CN"/>
-        </w:rPr>
-        <w:t>“</w:t>
-      </w:r>
-      <w:r>
-        <w:rPr>
-          <w:rFonts w:hint="eastAsia" w:ascii="Times New Roman" w:hAnsi="Times New Roman"/>
-          <w:bCs/>
-          <w:lang w:val="en-US" w:eastAsia="zh-CN"/>
-        </w:rPr>
-        <w:t>Beyond Fixed Tests: Coevolution of Code and Behavioral Constraints</w:t>
-      </w:r>
-      <w:r>
-        <w:rPr>
-          <w:rFonts w:ascii="Times New Roman" w:hAnsi="Times New Roman"/>
-          <w:bCs/>
-          <w:lang w:eastAsia="zh-CN"/>
-        </w:rPr>
-        <w:t>”</w:t>
-      </w:r>
-      <w:r>
-        <w:rPr>
-          <w:rFonts w:hint="eastAsia" w:ascii="Times New Roman" w:hAnsi="Times New Roman"/>
-          <w:bCs/>
-          <w:lang w:eastAsia="zh-CN"/>
-        </w:rPr>
-        <w:t>,</w:t>
-      </w:r>
-      <w:r>
-        <w:rPr>
-          <w:rFonts w:hint="eastAsia" w:ascii="Times New Roman" w:hAnsi="Times New Roman"/>
-          <w:bCs/>
-          <w:lang w:val="en-US" w:eastAsia="zh-CN"/>
-        </w:rPr>
-        <w:t xml:space="preserve"> </w:t>
-      </w:r>
-      <w:r>
-        <w:rPr>
-          <w:rFonts w:ascii="Times New Roman" w:hAnsi="Times New Roman"/>
-          <w:bCs/>
-          <w:lang w:eastAsia="zh-CN"/>
-        </w:rPr>
-        <w:t xml:space="preserve">submitted to </w:t>
-      </w:r>
-      <w:r>
-        <w:rPr>
-          <w:rFonts w:ascii="Times New Roman" w:hAnsi="Times New Roman"/>
-          <w:bCs/>
-          <w:i/>
-          <w:iCs/>
-          <w:lang w:eastAsia="zh-CN"/>
-        </w:rPr>
-        <w:t>I</w:t>
-      </w:r>
-      <w:r>
-        <w:rPr>
-          <w:rFonts w:hint="eastAsia" w:ascii="Times New Roman" w:hAnsi="Times New Roman"/>
-          <w:bCs/>
-          <w:i/>
-          <w:iCs/>
-          <w:lang w:val="en-US" w:eastAsia="zh-CN"/>
-        </w:rPr>
-        <w:t>EEE Transactions on Software Engineering</w:t>
       </w:r>
       <w:r>
         <w:rPr>
@@ -2951,7 +3537,7 @@
           <w:iCs w:val="0"/>
           <w:lang w:val="en-US" w:eastAsia="zh-CN"/>
         </w:rPr>
-        <w:t>TSE</w:t>
+        <w:t>ICSE 2027</w:t>
       </w:r>
       <w:r>
         <w:rPr>
@@ -2965,7 +3551,7 @@
       </w:r>
       <w:r>
         <w:rPr>
-          <w:rStyle w:val="11"/>
+          <w:rStyle w:val="12"/>
           <w:rFonts w:hint="eastAsia" w:ascii="Times New Roman" w:hAnsi="Times New Roman"/>
           <w:iCs/>
           <w:color w:val="auto"/>
@@ -2976,7 +3562,7 @@
       </w:r>
       <w:r>
         <w:rPr>
-          <w:rStyle w:val="11"/>
+          <w:rStyle w:val="12"/>
           <w:rFonts w:hint="eastAsia" w:ascii="Times New Roman" w:hAnsi="Times New Roman"/>
           <w:iCs/>
           <w:color w:val="auto"/>
@@ -3003,7 +3589,7 @@
           <w:u w:val="none"/>
           <w:lang w:eastAsia="zh-CN"/>
         </w:rPr>
-        <w:instrText xml:space="preserve"> HYPERLINK "https://huggingface.co/datasets/Natt1e/assets/blob/main/paper_1.pdf" </w:instrText>
+        <w:instrText xml:space="preserve"> HYPERLINK "https://huggingface.co/datasets/Natt1e/assets/blob/main/paper_3.pdf" </w:instrText>
       </w:r>
       <w:r>
         <w:rPr>
@@ -3017,7 +3603,7 @@
       </w:r>
       <w:r>
         <w:rPr>
-          <w:rStyle w:val="9"/>
+          <w:rStyle w:val="12"/>
           <w:rFonts w:hint="eastAsia" w:ascii="Times New Roman" w:hAnsi="Times New Roman"/>
           <w:iCs/>
           <w:lang w:eastAsia="zh-CN"/>
@@ -3026,7 +3612,7 @@
       </w:r>
       <w:r>
         <w:rPr>
-          <w:rStyle w:val="9"/>
+          <w:rStyle w:val="12"/>
           <w:rFonts w:hint="eastAsia" w:ascii="Times New Roman" w:hAnsi="Times New Roman"/>
           <w:iCs/>
           <w:lang w:val="en-US" w:eastAsia="zh-CN"/>
@@ -3035,7 +3621,7 @@
       </w:r>
       <w:r>
         <w:rPr>
-          <w:rStyle w:val="9"/>
+          <w:rStyle w:val="12"/>
           <w:rFonts w:hint="eastAsia" w:ascii="Times New Roman" w:hAnsi="Times New Roman"/>
           <w:iCs/>
           <w:lang w:eastAsia="zh-CN"/>
@@ -3051,6 +3637,181 @@
           <w:lang w:eastAsia="zh-CN"/>
         </w:rPr>
         <w:fldChar w:fldCharType="end"/>
+      </w:r>
+    </w:p>
+    <w:p>
+      <w:pPr>
+        <w:pStyle w:val="18"/>
+        <w:numPr>
+          <w:ilvl w:val="0"/>
+          <w:numId w:val="3"/>
+        </w:numPr>
+        <w:spacing w:after="120" w:afterLines="50" w:line="300" w:lineRule="exact"/>
+        <w:ind w:firstLineChars="0"/>
+        <w:jc w:val="both"/>
+        <w:rPr>
+          <w:rStyle w:val="12"/>
+          <w:rFonts w:ascii="Times New Roman" w:hAnsi="Times New Roman"/>
+          <w:iCs/>
+          <w:color w:val="auto"/>
+          <w:u w:val="none"/>
+          <w:lang w:eastAsia="zh-CN"/>
+        </w:rPr>
+      </w:pPr>
+      <w:r>
+        <w:rPr>
+          <w:rStyle w:val="12"/>
+          <w:rFonts w:ascii="Times New Roman" w:hAnsi="Times New Roman"/>
+          <w:iCs/>
+          <w:color w:val="auto"/>
+          <w:u w:val="none"/>
+          <w:lang w:eastAsia="zh-CN"/>
+        </w:rPr>
+        <w:t>Conducted a</w:t>
+      </w:r>
+      <w:r>
+        <w:rPr>
+          <w:rStyle w:val="12"/>
+          <w:rFonts w:ascii="Times New Roman" w:hAnsi="Times New Roman"/>
+          <w:b/>
+          <w:bCs/>
+          <w:iCs/>
+          <w:color w:val="auto"/>
+          <w:u w:val="none"/>
+          <w:lang w:eastAsia="zh-CN"/>
+        </w:rPr>
+        <w:t xml:space="preserve"> trajectory-level study of how LLM coding agents reason from self-generated test feedback</w:t>
+      </w:r>
+      <w:r>
+        <w:rPr>
+          <w:rStyle w:val="12"/>
+          <w:rFonts w:ascii="Times New Roman" w:hAnsi="Times New Roman"/>
+          <w:iCs/>
+          <w:color w:val="auto"/>
+          <w:u w:val="none"/>
+          <w:lang w:eastAsia="zh-CN"/>
+        </w:rPr>
+        <w:t xml:space="preserve">, independently labeling intermediate code and test artifacts to distinguish </w:t>
+      </w:r>
+      <w:r>
+        <w:rPr>
+          <w:rStyle w:val="12"/>
+          <w:rFonts w:ascii="Times New Roman" w:hAnsi="Times New Roman"/>
+          <w:b/>
+          <w:bCs/>
+          <w:iCs/>
+          <w:color w:val="auto"/>
+          <w:u w:val="none"/>
+          <w:lang w:eastAsia="zh-CN"/>
+        </w:rPr>
+        <w:t>failure attribution</w:t>
+      </w:r>
+      <w:r>
+        <w:rPr>
+          <w:rStyle w:val="12"/>
+          <w:rFonts w:ascii="Times New Roman" w:hAnsi="Times New Roman"/>
+          <w:iCs/>
+          <w:color w:val="auto"/>
+          <w:u w:val="none"/>
+          <w:lang w:eastAsia="zh-CN"/>
+        </w:rPr>
+        <w:t xml:space="preserve"> after failed tests from </w:t>
+      </w:r>
+      <w:r>
+        <w:rPr>
+          <w:rStyle w:val="12"/>
+          <w:rFonts w:ascii="Times New Roman" w:hAnsi="Times New Roman"/>
+          <w:b/>
+          <w:bCs/>
+          <w:iCs/>
+          <w:color w:val="auto"/>
+          <w:u w:val="none"/>
+          <w:lang w:eastAsia="zh-CN"/>
+        </w:rPr>
+        <w:t>decision calibration</w:t>
+      </w:r>
+      <w:r>
+        <w:rPr>
+          <w:rStyle w:val="12"/>
+          <w:rFonts w:ascii="Times New Roman" w:hAnsi="Times New Roman"/>
+          <w:iCs/>
+          <w:color w:val="auto"/>
+          <w:u w:val="none"/>
+          <w:lang w:eastAsia="zh-CN"/>
+        </w:rPr>
+        <w:t xml:space="preserve"> after passed tests. Revealed a strong asymmetry: agents often continue repairing after failures but frequently </w:t>
+      </w:r>
+      <w:r>
+        <w:rPr>
+          <w:rStyle w:val="12"/>
+          <w:rFonts w:ascii="Times New Roman" w:hAnsi="Times New Roman"/>
+          <w:b/>
+          <w:bCs/>
+          <w:iCs/>
+          <w:color w:val="auto"/>
+          <w:u w:val="none"/>
+          <w:lang w:eastAsia="zh-CN"/>
+        </w:rPr>
+        <w:t>over-trust passing self-generated tests</w:t>
+      </w:r>
+      <w:r>
+        <w:rPr>
+          <w:rStyle w:val="12"/>
+          <w:rFonts w:ascii="Times New Roman" w:hAnsi="Times New Roman"/>
+          <w:iCs/>
+          <w:color w:val="auto"/>
+          <w:u w:val="none"/>
+          <w:lang w:eastAsia="zh-CN"/>
+        </w:rPr>
+        <w:t xml:space="preserve">, proceeding with unresolved code, non-reproducing tests, or mutually incorrect code–test pairs. Introduced </w:t>
+      </w:r>
+      <w:r>
+        <w:rPr>
+          <w:rStyle w:val="12"/>
+          <w:rFonts w:ascii="Times New Roman" w:hAnsi="Times New Roman"/>
+          <w:b/>
+          <w:bCs/>
+          <w:iCs/>
+          <w:color w:val="auto"/>
+          <w:u w:val="none"/>
+          <w:lang w:eastAsia="zh-CN"/>
+        </w:rPr>
+        <w:t xml:space="preserve">final wrong agreement </w:t>
+      </w:r>
+      <w:r>
+        <w:rPr>
+          <w:rStyle w:val="12"/>
+          <w:rFonts w:ascii="Times New Roman" w:hAnsi="Times New Roman"/>
+          <w:iCs/>
+          <w:color w:val="auto"/>
+          <w:u w:val="none"/>
+          <w:lang w:eastAsia="zh-CN"/>
+        </w:rPr>
+        <w:t xml:space="preserve">to quantify this false confidence and evaluated an </w:t>
+      </w:r>
+      <w:r>
+        <w:rPr>
+          <w:rStyle w:val="12"/>
+          <w:rFonts w:ascii="Times New Roman" w:hAnsi="Times New Roman"/>
+          <w:b/>
+          <w:bCs/>
+          <w:iCs/>
+          <w:color w:val="auto"/>
+          <w:u w:val="none"/>
+          <w:lang w:eastAsia="zh-CN"/>
+        </w:rPr>
+        <w:t>independent issue-alignment guard</w:t>
+      </w:r>
+      <w:r>
+        <w:rPr>
+          <w:rStyle w:val="12"/>
+          <w:rFonts w:ascii="Times New Roman" w:hAnsi="Times New Roman"/>
+          <w:iCs/>
+          <w:color w:val="auto"/>
+          <w:u w:val="none"/>
+          <w:lang w:eastAsia="zh-CN"/>
+        </w:rPr>
+        <w:t xml:space="preserve"> that reduces wrong-proceed decisions and wrong agreements without relying on ground-truth patches or tests</w:t>
       </w:r>
     </w:p>
     <w:p>
@@ -3085,9 +3846,14 @@
         <w:spacing w:after="0" w:line="300" w:lineRule="exact"/>
         <w:jc w:val="both"/>
         <w:rPr>
-          <w:rFonts w:hint="default" w:ascii="Times New Roman" w:hAnsi="Times New Roman"/>
-          <w:i/>
-          <w:lang w:val="en-US" w:eastAsia="zh-CN"/>
+          <w:rStyle w:val="12"/>
+          <w:rFonts w:ascii="Times New Roman" w:hAnsi="Times New Roman" w:eastAsia="宋体" w:cs="Times New Roman"/>
+          <w:iCs/>
+          <w:color w:val="auto"/>
+          <w:sz w:val="22"/>
+          <w:szCs w:val="22"/>
+          <w:u w:val="single"/>
+          <w:lang w:val="en-US" w:eastAsia="zh-CN" w:bidi="ar-SA"/>
         </w:rPr>
       </w:pPr>
       <w:r>
@@ -3116,7 +3882,7 @@
       </w:r>
       <w:r>
         <w:rPr>
-          <w:rStyle w:val="11"/>
+          <w:rStyle w:val="12"/>
           <w:rFonts w:hint="eastAsia" w:ascii="Times New Roman" w:hAnsi="Times New Roman"/>
           <w:i/>
           <w:lang w:val="en-US" w:eastAsia="zh-CN"/>
@@ -3125,7 +3891,7 @@
       </w:r>
       <w:r>
         <w:rPr>
-          <w:rStyle w:val="11"/>
+          <w:rStyle w:val="12"/>
           <w:rFonts w:ascii="Times New Roman" w:hAnsi="Times New Roman"/>
           <w:i/>
           <w:lang w:eastAsia="zh-CN"/>
@@ -3134,7 +3900,7 @@
       </w:r>
       <w:r>
         <w:rPr>
-          <w:rStyle w:val="11"/>
+          <w:rStyle w:val="12"/>
           <w:rFonts w:hint="eastAsia" w:ascii="Times New Roman" w:hAnsi="Times New Roman"/>
           <w:i/>
           <w:lang w:val="en-US" w:eastAsia="zh-CN"/>
@@ -3163,26 +3929,26 @@
           <w:i/>
           <w:lang w:eastAsia="zh-CN"/>
         </w:rPr>
-        <w:t xml:space="preserve">       </w:t>
-      </w:r>
-      <w:r>
-        <w:rPr>
-          <w:rFonts w:hint="eastAsia" w:ascii="Times New Roman" w:hAnsi="Times New Roman"/>
-          <w:i/>
-          <w:lang w:val="en-US" w:eastAsia="zh-CN"/>
+        <w:t xml:space="preserve">   </w:t>
+      </w:r>
+      <w:r>
+        <w:rPr>
+          <w:rFonts w:hint="eastAsia" w:ascii="Times New Roman" w:hAnsi="Times New Roman"/>
+          <w:i/>
+          <w:lang w:val="en-US" w:eastAsia="zh-CN"/>
+        </w:rPr>
+        <w:tab/>
+      </w:r>
+      <w:r>
+        <w:rPr>
+          <w:rFonts w:ascii="Times New Roman" w:hAnsi="Times New Roman"/>
+          <w:i/>
+          <w:lang w:eastAsia="zh-CN"/>
         </w:rPr>
         <w:t xml:space="preserve"> </w:t>
       </w:r>
       <w:r>
         <w:rPr>
-          <w:rFonts w:ascii="Times New Roman" w:hAnsi="Times New Roman"/>
-          <w:i/>
-          <w:lang w:eastAsia="zh-CN"/>
-        </w:rPr>
-        <w:t xml:space="preserve">  </w:t>
-      </w:r>
-      <w:r>
-        <w:rPr>
           <w:rFonts w:hint="eastAsia" w:ascii="Times New Roman" w:hAnsi="Times New Roman"/>
           <w:i/>
           <w:lang w:val="en-US" w:eastAsia="zh-CN"/>
@@ -3271,11 +4037,20 @@
       </w:r>
       <w:r>
         <w:rPr>
-          <w:rFonts w:ascii="Times New Roman" w:hAnsi="Times New Roman"/>
-          <w:iCs/>
-          <w:lang w:eastAsia="zh-CN"/>
-        </w:rPr>
-        <w:t>Dec 202</w:t>
+          <w:rFonts w:hint="eastAsia" w:ascii="Times New Roman" w:hAnsi="Times New Roman"/>
+          <w:i w:val="0"/>
+          <w:iCs/>
+          <w:lang w:val="en-US" w:eastAsia="zh-CN"/>
+        </w:rPr>
+        <w:t xml:space="preserve">Nov </w:t>
+      </w:r>
+      <w:r>
+        <w:rPr>
+          <w:rFonts w:ascii="Times New Roman" w:hAnsi="Times New Roman"/>
+          <w:iCs/>
+          <w:lang w:eastAsia="zh-CN"/>
+        </w:rPr>
+        <w:t>202</w:t>
       </w:r>
       <w:r>
         <w:rPr>
@@ -3304,7 +4079,7 @@
     </w:p>
     <w:p>
       <w:pPr>
-        <w:pStyle w:val="15"/>
+        <w:pStyle w:val="16"/>
         <w:widowControl w:val="0"/>
         <w:numPr>
           <w:ilvl w:val="0"/>
@@ -3314,18 +4089,197 @@
         <w:ind w:left="714" w:hanging="357"/>
         <w:jc w:val="both"/>
         <w:rPr>
-          <w:rStyle w:val="11"/>
+          <w:rStyle w:val="12"/>
           <w:rFonts w:ascii="Times New Roman" w:hAnsi="Times New Roman" w:eastAsia="宋体" w:cs="Times New Roman"/>
           <w:iCs/>
           <w:color w:val="auto"/>
+          <w:sz w:val="22"/>
+          <w:szCs w:val="22"/>
+          <w:u w:val="none"/>
+          <w:lang w:val="en-US" w:eastAsia="zh-CN" w:bidi="ar-SA"/>
+        </w:rPr>
+      </w:pPr>
+      <w:r>
+        <w:rPr>
+          <w:rStyle w:val="12"/>
+          <w:rFonts w:ascii="Times New Roman" w:hAnsi="Times New Roman" w:eastAsia="宋体" w:cs="Times New Roman"/>
+          <w:iCs/>
+          <w:color w:val="auto"/>
+          <w:sz w:val="22"/>
+          <w:szCs w:val="22"/>
+          <w:u w:val="none"/>
+          <w:lang w:val="en-US" w:eastAsia="zh-CN" w:bidi="ar-SA"/>
+        </w:rPr>
+        <w:t xml:space="preserve">Proposed InfCode, a multi-agent framework for repository-level issue resolution in C++ and Java, introducing a dual-layer retrieval architecture that combines </w:t>
+      </w:r>
+      <w:r>
+        <w:rPr>
+          <w:rStyle w:val="12"/>
+          <w:rFonts w:ascii="Times New Roman" w:hAnsi="Times New Roman" w:eastAsia="宋体" w:cs="Times New Roman"/>
+          <w:b/>
+          <w:bCs/>
+          <w:iCs/>
+          <w:color w:val="auto"/>
+          <w:sz w:val="22"/>
+          <w:szCs w:val="22"/>
+          <w:u w:val="none"/>
+          <w:lang w:val="en-US" w:eastAsia="zh-CN" w:bidi="ar-SA"/>
+        </w:rPr>
+        <w:t>intent-guided semantic retrieval</w:t>
+      </w:r>
+      <w:r>
+        <w:rPr>
+          <w:rStyle w:val="12"/>
+          <w:rFonts w:ascii="Times New Roman" w:hAnsi="Times New Roman" w:eastAsia="宋体" w:cs="Times New Roman"/>
+          <w:iCs/>
+          <w:color w:val="auto"/>
+          <w:sz w:val="22"/>
+          <w:szCs w:val="22"/>
+          <w:u w:val="none"/>
+          <w:lang w:val="en-US" w:eastAsia="zh-CN" w:bidi="ar-SA"/>
+        </w:rPr>
+        <w:t xml:space="preserve"> with </w:t>
+      </w:r>
+      <w:r>
+        <w:rPr>
+          <w:rStyle w:val="12"/>
+          <w:rFonts w:ascii="Times New Roman" w:hAnsi="Times New Roman" w:eastAsia="宋体" w:cs="Times New Roman"/>
+          <w:b/>
+          <w:bCs/>
+          <w:iCs/>
+          <w:color w:val="auto"/>
+          <w:sz w:val="22"/>
+          <w:szCs w:val="22"/>
+          <w:u w:val="none"/>
+          <w:lang w:val="en-US" w:eastAsia="zh-CN" w:bidi="ar-SA"/>
+        </w:rPr>
+        <w:t>structural code search</w:t>
+      </w:r>
+      <w:r>
+        <w:rPr>
+          <w:rStyle w:val="12"/>
+          <w:rFonts w:ascii="Times New Roman" w:hAnsi="Times New Roman" w:eastAsia="宋体" w:cs="Times New Roman"/>
+          <w:iCs/>
+          <w:color w:val="auto"/>
+          <w:sz w:val="22"/>
+          <w:szCs w:val="22"/>
+          <w:u w:val="none"/>
+          <w:lang w:val="en-US" w:eastAsia="zh-CN" w:bidi="ar-SA"/>
+        </w:rPr>
+        <w:t xml:space="preserve"> for coarse-to-fine fault localization; designed </w:t>
+      </w:r>
+      <w:r>
+        <w:rPr>
+          <w:rStyle w:val="12"/>
+          <w:rFonts w:ascii="Times New Roman" w:hAnsi="Times New Roman" w:eastAsia="宋体" w:cs="Times New Roman"/>
+          <w:b/>
+          <w:bCs/>
+          <w:iCs/>
+          <w:color w:val="auto"/>
+          <w:sz w:val="22"/>
+          <w:szCs w:val="22"/>
+          <w:u w:val="none"/>
+          <w:lang w:val="en-US" w:eastAsia="zh-CN" w:bidi="ar-SA"/>
+        </w:rPr>
+        <w:t>Intent and Entity Graphs</w:t>
+      </w:r>
+      <w:r>
+        <w:rPr>
+          <w:rStyle w:val="12"/>
+          <w:rFonts w:ascii="Times New Roman" w:hAnsi="Times New Roman" w:eastAsia="宋体" w:cs="Times New Roman"/>
+          <w:iCs/>
+          <w:color w:val="auto"/>
+          <w:sz w:val="22"/>
+          <w:szCs w:val="22"/>
+          <w:u w:val="none"/>
+          <w:lang w:val="en-US" w:eastAsia="zh-CN" w:bidi="ar-SA"/>
+        </w:rPr>
+        <w:t xml:space="preserve"> to bridge natural-language descriptions with implementation-level semantics and code dependencies, enabling precise code navigation beyond lexical search and achieving 1st place on both the Java and C++ leaderboards of </w:t>
+      </w:r>
+      <w:r>
+        <w:rPr>
+          <w:rStyle w:val="12"/>
+          <w:rFonts w:hint="eastAsia" w:ascii="Times New Roman" w:hAnsi="Times New Roman" w:cs="Times New Roman"/>
+          <w:iCs/>
+          <w:color w:val="auto"/>
+          <w:sz w:val="22"/>
+          <w:szCs w:val="22"/>
+          <w:u w:val="none"/>
+          <w:lang w:val="en-US" w:eastAsia="zh-CN" w:bidi="ar-SA"/>
+        </w:rPr>
+        <w:fldChar w:fldCharType="begin"/>
+      </w:r>
+      <w:r>
+        <w:rPr>
+          <w:rStyle w:val="12"/>
+          <w:rFonts w:hint="eastAsia" w:ascii="Times New Roman" w:hAnsi="Times New Roman" w:cs="Times New Roman"/>
+          <w:iCs/>
+          <w:color w:val="auto"/>
+          <w:sz w:val="22"/>
+          <w:szCs w:val="22"/>
+          <w:u w:val="none"/>
+          <w:lang w:val="en-US" w:eastAsia="zh-CN" w:bidi="ar-SA"/>
+        </w:rPr>
+        <w:instrText xml:space="preserve"> HYPERLINK "https://multi-swe-bench.github.io/" </w:instrText>
+      </w:r>
+      <w:r>
+        <w:rPr>
+          <w:rStyle w:val="12"/>
+          <w:rFonts w:hint="eastAsia" w:ascii="Times New Roman" w:hAnsi="Times New Roman" w:cs="Times New Roman"/>
+          <w:iCs/>
+          <w:color w:val="auto"/>
+          <w:sz w:val="22"/>
+          <w:szCs w:val="22"/>
+          <w:u w:val="none"/>
+          <w:lang w:val="en-US" w:eastAsia="zh-CN" w:bidi="ar-SA"/>
+        </w:rPr>
+        <w:fldChar w:fldCharType="separate"/>
+      </w:r>
+      <w:r>
+        <w:rPr>
+          <w:rStyle w:val="10"/>
+          <w:rFonts w:hint="eastAsia" w:ascii="Times New Roman" w:hAnsi="Times New Roman" w:cs="Times New Roman"/>
+          <w:iCs/>
           <w:sz w:val="22"/>
           <w:szCs w:val="22"/>
           <w:lang w:val="en-US" w:eastAsia="zh-CN" w:bidi="ar-SA"/>
         </w:rPr>
-      </w:pPr>
-      <w:r>
-        <w:rPr>
-          <w:rStyle w:val="11"/>
+        <w:t>Multi-SWE-bench</w:t>
+      </w:r>
+      <w:r>
+        <w:rPr>
+          <w:rStyle w:val="12"/>
+          <w:rFonts w:hint="eastAsia" w:ascii="Times New Roman" w:hAnsi="Times New Roman" w:cs="Times New Roman"/>
+          <w:iCs/>
+          <w:color w:val="auto"/>
+          <w:sz w:val="22"/>
+          <w:szCs w:val="22"/>
+          <w:u w:val="none"/>
+          <w:lang w:val="en-US" w:eastAsia="zh-CN" w:bidi="ar-SA"/>
+        </w:rPr>
+        <w:fldChar w:fldCharType="end"/>
+      </w:r>
+      <w:r>
+        <w:rPr>
+          <w:rStyle w:val="12"/>
+          <w:rFonts w:ascii="Times New Roman" w:hAnsi="Times New Roman" w:eastAsia="宋体" w:cs="Times New Roman"/>
+          <w:iCs/>
+          <w:color w:val="auto"/>
+          <w:sz w:val="22"/>
+          <w:szCs w:val="22"/>
+          <w:u w:val="none"/>
+          <w:lang w:val="en-US" w:eastAsia="zh-CN" w:bidi="ar-SA"/>
+        </w:rPr>
+        <w:t>.</w:t>
+      </w:r>
+    </w:p>
+    <w:p>
+      <w:pPr>
+        <w:widowControl w:val="0"/>
+        <w:spacing w:after="0" w:line="300" w:lineRule="exact"/>
+        <w:jc w:val="both"/>
+        <w:rPr>
+          <w:rStyle w:val="12"/>
           <w:rFonts w:ascii="Times New Roman" w:hAnsi="Times New Roman" w:eastAsia="宋体" w:cs="Times New Roman"/>
           <w:iCs/>
           <w:color w:val="auto"/>
@@ -3333,387 +4287,204 @@
           <w:szCs w:val="22"/>
           <w:lang w:val="en-US" w:eastAsia="zh-CN" w:bidi="ar-SA"/>
         </w:rPr>
-        <w:t>Contributed to</w:t>
-      </w:r>
-      <w:r>
-        <w:rPr>
-          <w:rStyle w:val="11"/>
-          <w:rFonts w:hint="eastAsia" w:ascii="Times New Roman" w:hAnsi="Times New Roman" w:cs="Times New Roman"/>
-          <w:iCs/>
-          <w:color w:val="auto"/>
-          <w:sz w:val="22"/>
-          <w:szCs w:val="22"/>
-          <w:lang w:val="en-US" w:eastAsia="zh-CN" w:bidi="ar-SA"/>
+      </w:pPr>
+      <w:r>
+        <w:rPr>
+          <w:rFonts w:hint="eastAsia" w:ascii="Times New Roman" w:hAnsi="Times New Roman"/>
+          <w:i/>
+          <w:lang w:val="en-US" w:eastAsia="zh-CN"/>
+        </w:rPr>
+        <w:fldChar w:fldCharType="begin"/>
+      </w:r>
+      <w:r>
+        <w:rPr>
+          <w:rFonts w:hint="eastAsia" w:ascii="Times New Roman" w:hAnsi="Times New Roman"/>
+          <w:i/>
+          <w:lang w:val="en-US" w:eastAsia="zh-CN"/>
+        </w:rPr>
+        <w:instrText xml:space="preserve"> HYPERLINK "https://www.4paradigm.com/" </w:instrText>
+      </w:r>
+      <w:r>
+        <w:rPr>
+          <w:rFonts w:hint="eastAsia" w:ascii="Times New Roman" w:hAnsi="Times New Roman"/>
+          <w:i/>
+          <w:lang w:val="en-US" w:eastAsia="zh-CN"/>
+        </w:rPr>
+        <w:fldChar w:fldCharType="separate"/>
+      </w:r>
+      <w:r>
+        <w:rPr>
+          <w:rStyle w:val="12"/>
+          <w:rFonts w:hint="eastAsia" w:ascii="Times New Roman" w:hAnsi="Times New Roman"/>
+          <w:i/>
+          <w:lang w:val="en-US" w:eastAsia="zh-CN"/>
+        </w:rPr>
+        <w:t>4Paradigm</w:t>
+      </w:r>
+      <w:r>
+        <w:rPr>
+          <w:rFonts w:hint="eastAsia" w:ascii="Times New Roman" w:hAnsi="Times New Roman"/>
+          <w:i/>
+          <w:lang w:val="en-US" w:eastAsia="zh-CN"/>
+        </w:rPr>
+        <w:fldChar w:fldCharType="end"/>
+      </w:r>
+      <w:r>
+        <w:rPr>
+          <w:rFonts w:hint="eastAsia" w:ascii="Times New Roman" w:hAnsi="Times New Roman"/>
+          <w:i/>
+          <w:lang w:val="en-US" w:eastAsia="zh-CN"/>
+        </w:rPr>
+        <w:t>, Beijing, China</w:t>
+      </w:r>
+      <w:r>
+        <w:rPr>
+          <w:rFonts w:ascii="Times New Roman" w:hAnsi="Times New Roman"/>
+          <w:i/>
+          <w:lang w:eastAsia="zh-CN"/>
+        </w:rPr>
+        <w:t xml:space="preserve">     </w:t>
+      </w:r>
+      <w:r>
+        <w:rPr>
+          <w:rFonts w:hint="eastAsia" w:ascii="Times New Roman" w:hAnsi="Times New Roman"/>
+          <w:i/>
+          <w:lang w:val="en-US" w:eastAsia="zh-CN"/>
         </w:rPr>
         <w:t xml:space="preserve"> </w:t>
       </w:r>
       <w:r>
         <w:rPr>
-          <w:rStyle w:val="11"/>
-          <w:rFonts w:hint="default" w:ascii="Times New Roman" w:hAnsi="Times New Roman" w:eastAsia="宋体" w:cs="Times New Roman"/>
-          <w:iCs/>
-          <w:color w:val="auto"/>
-          <w:sz w:val="22"/>
-          <w:szCs w:val="22"/>
-          <w:lang w:val="en-US" w:eastAsia="zh-CN" w:bidi="ar-SA"/>
-        </w:rPr>
-        <w:fldChar w:fldCharType="begin"/>
-      </w:r>
-      <w:r>
-        <w:rPr>
-          <w:rStyle w:val="11"/>
-          <w:rFonts w:hint="default" w:ascii="Times New Roman" w:hAnsi="Times New Roman" w:eastAsia="宋体" w:cs="Times New Roman"/>
-          <w:iCs/>
-          <w:color w:val="auto"/>
-          <w:sz w:val="22"/>
-          <w:szCs w:val="22"/>
-          <w:lang w:val="en-US" w:eastAsia="zh-CN" w:bidi="ar-SA"/>
-        </w:rPr>
-        <w:instrText xml:space="preserve"> HYPERLINK "https://github.com/Tokfinity/InfCode" </w:instrText>
-      </w:r>
-      <w:r>
-        <w:rPr>
-          <w:rStyle w:val="11"/>
-          <w:rFonts w:hint="default" w:ascii="Times New Roman" w:hAnsi="Times New Roman" w:eastAsia="宋体" w:cs="Times New Roman"/>
-          <w:iCs/>
-          <w:color w:val="auto"/>
-          <w:sz w:val="22"/>
-          <w:szCs w:val="22"/>
-          <w:lang w:val="en-US" w:eastAsia="zh-CN" w:bidi="ar-SA"/>
-        </w:rPr>
-        <w:fldChar w:fldCharType="separate"/>
-      </w:r>
-      <w:r>
-        <w:rPr>
-          <w:rStyle w:val="11"/>
-          <w:rFonts w:hint="default" w:ascii="Times New Roman" w:hAnsi="Times New Roman" w:eastAsia="宋体" w:cs="Times New Roman"/>
-          <w:iCs/>
-          <w:sz w:val="22"/>
-          <w:szCs w:val="22"/>
-          <w:lang w:val="en-US" w:eastAsia="zh-CN" w:bidi="ar-SA"/>
-        </w:rPr>
-        <w:t>InfCode</w:t>
-      </w:r>
-      <w:r>
-        <w:rPr>
-          <w:rStyle w:val="11"/>
-          <w:rFonts w:hint="default" w:ascii="Times New Roman" w:hAnsi="Times New Roman" w:eastAsia="宋体" w:cs="Times New Roman"/>
-          <w:iCs/>
-          <w:color w:val="auto"/>
-          <w:sz w:val="22"/>
-          <w:szCs w:val="22"/>
-          <w:lang w:val="en-US" w:eastAsia="zh-CN" w:bidi="ar-SA"/>
-        </w:rPr>
-        <w:fldChar w:fldCharType="end"/>
-      </w:r>
-      <w:r>
-        <w:rPr>
-          <w:rStyle w:val="11"/>
-          <w:rFonts w:hint="default" w:ascii="Times New Roman" w:hAnsi="Times New Roman" w:eastAsia="宋体" w:cs="Times New Roman"/>
-          <w:iCs/>
-          <w:color w:val="auto"/>
-          <w:sz w:val="22"/>
-          <w:szCs w:val="22"/>
-          <w:lang w:val="en-US" w:eastAsia="zh-CN" w:bidi="ar-SA"/>
-        </w:rPr>
-        <w:t>, which achieved 1st on</w:t>
-      </w:r>
-      <w:r>
-        <w:rPr>
-          <w:rStyle w:val="11"/>
-          <w:rFonts w:hint="eastAsia" w:ascii="Times New Roman" w:hAnsi="Times New Roman" w:cs="Times New Roman"/>
-          <w:iCs/>
-          <w:color w:val="auto"/>
-          <w:sz w:val="22"/>
-          <w:szCs w:val="22"/>
-          <w:lang w:val="en-US" w:eastAsia="zh-CN" w:bidi="ar-SA"/>
-        </w:rPr>
-        <w:t xml:space="preserve"> </w:t>
-      </w:r>
-      <w:r>
-        <w:rPr>
-          <w:rFonts w:hint="default" w:ascii="Times New Roman" w:hAnsi="Times New Roman" w:eastAsia="宋体" w:cs="Times New Roman"/>
-          <w:iCs/>
-          <w:color w:val="auto"/>
-          <w:sz w:val="22"/>
-          <w:szCs w:val="22"/>
-          <w:u w:val="none"/>
-          <w:lang w:val="en-US" w:eastAsia="zh-CN" w:bidi="ar-SA"/>
-        </w:rPr>
-        <w:fldChar w:fldCharType="begin"/>
-      </w:r>
-      <w:r>
-        <w:rPr>
-          <w:rFonts w:hint="default" w:ascii="Times New Roman" w:hAnsi="Times New Roman" w:eastAsia="宋体" w:cs="Times New Roman"/>
-          <w:iCs/>
-          <w:color w:val="auto"/>
-          <w:sz w:val="22"/>
-          <w:szCs w:val="22"/>
-          <w:u w:val="none"/>
-          <w:lang w:val="en-US" w:eastAsia="zh-CN" w:bidi="ar-SA"/>
-        </w:rPr>
-        <w:instrText xml:space="preserve"> HYPERLINK "https://multi-swe-bench.github.io/" </w:instrText>
-      </w:r>
-      <w:r>
-        <w:rPr>
-          <w:rFonts w:hint="default" w:ascii="Times New Roman" w:hAnsi="Times New Roman" w:eastAsia="宋体" w:cs="Times New Roman"/>
-          <w:iCs/>
-          <w:color w:val="auto"/>
-          <w:sz w:val="22"/>
-          <w:szCs w:val="22"/>
-          <w:u w:val="none"/>
-          <w:lang w:val="en-US" w:eastAsia="zh-CN" w:bidi="ar-SA"/>
-        </w:rPr>
-        <w:fldChar w:fldCharType="separate"/>
-      </w:r>
-      <w:r>
-        <w:rPr>
-          <w:rStyle w:val="11"/>
-          <w:rFonts w:hint="default" w:ascii="Times New Roman" w:hAnsi="Times New Roman" w:eastAsia="宋体" w:cs="Times New Roman"/>
-          <w:iCs/>
-          <w:sz w:val="22"/>
-          <w:szCs w:val="22"/>
-          <w:lang w:val="en-US" w:eastAsia="zh-CN" w:bidi="ar-SA"/>
-        </w:rPr>
-        <w:t>Multi-SWE-bench</w:t>
-      </w:r>
-      <w:r>
-        <w:rPr>
-          <w:rFonts w:hint="default" w:ascii="Times New Roman" w:hAnsi="Times New Roman" w:eastAsia="宋体" w:cs="Times New Roman"/>
-          <w:iCs/>
-          <w:color w:val="auto"/>
-          <w:sz w:val="22"/>
-          <w:szCs w:val="22"/>
-          <w:u w:val="none"/>
-          <w:lang w:val="en-US" w:eastAsia="zh-CN" w:bidi="ar-SA"/>
-        </w:rPr>
-        <w:fldChar w:fldCharType="end"/>
-      </w:r>
-      <w:r>
-        <w:rPr>
-          <w:rStyle w:val="11"/>
-          <w:rFonts w:hint="default" w:ascii="Times New Roman" w:hAnsi="Times New Roman" w:eastAsia="宋体" w:cs="Times New Roman"/>
-          <w:iCs/>
-          <w:color w:val="auto"/>
-          <w:sz w:val="22"/>
-          <w:szCs w:val="22"/>
-          <w:lang w:val="en-US" w:eastAsia="zh-CN" w:bidi="ar-SA"/>
-        </w:rPr>
-        <w:t>(Java/C++) leaderboards.</w:t>
+          <w:rFonts w:ascii="Times New Roman" w:hAnsi="Times New Roman"/>
+          <w:i/>
+          <w:lang w:eastAsia="zh-CN"/>
+        </w:rPr>
+        <w:t xml:space="preserve">  </w:t>
+      </w:r>
+      <w:r>
+        <w:rPr>
+          <w:rFonts w:hint="eastAsia" w:ascii="Times New Roman" w:hAnsi="Times New Roman"/>
+          <w:i/>
+          <w:lang w:val="en-US" w:eastAsia="zh-CN"/>
+        </w:rPr>
+        <w:tab/>
+      </w:r>
+      <w:r>
+        <w:rPr>
+          <w:rFonts w:hint="eastAsia" w:ascii="Times New Roman" w:hAnsi="Times New Roman"/>
+          <w:i/>
+          <w:lang w:val="en-US" w:eastAsia="zh-CN"/>
+        </w:rPr>
+        <w:tab/>
+      </w:r>
+      <w:r>
+        <w:rPr>
+          <w:rFonts w:hint="eastAsia" w:ascii="Times New Roman" w:hAnsi="Times New Roman"/>
+          <w:i/>
+          <w:lang w:val="en-US" w:eastAsia="zh-CN"/>
+        </w:rPr>
+        <w:tab/>
+      </w:r>
+      <w:r>
+        <w:rPr>
+          <w:rFonts w:hint="eastAsia" w:ascii="Times New Roman" w:hAnsi="Times New Roman"/>
+          <w:i/>
+          <w:lang w:val="en-US" w:eastAsia="zh-CN"/>
+        </w:rPr>
+        <w:tab/>
+      </w:r>
+      <w:r>
+        <w:rPr>
+          <w:rFonts w:hint="eastAsia" w:ascii="Times New Roman" w:hAnsi="Times New Roman"/>
+          <w:i/>
+          <w:lang w:val="en-US" w:eastAsia="zh-CN"/>
+        </w:rPr>
+        <w:tab/>
+      </w:r>
+      <w:r>
+        <w:rPr>
+          <w:rFonts w:hint="eastAsia" w:ascii="Times New Roman" w:hAnsi="Times New Roman"/>
+          <w:i/>
+          <w:lang w:val="en-US" w:eastAsia="zh-CN"/>
+        </w:rPr>
+        <w:tab/>
+      </w:r>
+      <w:r>
+        <w:rPr>
+          <w:rFonts w:hint="eastAsia" w:ascii="Times New Roman" w:hAnsi="Times New Roman"/>
+          <w:i/>
+          <w:lang w:val="en-US" w:eastAsia="zh-CN"/>
+        </w:rPr>
+        <w:tab/>
+      </w:r>
+      <w:r>
+        <w:rPr>
+          <w:rFonts w:hint="eastAsia" w:ascii="Times New Roman" w:hAnsi="Times New Roman"/>
+          <w:i/>
+          <w:lang w:val="en-US" w:eastAsia="zh-CN"/>
+        </w:rPr>
+        <w:tab/>
+      </w:r>
+      <w:r>
+        <w:rPr>
+          <w:rFonts w:hint="eastAsia" w:ascii="Times New Roman" w:hAnsi="Times New Roman"/>
+          <w:i/>
+          <w:lang w:val="en-US" w:eastAsia="zh-CN"/>
+        </w:rPr>
+        <w:tab/>
+      </w:r>
+      <w:r>
+        <w:rPr>
+          <w:rFonts w:hint="eastAsia" w:ascii="Times New Roman" w:hAnsi="Times New Roman"/>
+          <w:i/>
+          <w:lang w:val="en-US" w:eastAsia="zh-CN"/>
+        </w:rPr>
+        <w:tab/>
+      </w:r>
+      <w:r>
+        <w:rPr>
+          <w:rFonts w:ascii="Times New Roman" w:hAnsi="Times New Roman"/>
+          <w:i/>
+          <w:lang w:eastAsia="zh-CN"/>
+        </w:rPr>
+        <w:tab/>
+      </w:r>
+      <w:r>
+        <w:rPr>
+          <w:rFonts w:hint="eastAsia" w:ascii="Times New Roman" w:hAnsi="Times New Roman"/>
+          <w:i/>
+          <w:lang w:val="en-US" w:eastAsia="zh-CN"/>
+        </w:rPr>
+        <w:tab/>
+      </w:r>
+      <w:r>
+        <w:rPr>
+          <w:rFonts w:hint="eastAsia" w:ascii="Times New Roman" w:hAnsi="Times New Roman"/>
+          <w:iCs/>
+          <w:lang w:val="en-US" w:eastAsia="zh-CN"/>
+        </w:rPr>
+        <w:t>Apr</w:t>
+      </w:r>
+      <w:r>
+        <w:rPr>
+          <w:rFonts w:ascii="Times New Roman" w:hAnsi="Times New Roman"/>
+          <w:iCs/>
+          <w:lang w:eastAsia="zh-CN"/>
+        </w:rPr>
+        <w:t xml:space="preserve"> 202</w:t>
+      </w:r>
+      <w:r>
+        <w:rPr>
+          <w:rFonts w:hint="eastAsia" w:ascii="Times New Roman" w:hAnsi="Times New Roman"/>
+          <w:iCs/>
+          <w:lang w:val="en-US" w:eastAsia="zh-CN"/>
+        </w:rPr>
+        <w:t>5-Jul 2025</w:t>
       </w:r>
     </w:p>
     <w:p>
       <w:pPr>
-        <w:widowControl w:val="0"/>
-        <w:spacing w:after="0" w:line="300" w:lineRule="exact"/>
-        <w:jc w:val="both"/>
-        <w:rPr>
-          <w:rStyle w:val="11"/>
-          <w:rFonts w:ascii="Times New Roman" w:hAnsi="Times New Roman" w:eastAsia="宋体" w:cs="Times New Roman"/>
-          <w:iCs/>
-          <w:color w:val="auto"/>
-          <w:sz w:val="22"/>
-          <w:szCs w:val="22"/>
-          <w:lang w:val="en-US" w:eastAsia="zh-CN" w:bidi="ar-SA"/>
-        </w:rPr>
-      </w:pPr>
-      <w:r>
-        <w:rPr>
-          <w:rFonts w:hint="eastAsia" w:ascii="Times New Roman" w:hAnsi="Times New Roman"/>
-          <w:i/>
-          <w:lang w:val="en-US" w:eastAsia="zh-CN"/>
-        </w:rPr>
-        <w:fldChar w:fldCharType="begin"/>
-      </w:r>
-      <w:r>
-        <w:rPr>
-          <w:rFonts w:hint="eastAsia" w:ascii="Times New Roman" w:hAnsi="Times New Roman"/>
-          <w:i/>
-          <w:lang w:val="en-US" w:eastAsia="zh-CN"/>
-        </w:rPr>
-        <w:instrText xml:space="preserve"> HYPERLINK "https://www.4paradigm.com/" </w:instrText>
-      </w:r>
-      <w:r>
-        <w:rPr>
-          <w:rFonts w:hint="eastAsia" w:ascii="Times New Roman" w:hAnsi="Times New Roman"/>
-          <w:i/>
-          <w:lang w:val="en-US" w:eastAsia="zh-CN"/>
-        </w:rPr>
-        <w:fldChar w:fldCharType="separate"/>
-      </w:r>
-      <w:r>
-        <w:rPr>
-          <w:rStyle w:val="11"/>
-          <w:rFonts w:hint="eastAsia" w:ascii="Times New Roman" w:hAnsi="Times New Roman"/>
-          <w:i/>
-          <w:lang w:val="en-US" w:eastAsia="zh-CN"/>
-        </w:rPr>
-        <w:t>4Paradigm</w:t>
-      </w:r>
-      <w:r>
-        <w:rPr>
-          <w:rFonts w:hint="eastAsia" w:ascii="Times New Roman" w:hAnsi="Times New Roman"/>
-          <w:i/>
-          <w:lang w:val="en-US" w:eastAsia="zh-CN"/>
-        </w:rPr>
-        <w:fldChar w:fldCharType="end"/>
-      </w:r>
-      <w:r>
-        <w:rPr>
-          <w:rFonts w:hint="eastAsia" w:ascii="Times New Roman" w:hAnsi="Times New Roman"/>
-          <w:i/>
-          <w:lang w:val="en-US" w:eastAsia="zh-CN"/>
-        </w:rPr>
-        <w:t>, Beijing, China</w:t>
-      </w:r>
-      <w:r>
-        <w:rPr>
-          <w:rFonts w:ascii="Times New Roman" w:hAnsi="Times New Roman"/>
-          <w:i/>
-          <w:lang w:eastAsia="zh-CN"/>
-        </w:rPr>
-        <w:t xml:space="preserve">     </w:t>
-      </w:r>
-      <w:r>
-        <w:rPr>
-          <w:rFonts w:hint="eastAsia" w:ascii="Times New Roman" w:hAnsi="Times New Roman"/>
-          <w:i/>
-          <w:lang w:val="en-US" w:eastAsia="zh-CN"/>
-        </w:rPr>
-        <w:t xml:space="preserve"> </w:t>
-      </w:r>
-      <w:r>
-        <w:rPr>
-          <w:rFonts w:ascii="Times New Roman" w:hAnsi="Times New Roman"/>
-          <w:i/>
-          <w:lang w:eastAsia="zh-CN"/>
-        </w:rPr>
-        <w:t xml:space="preserve">  </w:t>
-      </w:r>
-      <w:r>
-        <w:rPr>
-          <w:rFonts w:hint="eastAsia" w:ascii="Times New Roman" w:hAnsi="Times New Roman"/>
-          <w:i/>
-          <w:lang w:val="en-US" w:eastAsia="zh-CN"/>
-        </w:rPr>
-        <w:tab/>
-      </w:r>
-      <w:r>
-        <w:rPr>
-          <w:rFonts w:hint="eastAsia" w:ascii="Times New Roman" w:hAnsi="Times New Roman"/>
-          <w:i/>
-          <w:lang w:val="en-US" w:eastAsia="zh-CN"/>
-        </w:rPr>
-        <w:tab/>
-      </w:r>
-      <w:r>
-        <w:rPr>
-          <w:rFonts w:hint="eastAsia" w:ascii="Times New Roman" w:hAnsi="Times New Roman"/>
-          <w:i/>
-          <w:lang w:val="en-US" w:eastAsia="zh-CN"/>
-        </w:rPr>
-        <w:tab/>
-      </w:r>
-      <w:r>
-        <w:rPr>
-          <w:rFonts w:hint="eastAsia" w:ascii="Times New Roman" w:hAnsi="Times New Roman"/>
-          <w:i/>
-          <w:lang w:val="en-US" w:eastAsia="zh-CN"/>
-        </w:rPr>
-        <w:tab/>
-      </w:r>
-      <w:r>
-        <w:rPr>
-          <w:rFonts w:hint="eastAsia" w:ascii="Times New Roman" w:hAnsi="Times New Roman"/>
-          <w:i/>
-          <w:lang w:val="en-US" w:eastAsia="zh-CN"/>
-        </w:rPr>
-        <w:tab/>
-      </w:r>
-      <w:r>
-        <w:rPr>
-          <w:rFonts w:hint="eastAsia" w:ascii="Times New Roman" w:hAnsi="Times New Roman"/>
-          <w:i/>
-          <w:lang w:val="en-US" w:eastAsia="zh-CN"/>
-        </w:rPr>
-        <w:tab/>
-      </w:r>
-      <w:r>
-        <w:rPr>
-          <w:rFonts w:hint="eastAsia" w:ascii="Times New Roman" w:hAnsi="Times New Roman"/>
-          <w:i/>
-          <w:lang w:val="en-US" w:eastAsia="zh-CN"/>
-        </w:rPr>
-        <w:tab/>
-      </w:r>
-      <w:r>
-        <w:rPr>
-          <w:rFonts w:hint="eastAsia" w:ascii="Times New Roman" w:hAnsi="Times New Roman"/>
-          <w:i/>
-          <w:lang w:val="en-US" w:eastAsia="zh-CN"/>
-        </w:rPr>
-        <w:tab/>
-      </w:r>
-      <w:r>
-        <w:rPr>
-          <w:rFonts w:hint="eastAsia" w:ascii="Times New Roman" w:hAnsi="Times New Roman"/>
-          <w:i/>
-          <w:lang w:val="en-US" w:eastAsia="zh-CN"/>
-        </w:rPr>
-        <w:tab/>
-      </w:r>
-      <w:r>
-        <w:rPr>
-          <w:rFonts w:hint="eastAsia" w:ascii="Times New Roman" w:hAnsi="Times New Roman"/>
-          <w:i/>
-          <w:lang w:val="en-US" w:eastAsia="zh-CN"/>
-        </w:rPr>
-        <w:tab/>
-      </w:r>
-      <w:r>
-        <w:rPr>
-          <w:rFonts w:ascii="Times New Roman" w:hAnsi="Times New Roman"/>
-          <w:i/>
-          <w:lang w:eastAsia="zh-CN"/>
-        </w:rPr>
-        <w:tab/>
-      </w:r>
-      <w:r>
-        <w:rPr>
-          <w:rFonts w:hint="eastAsia" w:ascii="Times New Roman" w:hAnsi="Times New Roman"/>
-          <w:i/>
-          <w:lang w:val="en-US" w:eastAsia="zh-CN"/>
-        </w:rPr>
-        <w:tab/>
-      </w:r>
-      <w:r>
-        <w:rPr>
-          <w:rFonts w:hint="eastAsia" w:ascii="Times New Roman" w:hAnsi="Times New Roman"/>
-          <w:iCs/>
-          <w:lang w:val="en-US" w:eastAsia="zh-CN"/>
-        </w:rPr>
-        <w:t>Apr</w:t>
-      </w:r>
-      <w:r>
-        <w:rPr>
-          <w:rFonts w:ascii="Times New Roman" w:hAnsi="Times New Roman"/>
-          <w:iCs/>
-          <w:lang w:eastAsia="zh-CN"/>
-        </w:rPr>
-        <w:t xml:space="preserve"> 202</w:t>
-      </w:r>
-      <w:r>
-        <w:rPr>
-          <w:rFonts w:hint="eastAsia" w:ascii="Times New Roman" w:hAnsi="Times New Roman"/>
-          <w:iCs/>
-          <w:lang w:val="en-US" w:eastAsia="zh-CN"/>
-        </w:rPr>
-        <w:t>5-Jul 2025</w:t>
-      </w:r>
-    </w:p>
-    <w:p>
-      <w:pPr>
-        <w:pStyle w:val="15"/>
+        <w:pStyle w:val="16"/>
         <w:widowControl w:val="0"/>
         <w:numPr>
           <w:ilvl w:val="0"/>
@@ -3723,7 +4494,7 @@
         <w:ind w:left="714" w:hanging="357"/>
         <w:jc w:val="both"/>
         <w:rPr>
-          <w:rStyle w:val="11"/>
+          <w:rStyle w:val="12"/>
           <w:rFonts w:ascii="Times New Roman" w:hAnsi="Times New Roman" w:eastAsia="宋体" w:cs="Times New Roman"/>
           <w:iCs/>
           <w:color w:val="auto"/>
@@ -3734,7 +4505,7 @@
       </w:pPr>
       <w:r>
         <w:rPr>
-          <w:rStyle w:val="11"/>
+          <w:rStyle w:val="12"/>
           <w:rFonts w:ascii="Times New Roman" w:hAnsi="Times New Roman" w:eastAsia="宋体" w:cs="Times New Roman"/>
           <w:iCs/>
           <w:color w:val="auto"/>
@@ -3747,7 +4518,7 @@
       </w:r>
       <w:r>
         <w:rPr>
-          <w:rStyle w:val="11"/>
+          <w:rStyle w:val="12"/>
           <w:rFonts w:ascii="Times New Roman" w:hAnsi="Times New Roman" w:eastAsia="宋体" w:cs="Times New Roman"/>
           <w:iCs/>
           <w:color w:val="auto"/>
@@ -3760,7 +4531,7 @@
       </w:r>
       <w:r>
         <w:rPr>
-          <w:rStyle w:val="11"/>
+          <w:rStyle w:val="12"/>
           <w:rFonts w:ascii="Times New Roman" w:hAnsi="Times New Roman" w:eastAsia="宋体" w:cs="Times New Roman"/>
           <w:iCs/>
           <w:color w:val="auto"/>
@@ -3773,7 +4544,7 @@
       </w:r>
       <w:r>
         <w:rPr>
-          <w:rStyle w:val="11"/>
+          <w:rStyle w:val="12"/>
           <w:rFonts w:ascii="Times New Roman" w:hAnsi="Times New Roman" w:eastAsia="宋体" w:cs="Times New Roman"/>
           <w:iCs/>
           <w:color w:val="auto"/>
@@ -3786,7 +4557,7 @@
       </w:r>
       <w:r>
         <w:rPr>
-          <w:rStyle w:val="11"/>
+          <w:rStyle w:val="12"/>
           <w:rFonts w:ascii="Times New Roman" w:hAnsi="Times New Roman" w:eastAsia="宋体" w:cs="Times New Roman"/>
           <w:iCs/>
           <w:sz w:val="22"/>
@@ -3797,7 +4568,7 @@
       </w:r>
       <w:r>
         <w:rPr>
-          <w:rStyle w:val="11"/>
+          <w:rStyle w:val="12"/>
           <w:rFonts w:ascii="Times New Roman" w:hAnsi="Times New Roman" w:eastAsia="宋体" w:cs="Times New Roman"/>
           <w:iCs/>
           <w:color w:val="auto"/>
@@ -3810,7 +4581,7 @@
       </w:r>
       <w:r>
         <w:rPr>
-          <w:rStyle w:val="11"/>
+          <w:rStyle w:val="12"/>
           <w:rFonts w:ascii="Times New Roman" w:hAnsi="Times New Roman" w:eastAsia="宋体" w:cs="Times New Roman"/>
           <w:iCs/>
           <w:color w:val="auto"/>
@@ -3855,7 +4626,7 @@
     </w:p>
     <w:p>
       <w:pPr>
-        <w:pStyle w:val="16"/>
+        <w:pStyle w:val="17"/>
         <w:spacing w:line="300" w:lineRule="exact"/>
         <w:rPr>
           <w:rFonts w:hint="eastAsia" w:ascii="Times New Roman" w:hAnsi="Times New Roman"/>
@@ -3969,7 +4740,7 @@
     </w:p>
     <w:p>
       <w:pPr>
-        <w:pStyle w:val="16"/>
+        <w:pStyle w:val="17"/>
         <w:spacing w:line="300" w:lineRule="exact"/>
         <w:rPr>
           <w:rFonts w:hint="default" w:ascii="Times New Roman" w:hAnsi="Times New Roman" w:cs="Times New Roman"/>
@@ -4107,7 +4878,7 @@
 <w:hdr xmlns:wpc="http://schemas.microsoft.com/office/word/2010/wordprocessingCanvas" xmlns:mc="http://schemas.openxmlformats.org/markup-compatibility/2006" xmlns:o="urn:schemas-microsoft-com:office:office" xmlns:r="http://schemas.openxmlformats.org/officeDocument/2006/relationships" xmlns:m="http://schemas.openxmlformats.org/officeDocument/2006/math" xmlns:v="urn:schemas-microsoft-com:vml" xmlns:wp14="http://schemas.microsoft.com/office/word/2010/wordprocessingDrawing" xmlns:wp="http://schemas.openxmlformats.org/drawingml/2006/wordprocessingDrawing" xmlns:w10="urn:schemas-microsoft-com:office:word" xmlns:w="http://schemas.openxmlformats.org/wordprocessingml/2006/main" xmlns:w14="http://schemas.microsoft.com/office/word/2010/wordml" xmlns:w15="http://schemas.microsoft.com/office/word/2012/wordml" xmlns:wpg="http://schemas.microsoft.com/office/word/2010/wordprocessingGroup" xmlns:wpi="http://schemas.microsoft.com/office/word/2010/wordprocessingInk" xmlns:wne="http://schemas.microsoft.com/office/word/2006/wordml" xmlns:wps="http://schemas.microsoft.com/office/word/2010/wordprocessingShape" xmlns:wpsCustomData="http://www.wps.cn/officeDocument/2013/wpsCustomData" mc:Ignorable="w14 w15 wp14">
   <w:p>
     <w:pPr>
-      <w:pStyle w:val="16"/>
+      <w:pStyle w:val="17"/>
       <w:spacing w:before="100" w:beforeAutospacing="1" w:after="120" w:afterLines="50"/>
       <w:jc w:val="center"/>
       <w:rPr>
@@ -4151,7 +4922,7 @@
   </w:p>
   <w:p>
     <w:pPr>
-      <w:pStyle w:val="16"/>
+      <w:pStyle w:val="17"/>
       <w:spacing w:after="120"/>
       <w:jc w:val="center"/>
       <w:rPr>
@@ -4203,7 +4974,7 @@
     </w:r>
     <w:r>
       <w:rPr>
-        <w:rStyle w:val="11"/>
+        <w:rStyle w:val="12"/>
         <w:rFonts w:hint="eastAsia" w:ascii="Times New Roman" w:hAnsi="Times New Roman"/>
         <w:sz w:val="21"/>
         <w:szCs w:val="21"/>
@@ -4213,7 +4984,7 @@
     </w:r>
     <w:r>
       <w:rPr>
-        <w:rStyle w:val="11"/>
+        <w:rStyle w:val="12"/>
         <w:rFonts w:ascii="Times New Roman" w:hAnsi="Times New Roman"/>
         <w:sz w:val="21"/>
         <w:szCs w:val="21"/>
@@ -4223,7 +4994,7 @@
     </w:r>
     <w:r>
       <w:rPr>
-        <w:rStyle w:val="11"/>
+        <w:rStyle w:val="12"/>
         <w:rFonts w:hint="eastAsia" w:ascii="Times New Roman" w:hAnsi="Times New Roman"/>
         <w:sz w:val="21"/>
         <w:szCs w:val="21"/>
@@ -4233,7 +5004,7 @@
     </w:r>
     <w:r>
       <w:rPr>
-        <w:rStyle w:val="11"/>
+        <w:rStyle w:val="12"/>
         <w:rFonts w:ascii="Times New Roman" w:hAnsi="Times New Roman"/>
         <w:sz w:val="21"/>
         <w:szCs w:val="21"/>
@@ -4243,7 +5014,7 @@
     </w:r>
     <w:r>
       <w:rPr>
-        <w:rStyle w:val="11"/>
+        <w:rStyle w:val="12"/>
         <w:rFonts w:hint="eastAsia" w:ascii="Times New Roman" w:hAnsi="Times New Roman"/>
         <w:sz w:val="21"/>
         <w:szCs w:val="21"/>
@@ -4253,7 +5024,7 @@
     </w:r>
     <w:r>
       <w:rPr>
-        <w:rStyle w:val="11"/>
+        <w:rStyle w:val="12"/>
         <w:rFonts w:ascii="Times New Roman" w:hAnsi="Times New Roman"/>
         <w:sz w:val="21"/>
         <w:szCs w:val="21"/>
@@ -4263,7 +5034,7 @@
     </w:r>
     <w:r>
       <w:rPr>
-        <w:rStyle w:val="11"/>
+        <w:rStyle w:val="12"/>
         <w:rFonts w:hint="eastAsia" w:ascii="Times New Roman" w:hAnsi="Times New Roman"/>
         <w:sz w:val="21"/>
         <w:szCs w:val="21"/>
@@ -4320,7 +5091,7 @@
     </w:r>
     <w:r>
       <w:rPr>
-        <w:rStyle w:val="11"/>
+        <w:rStyle w:val="12"/>
         <w:rFonts w:ascii="Times New Roman" w:hAnsi="Times New Roman"/>
         <w:sz w:val="21"/>
         <w:szCs w:val="21"/>
@@ -4381,7 +5152,7 @@
     </w:r>
     <w:r>
       <w:rPr>
-        <w:rStyle w:val="11"/>
+        <w:rStyle w:val="12"/>
         <w:rFonts w:ascii="Times New Roman" w:hAnsi="Times New Roman"/>
         <w:sz w:val="21"/>
         <w:szCs w:val="21"/>
@@ -5168,14 +5939,14 @@
       <w:lang w:val="en-US" w:eastAsia="zh-TW" w:bidi="ar-SA"/>
     </w:rPr>
   </w:style>
-  <w:style w:type="character" w:default="1" w:styleId="7">
+  <w:style w:type="character" w:default="1" w:styleId="8">
     <w:name w:val="Default Paragraph Font"/>
     <w:semiHidden/>
     <w:unhideWhenUsed/>
     <w:qFormat/>
     <w:uiPriority w:val="1"/>
   </w:style>
-  <w:style w:type="table" w:default="1" w:styleId="6">
+  <w:style w:type="table" w:default="1" w:styleId="7">
     <w:name w:val="Normal Table"/>
     <w:semiHidden/>
     <w:unhideWhenUsed/>
@@ -5193,7 +5964,7 @@
   <w:style w:type="paragraph" w:styleId="2">
     <w:name w:val="annotation text"/>
     <w:basedOn w:val="1"/>
-    <w:link w:val="21"/>
+    <w:link w:val="22"/>
     <w:semiHidden/>
     <w:unhideWhenUsed/>
     <w:qFormat/>
@@ -5202,7 +5973,7 @@
   <w:style w:type="paragraph" w:styleId="3">
     <w:name w:val="footer"/>
     <w:basedOn w:val="1"/>
-    <w:link w:val="14"/>
+    <w:link w:val="15"/>
     <w:unhideWhenUsed/>
     <w:qFormat/>
     <w:uiPriority w:val="99"/>
@@ -5221,7 +5992,7 @@
   <w:style w:type="paragraph" w:styleId="4">
     <w:name w:val="header"/>
     <w:basedOn w:val="1"/>
-    <w:link w:val="13"/>
+    <w:link w:val="14"/>
     <w:unhideWhenUsed/>
     <w:qFormat/>
     <w:uiPriority w:val="99"/>
@@ -5242,10 +6013,27 @@
     </w:rPr>
   </w:style>
   <w:style w:type="paragraph" w:styleId="5">
+    <w:name w:val="Normal (Web)"/>
+    <w:basedOn w:val="1"/>
+    <w:semiHidden/>
+    <w:unhideWhenUsed/>
+    <w:uiPriority w:val="99"/>
+    <w:pPr>
+      <w:spacing w:before="0" w:beforeAutospacing="1" w:after="0" w:afterAutospacing="1"/>
+      <w:ind w:left="0" w:right="0"/>
+      <w:jc w:val="left"/>
+    </w:pPr>
+    <w:rPr>
+      <w:kern w:val="0"/>
+      <w:sz w:val="24"/>
+      <w:lang w:val="en-US" w:eastAsia="zh-CN" w:bidi="ar"/>
+    </w:rPr>
+  </w:style>
+  <w:style w:type="paragraph" w:styleId="6">
     <w:name w:val="annotation subject"/>
     <w:basedOn w:val="2"/>
     <w:next w:val="2"/>
-    <w:link w:val="22"/>
+    <w:link w:val="23"/>
     <w:semiHidden/>
     <w:unhideWhenUsed/>
     <w:qFormat/>
@@ -5255,7 +6043,7 @@
       <w:bCs/>
     </w:rPr>
   </w:style>
-  <w:style w:type="character" w:styleId="8">
+  <w:style w:type="character" w:styleId="9">
     <w:name w:val="Strong"/>
     <w:qFormat/>
     <w:uiPriority w:val="22"/>
@@ -5264,9 +6052,9 @@
       <w:bCs/>
     </w:rPr>
   </w:style>
-  <w:style w:type="character" w:styleId="9">
+  <w:style w:type="character" w:styleId="10">
     <w:name w:val="FollowedHyperlink"/>
-    <w:basedOn w:val="7"/>
+    <w:basedOn w:val="8"/>
     <w:semiHidden/>
     <w:unhideWhenUsed/>
     <w:qFormat/>
@@ -5281,9 +6069,9 @@
       </w14:textFill>
     </w:rPr>
   </w:style>
-  <w:style w:type="character" w:styleId="10">
+  <w:style w:type="character" w:styleId="11">
     <w:name w:val="Emphasis"/>
-    <w:basedOn w:val="7"/>
+    <w:basedOn w:val="8"/>
     <w:qFormat/>
     <w:uiPriority w:val="20"/>
     <w:rPr>
@@ -5291,9 +6079,9 @@
       <w:iCs/>
     </w:rPr>
   </w:style>
-  <w:style w:type="character" w:styleId="11">
+  <w:style w:type="character" w:styleId="12">
     <w:name w:val="Hyperlink"/>
-    <w:basedOn w:val="7"/>
+    <w:basedOn w:val="8"/>
     <w:unhideWhenUsed/>
     <w:qFormat/>
     <w:uiPriority w:val="99"/>
@@ -5302,9 +6090,9 @@
       <w:u w:val="single"/>
     </w:rPr>
   </w:style>
-  <w:style w:type="character" w:styleId="12">
+  <w:style w:type="character" w:styleId="13">
     <w:name w:val="annotation reference"/>
-    <w:basedOn w:val="7"/>
+    <w:basedOn w:val="8"/>
     <w:semiHidden/>
     <w:unhideWhenUsed/>
     <w:qFormat/>
@@ -5314,9 +6102,9 @@
       <w:szCs w:val="21"/>
     </w:rPr>
   </w:style>
-  <w:style w:type="character" w:customStyle="1" w:styleId="13">
+  <w:style w:type="character" w:customStyle="1" w:styleId="14">
     <w:name w:val="页眉 字符"/>
-    <w:basedOn w:val="7"/>
+    <w:basedOn w:val="8"/>
     <w:link w:val="4"/>
     <w:qFormat/>
     <w:uiPriority w:val="99"/>
@@ -5325,9 +6113,9 @@
       <w:szCs w:val="18"/>
     </w:rPr>
   </w:style>
-  <w:style w:type="character" w:customStyle="1" w:styleId="14">
+  <w:style w:type="character" w:customStyle="1" w:styleId="15">
     <w:name w:val="页脚 字符"/>
-    <w:basedOn w:val="7"/>
+    <w:basedOn w:val="8"/>
     <w:link w:val="3"/>
     <w:qFormat/>
     <w:uiPriority w:val="99"/>
@@ -5336,7 +6124,7 @@
       <w:szCs w:val="18"/>
     </w:rPr>
   </w:style>
-  <w:style w:type="paragraph" w:customStyle="1" w:styleId="15">
+  <w:style w:type="paragraph" w:customStyle="1" w:styleId="16">
     <w:name w:val="列出段落1"/>
     <w:basedOn w:val="1"/>
     <w:qFormat/>
@@ -5346,7 +6134,7 @@
       <w:contextualSpacing/>
     </w:pPr>
   </w:style>
-  <w:style w:type="paragraph" w:customStyle="1" w:styleId="16">
+  <w:style w:type="paragraph" w:customStyle="1" w:styleId="17">
     <w:name w:val="无间隔1"/>
     <w:qFormat/>
     <w:uiPriority w:val="1"/>
@@ -5357,7 +6145,7 @@
       <w:lang w:val="en-US" w:eastAsia="zh-TW" w:bidi="ar-SA"/>
     </w:rPr>
   </w:style>
-  <w:style w:type="paragraph" w:styleId="17">
+  <w:style w:type="paragraph" w:styleId="18">
     <w:name w:val="List Paragraph"/>
     <w:basedOn w:val="1"/>
     <w:qFormat/>
@@ -5366,7 +6154,7 @@
       <w:ind w:firstLine="420" w:firstLineChars="200"/>
     </w:pPr>
   </w:style>
-  <w:style w:type="paragraph" w:customStyle="1" w:styleId="18">
+  <w:style w:type="paragraph" w:customStyle="1" w:styleId="19">
     <w:name w:val="修订1"/>
     <w:hidden/>
     <w:semiHidden/>
@@ -5379,9 +6167,9 @@
       <w:lang w:val="en-US" w:eastAsia="zh-TW" w:bidi="ar-SA"/>
     </w:rPr>
   </w:style>
-  <w:style w:type="character" w:customStyle="1" w:styleId="19">
+  <w:style w:type="character" w:customStyle="1" w:styleId="20">
     <w:name w:val="未处理的提及1"/>
-    <w:basedOn w:val="7"/>
+    <w:basedOn w:val="8"/>
     <w:semiHidden/>
     <w:unhideWhenUsed/>
     <w:qFormat/>
@@ -5391,7 +6179,7 @@
       <w:shd w:val="clear" w:color="auto" w:fill="E1DFDD"/>
     </w:rPr>
   </w:style>
-  <w:style w:type="paragraph" w:customStyle="1" w:styleId="20">
+  <w:style w:type="paragraph" w:customStyle="1" w:styleId="21">
     <w:name w:val="修订2"/>
     <w:hidden/>
     <w:semiHidden/>
@@ -5404,9 +6192,9 @@
       <w:lang w:val="en-US" w:eastAsia="zh-TW" w:bidi="ar-SA"/>
     </w:rPr>
   </w:style>
-  <w:style w:type="character" w:customStyle="1" w:styleId="21">
+  <w:style w:type="character" w:customStyle="1" w:styleId="22">
     <w:name w:val="批注文字 字符"/>
-    <w:basedOn w:val="7"/>
+    <w:basedOn w:val="8"/>
     <w:link w:val="2"/>
     <w:semiHidden/>
     <w:qFormat/>
@@ -5418,10 +6206,10 @@
       <w:lang w:eastAsia="zh-TW"/>
     </w:rPr>
   </w:style>
-  <w:style w:type="character" w:customStyle="1" w:styleId="22">
+  <w:style w:type="character" w:customStyle="1" w:styleId="23">
     <w:name w:val="批注主题 字符"/>
-    <w:basedOn w:val="21"/>
-    <w:link w:val="5"/>
+    <w:basedOn w:val="22"/>
+    <w:link w:val="6"/>
     <w:semiHidden/>
     <w:qFormat/>
     <w:uiPriority w:val="99"/>
@@ -5434,7 +6222,7 @@
       <w:lang w:eastAsia="zh-TW"/>
     </w:rPr>
   </w:style>
-  <w:style w:type="paragraph" w:customStyle="1" w:styleId="23">
+  <w:style w:type="paragraph" w:customStyle="1" w:styleId="24">
     <w:name w:val="修订3"/>
     <w:hidden/>
     <w:unhideWhenUsed/>
@@ -5447,7 +6235,7 @@
       <w:lang w:val="en-US" w:eastAsia="zh-TW" w:bidi="ar-SA"/>
     </w:rPr>
   </w:style>
-  <w:style w:type="paragraph" w:customStyle="1" w:styleId="24">
+  <w:style w:type="paragraph" w:customStyle="1" w:styleId="25">
     <w:name w:val="修订4"/>
     <w:hidden/>
     <w:unhideWhenUsed/>
@@ -5460,9 +6248,9 @@
       <w:lang w:val="en-US" w:eastAsia="zh-TW" w:bidi="ar-SA"/>
     </w:rPr>
   </w:style>
-  <w:style w:type="character" w:customStyle="1" w:styleId="25">
+  <w:style w:type="character" w:customStyle="1" w:styleId="26">
     <w:name w:val="未处理的提及2"/>
-    <w:basedOn w:val="7"/>
+    <w:basedOn w:val="8"/>
     <w:semiHidden/>
     <w:unhideWhenUsed/>
     <w:qFormat/>
@@ -5472,9 +6260,9 @@
       <w:shd w:val="clear" w:color="auto" w:fill="E1DFDD"/>
     </w:rPr>
   </w:style>
-  <w:style w:type="character" w:customStyle="1" w:styleId="26">
+  <w:style w:type="character" w:customStyle="1" w:styleId="27">
     <w:name w:val="Unresolved Mention"/>
-    <w:basedOn w:val="7"/>
+    <w:basedOn w:val="8"/>
     <w:semiHidden/>
     <w:unhideWhenUsed/>
     <w:qFormat/>

--- a/files/CV-Hongyue_Yu-Beihang.docx
+++ b/files/CV-Hongyue_Yu-Beihang.docx
@@ -701,7 +701,7 @@
           <w:rFonts w:hint="eastAsia" w:ascii="Times New Roman" w:hAnsi="Times New Roman"/>
           <w:lang w:val="en-US" w:eastAsia="zh-CN"/>
         </w:rPr>
-        <w:t>75</w:t>
+        <w:t>74</w:t>
       </w:r>
       <w:r>
         <w:rPr>
@@ -840,6 +840,8 @@
         </w:rPr>
         <w:t>RESEARCH INTERESTS</w:t>
       </w:r>
+      <w:bookmarkStart w:id="2" w:name="_GoBack"/>
+      <w:bookmarkEnd w:id="2"/>
     </w:p>
     <w:p>
       <w:pPr>
@@ -3145,20 +3147,7 @@
           <w:u w:val="none"/>
           <w:lang w:eastAsia="zh-CN"/>
         </w:rPr>
-        <w:t>, a repository-level coevolutionary framework that reframes issu</w:t>
-      </w:r>
-      <w:bookmarkStart w:id="2" w:name="_GoBack"/>
-      <w:bookmarkEnd w:id="2"/>
-      <w:r>
-        <w:rPr>
-          <w:rStyle w:val="12"/>
-          <w:rFonts w:ascii="Times New Roman" w:hAnsi="Times New Roman"/>
-          <w:iCs/>
-          <w:color w:val="auto"/>
-          <w:u w:val="none"/>
-          <w:lang w:eastAsia="zh-CN"/>
-        </w:rPr>
-        <w:t xml:space="preserve">e resolution as a </w:t>
+        <w:t xml:space="preserve">, a repository-level coevolutionary framework that reframes issue resolution as a </w:t>
       </w:r>
       <w:r>
         <w:rPr>
@@ -5767,7 +5756,7 @@
     <w:lsdException w:uiPriority="99" w:name="Document Map"/>
     <w:lsdException w:uiPriority="99" w:name="Plain Text"/>
     <w:lsdException w:uiPriority="99" w:name="E-mail Signature"/>
-    <w:lsdException w:uiPriority="99" w:name="Normal (Web)"/>
+    <w:lsdException w:qFormat="1" w:uiPriority="99" w:name="Normal (Web)"/>
     <w:lsdException w:uiPriority="99" w:name="HTML Acronym"/>
     <w:lsdException w:uiPriority="99" w:name="HTML Address"/>
     <w:lsdException w:uiPriority="99" w:name="HTML Cite"/>
@@ -6017,6 +6006,7 @@
     <w:basedOn w:val="1"/>
     <w:semiHidden/>
     <w:unhideWhenUsed/>
+    <w:qFormat/>
     <w:uiPriority w:val="99"/>
     <w:pPr>
       <w:spacing w:before="0" w:beforeAutospacing="1" w:after="0" w:afterAutospacing="1"/>
